--- a/public/templates/official/sepultamento/ordem-sepultamento.docx
+++ b/public/templates/official/sepultamento/ordem-sepultamento.docx
@@ -30,73 +30,741 @@
         <w:gridCol w:w="2405"/>
       </w:tblGrid>
       <w:tr>
+        <w:trPr/>
+        <w:tc>
+          <w:tcPr>
+            <w:tcW w:w="9913" w:type="dxa"/>
+            <w:gridSpan w:val="10"/>
+            <w:tcBorders/>
+          </w:tcPr>
+          <w:p>
+            <w:pPr>
+              <w:pStyle w:val="Normal"/>
+              <w:widowControl/>
+              <w:suppressAutoHyphens w:val="true"/>
+              <w:spacing w:before="0" w:after="0"/>
+              <w:jc w:val="center"/>
+              <w:rPr>
+                <w:rFonts w:ascii="Arial" w:hAnsi="Arial" w:cs="Arial"/>
+                <w:sz w:val="22"/>
+                <w:szCs w:val="22"/>
+              </w:rPr>
+            </w:pPr>
+            <w:r>
+              <w:rPr>
+                <w:rFonts w:cs="Arial" w:ascii="Arial" w:hAnsi="Arial"/>
+                <w:b/>
+                <w:bCs/>
+                <w:sz w:val="24"/>
+                <w:szCs w:val="24"/>
+                <w:lang w:val="pt-BR" w:bidi="ar-SA"/>
+              </w:rPr>
+              <w:t>IDENTIFICAÇÃO</w:t>
+            </w:r>
+          </w:p>
+        </w:tc>
+      </w:tr>
+      <w:tr>
         <w:trPr>
-          <w:trHeight w:val="255" w:hRule="atLeast"/>
+          <w:trHeight w:val="794" w:hRule="atLeast"/>
+        </w:trPr>
+        <w:tc>
+          <w:tcPr>
+            <w:tcW w:w="3120" w:type="dxa"/>
+            <w:gridSpan w:val="2"/>
+            <w:tcBorders/>
+          </w:tcPr>
+          <w:p>
+            <w:pPr>
+              <w:pStyle w:val="Normal"/>
+              <w:widowControl/>
+              <w:suppressAutoHyphens w:val="true"/>
+              <w:spacing w:before="0" w:after="0"/>
+              <w:jc w:val="center"/>
+              <w:rPr>
+                <w:rFonts w:ascii="Arial" w:hAnsi="Arial" w:cs="Arial"/>
+              </w:rPr>
+            </w:pPr>
+            <w:r>
+              <w:rPr>
+                <w:rFonts w:cs="Arial" w:ascii="Arial" w:hAnsi="Arial"/>
+                <w:lang w:val="pt-BR" w:bidi="ar-SA"/>
+              </w:rPr>
+              <w:t>Concessão:</w:t>
+            </w:r>
+          </w:p>
+          <w:p>
+            <w:pPr>
+              <w:pStyle w:val="Normal"/>
+              <w:widowControl/>
+              <w:suppressAutoHyphens w:val="true"/>
+              <w:spacing w:before="0" w:after="0"/>
+              <w:jc w:val="center"/>
+              <w:rPr>
+                <w:rFonts w:ascii="Arial" w:hAnsi="Arial" w:cs="Arial"/>
+              </w:rPr>
+            </w:pPr>
+            <w:r>
+              <w:rPr>
+                <w:rFonts w:cs="Arial" w:ascii="Arial" w:hAnsi="Arial"/>
+              </w:rPr>
+              <mc:AlternateContent>
+                <mc:Choice Requires="wps">
+                  <w:drawing>
+                    <wp:anchor behindDoc="0" distT="6350" distB="6350" distL="6350" distR="6350" simplePos="0" locked="0" layoutInCell="1" allowOverlap="1" relativeHeight="8" wp14:anchorId="23654DC1">
+                      <wp:simplePos x="0" y="0"/>
+                      <wp:positionH relativeFrom="column">
+                        <wp:posOffset>182880</wp:posOffset>
+                      </wp:positionH>
+                      <wp:positionV relativeFrom="paragraph">
+                        <wp:posOffset>142875</wp:posOffset>
+                      </wp:positionV>
+                      <wp:extent cx="144780" cy="134620"/>
+                      <wp:effectExtent l="6350" t="6350" r="6350" b="6350"/>
+                      <wp:wrapNone/>
+                      <wp:docPr id="1" name="Retângulo 1"/>
+                      <a:graphic xmlns:a="http://schemas.openxmlformats.org/drawingml/2006/main">
+                        <a:graphicData uri="http://schemas.microsoft.com/office/word/2010/wordprocessingShape">
+                          <wps:wsp>
+                            <wps:cNvSpPr/>
+                            <wps:spPr>
+                              <a:xfrm>
+                                <a:off x="0" y="0"/>
+                                <a:ext cx="144720" cy="134640"/>
+                              </a:xfrm>
+                              <a:prstGeom prst="rect">
+                                <a:avLst/>
+                              </a:prstGeom>
+                              <a:solidFill>
+                                <a:schemeClr val="bg1"/>
+                              </a:solidFill>
+                              <a:ln>
+                                <a:solidFill>
+                                  <a:srgbClr val="000000"/>
+                                </a:solidFill>
+                              </a:ln>
+                            </wps:spPr>
+                            <wps:style>
+                              <a:lnRef idx="2">
+                                <a:schemeClr val="dk1">
+                                  <a:shade val="15000"/>
+                                </a:schemeClr>
+                              </a:lnRef>
+                              <a:fillRef idx="1">
+                                <a:schemeClr val="dk1"/>
+                              </a:fillRef>
+                              <a:effectRef idx="0">
+                                <a:schemeClr val="dk1"/>
+                              </a:effectRef>
+                              <a:fontRef idx="minor"/>
+                            </wps:style>
+                            <wps:bodyPr/>
+                          </wps:wsp>
+                        </a:graphicData>
+                      </a:graphic>
+                    </wp:anchor>
+                  </w:drawing>
+                </mc:Choice>
+                <mc:Fallback>
+                  <w:pict>
+                    <v:rect id="shape_0" ID="Retângulo 1" path="m0,0l-2147483645,0l-2147483645,-2147483646l0,-2147483646xe" fillcolor="white" stroked="t" o:allowincell="f" style="position:absolute;margin-left:14.4pt;margin-top:11.25pt;width:11.35pt;height:10.55pt;mso-wrap-style:none;v-text-anchor:middle" wp14:anchorId="23654DC1">
+                      <v:fill o:detectmouseclick="t" type="solid" color2="black"/>
+                      <v:stroke color="black" weight="12600" joinstyle="miter" endcap="flat"/>
+                      <w10:wrap type="none"/>
+                    </v:rect>
+                  </w:pict>
+                </mc:Fallback>
+              </mc:AlternateContent>
+              <mc:AlternateContent>
+                <mc:Choice Requires="wps">
+                  <w:drawing>
+                    <wp:anchor behindDoc="0" distT="6350" distB="6350" distL="6350" distR="6350" simplePos="0" locked="0" layoutInCell="1" allowOverlap="1" relativeHeight="9" wp14:anchorId="33B68B8C">
+                      <wp:simplePos x="0" y="0"/>
+                      <wp:positionH relativeFrom="column">
+                        <wp:posOffset>959485</wp:posOffset>
+                      </wp:positionH>
+                      <wp:positionV relativeFrom="paragraph">
+                        <wp:posOffset>137795</wp:posOffset>
+                      </wp:positionV>
+                      <wp:extent cx="144780" cy="134620"/>
+                      <wp:effectExtent l="6350" t="6350" r="6350" b="6350"/>
+                      <wp:wrapNone/>
+                      <wp:docPr id="2" name="Retângulo 1"/>
+                      <a:graphic xmlns:a="http://schemas.openxmlformats.org/drawingml/2006/main">
+                        <a:graphicData uri="http://schemas.microsoft.com/office/word/2010/wordprocessingShape">
+                          <wps:wsp>
+                            <wps:cNvSpPr/>
+                            <wps:spPr>
+                              <a:xfrm>
+                                <a:off x="0" y="0"/>
+                                <a:ext cx="144720" cy="134640"/>
+                              </a:xfrm>
+                              <a:prstGeom prst="rect">
+                                <a:avLst/>
+                              </a:prstGeom>
+                              <a:solidFill>
+                                <a:schemeClr val="bg1"/>
+                              </a:solidFill>
+                              <a:ln>
+                                <a:solidFill>
+                                  <a:srgbClr val="156082"/>
+                                </a:solidFill>
+                              </a:ln>
+                            </wps:spPr>
+                            <wps:style>
+                              <a:lnRef idx="2">
+                                <a:schemeClr val="accent1"/>
+                              </a:lnRef>
+                              <a:fillRef idx="1">
+                                <a:schemeClr val="lt1"/>
+                              </a:fillRef>
+                              <a:effectRef idx="0">
+                                <a:schemeClr val="accent1"/>
+                              </a:effectRef>
+                              <a:fontRef idx="minor"/>
+                            </wps:style>
+                            <wps:bodyPr/>
+                          </wps:wsp>
+                        </a:graphicData>
+                      </a:graphic>
+                    </wp:anchor>
+                  </w:drawing>
+                </mc:Choice>
+                <mc:Fallback>
+                  <w:pict>
+                    <v:rect id="shape_0" ID="Retângulo 1" path="m0,0l-2147483645,0l-2147483645,-2147483646l0,-2147483646xe" fillcolor="white" stroked="t" o:allowincell="f" style="position:absolute;margin-left:75.55pt;margin-top:10.85pt;width:11.35pt;height:10.55pt;mso-wrap-style:none;v-text-anchor:middle" wp14:anchorId="33B68B8C">
+                      <v:fill o:detectmouseclick="t" type="solid" color2="black"/>
+                      <v:stroke color="#156082" weight="12600" joinstyle="miter" endcap="flat"/>
+                      <w10:wrap type="none"/>
+                    </v:rect>
+                  </w:pict>
+                </mc:Fallback>
+              </mc:AlternateContent>
+            </w:r>
+          </w:p>
+          <w:p>
+            <w:pPr>
+              <w:pStyle w:val="Normal"/>
+              <w:widowControl/>
+              <w:suppressAutoHyphens w:val="true"/>
+              <w:spacing w:before="0" w:after="0"/>
+              <w:jc w:val="start"/>
+              <w:rPr>
+                <w:rFonts w:ascii="Arial" w:hAnsi="Arial" w:cs="Arial"/>
+              </w:rPr>
+            </w:pPr>
+            <w:r>
+              <w:rPr>
+                <w:rFonts w:cs="Arial" w:ascii="Arial" w:hAnsi="Arial"/>
+                <w:lang w:val="pt-BR" w:bidi="ar-SA"/>
+              </w:rPr>
+              <w:t xml:space="preserve">          </w:t>
+            </w:r>
+            <w:r>
+              <w:rPr>
+                <w:rFonts w:cs="Arial" w:ascii="Arial" w:hAnsi="Arial"/>
+                <w:lang w:val="pt-BR" w:bidi="ar-SA"/>
+              </w:rPr>
+              <w:t>SIM                NÃO</w:t>
+            </w:r>
+          </w:p>
+        </w:tc>
+        <w:tc>
+          <w:tcPr>
+            <w:tcW w:w="3394" w:type="dxa"/>
+            <w:gridSpan w:val="4"/>
+            <w:tcBorders/>
+          </w:tcPr>
+          <w:p>
+            <w:pPr>
+              <w:pStyle w:val="Normal"/>
+              <w:widowControl/>
+              <w:suppressAutoHyphens w:val="true"/>
+              <w:spacing w:before="0" w:after="0"/>
+              <w:jc w:val="center"/>
+              <w:rPr>
+                <w:rFonts w:ascii="Arial" w:hAnsi="Arial" w:cs="Arial"/>
+              </w:rPr>
+            </w:pPr>
+            <w:r>
+              <w:rPr>
+                <w:rFonts w:cs="Arial" w:ascii="Arial" w:hAnsi="Arial"/>
+                <w:lang w:val="pt-BR" w:bidi="ar-SA"/>
+              </w:rPr>
+              <w:t>Quadra geral c/gaveta:</w:t>
+            </w:r>
+          </w:p>
+          <w:p>
+            <w:pPr>
+              <w:pStyle w:val="Normal"/>
+              <w:widowControl/>
+              <w:suppressAutoHyphens w:val="true"/>
+              <w:spacing w:before="0" w:after="0"/>
+              <w:jc w:val="center"/>
+              <w:rPr>
+                <w:rFonts w:ascii="Arial" w:hAnsi="Arial" w:cs="Arial"/>
+              </w:rPr>
+            </w:pPr>
+            <w:r>
+              <w:rPr>
+                <w:rFonts w:cs="Arial" w:ascii="Arial" w:hAnsi="Arial"/>
+              </w:rPr>
+              <mc:AlternateContent>
+                <mc:Choice Requires="wps">
+                  <w:drawing>
+                    <wp:anchor behindDoc="0" distT="6350" distB="6350" distL="6350" distR="6350" simplePos="0" locked="0" layoutInCell="1" allowOverlap="1" relativeHeight="10" wp14:anchorId="1789AF1D">
+                      <wp:simplePos x="0" y="0"/>
+                      <wp:positionH relativeFrom="column">
+                        <wp:posOffset>339725</wp:posOffset>
+                      </wp:positionH>
+                      <wp:positionV relativeFrom="paragraph">
+                        <wp:posOffset>144780</wp:posOffset>
+                      </wp:positionV>
+                      <wp:extent cx="144780" cy="134620"/>
+                      <wp:effectExtent l="6350" t="6350" r="6350" b="6350"/>
+                      <wp:wrapNone/>
+                      <wp:docPr id="3" name="Retângulo 1"/>
+                      <a:graphic xmlns:a="http://schemas.openxmlformats.org/drawingml/2006/main">
+                        <a:graphicData uri="http://schemas.microsoft.com/office/word/2010/wordprocessingShape">
+                          <wps:wsp>
+                            <wps:cNvSpPr/>
+                            <wps:spPr>
+                              <a:xfrm>
+                                <a:off x="0" y="0"/>
+                                <a:ext cx="144720" cy="134640"/>
+                              </a:xfrm>
+                              <a:prstGeom prst="rect">
+                                <a:avLst/>
+                              </a:prstGeom>
+                              <a:solidFill>
+                                <a:schemeClr val="bg1"/>
+                              </a:solidFill>
+                              <a:ln>
+                                <a:solidFill>
+                                  <a:srgbClr val="156082"/>
+                                </a:solidFill>
+                              </a:ln>
+                            </wps:spPr>
+                            <wps:style>
+                              <a:lnRef idx="2">
+                                <a:schemeClr val="accent1"/>
+                              </a:lnRef>
+                              <a:fillRef idx="1">
+                                <a:schemeClr val="lt1"/>
+                              </a:fillRef>
+                              <a:effectRef idx="0">
+                                <a:schemeClr val="accent1"/>
+                              </a:effectRef>
+                              <a:fontRef idx="minor"/>
+                            </wps:style>
+                            <wps:bodyPr/>
+                          </wps:wsp>
+                        </a:graphicData>
+                      </a:graphic>
+                    </wp:anchor>
+                  </w:drawing>
+                </mc:Choice>
+                <mc:Fallback>
+                  <w:pict>
+                    <v:rect id="shape_0" ID="Retângulo 1" path="m0,0l-2147483645,0l-2147483645,-2147483646l0,-2147483646xe" fillcolor="white" stroked="t" o:allowincell="f" style="position:absolute;margin-left:26.75pt;margin-top:11.4pt;width:11.35pt;height:10.55pt;mso-wrap-style:none;v-text-anchor:middle" wp14:anchorId="1789AF1D">
+                      <v:fill o:detectmouseclick="t" type="solid" color2="black"/>
+                      <v:stroke color="#156082" weight="12600" joinstyle="miter" endcap="flat"/>
+                      <w10:wrap type="none"/>
+                    </v:rect>
+                  </w:pict>
+                </mc:Fallback>
+              </mc:AlternateContent>
+              <mc:AlternateContent>
+                <mc:Choice Requires="wps">
+                  <w:drawing>
+                    <wp:anchor behindDoc="0" distT="6350" distB="6350" distL="6350" distR="6350" simplePos="0" locked="0" layoutInCell="1" allowOverlap="1" relativeHeight="11" wp14:anchorId="0DFBCFB0">
+                      <wp:simplePos x="0" y="0"/>
+                      <wp:positionH relativeFrom="column">
+                        <wp:posOffset>985520</wp:posOffset>
+                      </wp:positionH>
+                      <wp:positionV relativeFrom="paragraph">
+                        <wp:posOffset>143510</wp:posOffset>
+                      </wp:positionV>
+                      <wp:extent cx="144780" cy="134620"/>
+                      <wp:effectExtent l="6350" t="6350" r="6350" b="6350"/>
+                      <wp:wrapNone/>
+                      <wp:docPr id="4" name="Retângulo 1"/>
+                      <a:graphic xmlns:a="http://schemas.openxmlformats.org/drawingml/2006/main">
+                        <a:graphicData uri="http://schemas.microsoft.com/office/word/2010/wordprocessingShape">
+                          <wps:wsp>
+                            <wps:cNvSpPr/>
+                            <wps:spPr>
+                              <a:xfrm>
+                                <a:off x="0" y="0"/>
+                                <a:ext cx="144720" cy="134640"/>
+                              </a:xfrm>
+                              <a:prstGeom prst="rect">
+                                <a:avLst/>
+                              </a:prstGeom>
+                              <a:solidFill>
+                                <a:schemeClr val="bg1"/>
+                              </a:solidFill>
+                              <a:ln>
+                                <a:solidFill>
+                                  <a:srgbClr val="000000"/>
+                                </a:solidFill>
+                              </a:ln>
+                            </wps:spPr>
+                            <wps:style>
+                              <a:lnRef idx="2">
+                                <a:schemeClr val="dk1">
+                                  <a:shade val="15000"/>
+                                </a:schemeClr>
+                              </a:lnRef>
+                              <a:fillRef idx="1">
+                                <a:schemeClr val="dk1"/>
+                              </a:fillRef>
+                              <a:effectRef idx="0">
+                                <a:schemeClr val="dk1"/>
+                              </a:effectRef>
+                              <a:fontRef idx="minor"/>
+                            </wps:style>
+                            <wps:bodyPr/>
+                          </wps:wsp>
+                        </a:graphicData>
+                      </a:graphic>
+                    </wp:anchor>
+                  </w:drawing>
+                </mc:Choice>
+                <mc:Fallback>
+                  <w:pict>
+                    <v:rect id="shape_0" ID="Retângulo 1" path="m0,0l-2147483645,0l-2147483645,-2147483646l0,-2147483646xe" fillcolor="white" stroked="t" o:allowincell="f" style="position:absolute;margin-left:77.6pt;margin-top:11.3pt;width:11.35pt;height:10.55pt;mso-wrap-style:none;v-text-anchor:middle" wp14:anchorId="0DFBCFB0">
+                      <v:fill o:detectmouseclick="t" type="solid" color2="black"/>
+                      <v:stroke color="black" weight="12600" joinstyle="miter" endcap="flat"/>
+                      <w10:wrap type="none"/>
+                    </v:rect>
+                  </w:pict>
+                </mc:Fallback>
+              </mc:AlternateContent>
+            </w:r>
+          </w:p>
+          <w:p>
+            <w:pPr>
+              <w:pStyle w:val="Normal"/>
+              <w:widowControl/>
+              <w:suppressAutoHyphens w:val="true"/>
+              <w:spacing w:before="0" w:after="0"/>
+              <w:jc w:val="center"/>
+              <w:rPr>
+                <w:rFonts w:ascii="Arial" w:hAnsi="Arial" w:cs="Arial"/>
+              </w:rPr>
+            </w:pPr>
+            <w:r>
+              <w:rPr>
+                <w:rFonts w:cs="Arial" w:ascii="Arial" w:hAnsi="Arial"/>
+                <w:lang w:val="pt-BR" w:bidi="ar-SA"/>
+              </w:rPr>
+              <w:t>SIM            NÃO</w:t>
+            </w:r>
+          </w:p>
+        </w:tc>
+        <w:tc>
+          <w:tcPr>
+            <w:tcW w:w="3399" w:type="dxa"/>
+            <w:gridSpan w:val="4"/>
+            <w:tcBorders/>
+          </w:tcPr>
+          <w:p>
+            <w:pPr>
+              <w:pStyle w:val="Normal"/>
+              <w:widowControl/>
+              <w:suppressAutoHyphens w:val="true"/>
+              <w:spacing w:before="0" w:after="0"/>
+              <w:jc w:val="center"/>
+              <w:rPr>
+                <w:rFonts w:ascii="Arial" w:hAnsi="Arial" w:cs="Arial"/>
+              </w:rPr>
+            </w:pPr>
+            <w:r>
+              <w:rPr>
+                <w:rFonts w:cs="Arial" w:ascii="Arial" w:hAnsi="Arial"/>
+                <w:lang w:val="pt-BR" w:bidi="ar-SA"/>
+              </w:rPr>
+              <w:t>Sala:</w:t>
+              <w:br/>
+            </w:r>
+            <w:r>
+              <w:rPr>
+                <w:rFonts w:cs="Arial" w:ascii="Arial" w:hAnsi="Arial"/>
+                <w:b/>
+                <w:bCs/>
+                <w:lang w:val="pt-BR" w:bidi="ar-SA"/>
+              </w:rPr>
+              <w:br/>
+              <w:t>{{salaVelorio}}</w:t>
+            </w:r>
+          </w:p>
+        </w:tc>
+      </w:tr>
+      <w:tr>
+        <w:trPr>
+          <w:trHeight w:val="564" w:hRule="atLeast"/>
+        </w:trPr>
+        <w:tc>
+          <w:tcPr>
+            <w:tcW w:w="3120" w:type="dxa"/>
+            <w:gridSpan w:val="2"/>
+            <w:tcBorders/>
+          </w:tcPr>
+          <w:p>
+            <w:pPr>
+              <w:pStyle w:val="Normal"/>
+              <w:widowControl/>
+              <w:suppressAutoHyphens w:val="true"/>
+              <w:spacing w:before="0" w:after="0"/>
+              <w:jc w:val="start"/>
+              <w:rPr>
+                <w:rFonts w:ascii="Arial" w:hAnsi="Arial" w:cs="Arial"/>
+              </w:rPr>
+            </w:pPr>
+            <w:r>
+              <w:rPr>
+                <w:rFonts w:cs="Arial" w:ascii="Arial" w:hAnsi="Arial"/>
+                <w:lang w:val="pt-BR" w:bidi="ar-SA"/>
+              </w:rPr>
+              <w:t>N° de Inscrição (GSCEMI):</w:t>
+            </w:r>
+          </w:p>
+          <w:p>
+            <w:pPr>
+              <w:pStyle w:val="Normal"/>
+              <w:widowControl/>
+              <w:tabs>
+                <w:tab w:val="clear" w:pos="708"/>
+                <w:tab w:val="left" w:pos="945" w:leader="none"/>
+              </w:tabs>
+              <w:suppressAutoHyphens w:val="true"/>
+              <w:spacing w:before="0" w:after="0"/>
+              <w:jc w:val="start"/>
+              <w:rPr>
+                <w:rFonts w:ascii="Arial" w:hAnsi="Arial" w:cs="Arial"/>
+                <w:b/>
+                <w:bCs/>
+              </w:rPr>
+            </w:pPr>
+            <w:r>
+              <w:rPr>
+                <w:rFonts w:cs="Arial" w:ascii="Arial" w:hAnsi="Arial"/>
+                <w:b/>
+                <w:bCs/>
+                <w:sz w:val="15"/>
+                <w:lang w:val="pt-BR" w:bidi="ar-SA"/>
+              </w:rPr>
+              <w:t xml:space="preserve">           </w:t>
+            </w:r>
+            <w:r>
+              <w:rPr>
+                <w:rFonts w:cs="Arial" w:ascii="Arial" w:hAnsi="Arial"/>
+                <w:b/>
+                <w:bCs/>
+                <w:sz w:val="15"/>
+                <w:lang w:val="pt-BR" w:bidi="ar-SA"/>
+              </w:rPr>
+              <w:t>{{inscrGS}}</w:t>
+            </w:r>
+          </w:p>
+        </w:tc>
+        <w:tc>
+          <w:tcPr>
+            <w:tcW w:w="3394" w:type="dxa"/>
+            <w:gridSpan w:val="4"/>
+            <w:tcBorders/>
+          </w:tcPr>
+          <w:p>
+            <w:pPr>
+              <w:pStyle w:val="Normal"/>
+              <w:widowControl/>
+              <w:suppressAutoHyphens w:val="true"/>
+              <w:spacing w:before="0" w:after="0"/>
+              <w:jc w:val="center"/>
+              <w:rPr>
+                <w:rFonts w:ascii="Arial" w:hAnsi="Arial" w:cs="Arial"/>
+              </w:rPr>
+            </w:pPr>
+            <w:r>
+              <w:rPr>
+                <w:rFonts w:cs="Arial" w:ascii="Arial" w:hAnsi="Arial"/>
+                <w:lang w:val="pt-BR" w:bidi="ar-SA"/>
+              </w:rPr>
+              <w:t>Nº da DO:</w:t>
+            </w:r>
+          </w:p>
+          <w:p>
+            <w:pPr>
+              <w:pStyle w:val="Normal"/>
+              <w:widowControl/>
+              <w:tabs>
+                <w:tab w:val="clear" w:pos="708"/>
+                <w:tab w:val="left" w:pos="1110" w:leader="none"/>
+              </w:tabs>
+              <w:suppressAutoHyphens w:val="true"/>
+              <w:spacing w:before="0" w:after="0"/>
+              <w:jc w:val="start"/>
+              <w:rPr>
+                <w:rFonts w:ascii="Arial" w:hAnsi="Arial" w:cs="Arial"/>
+                <w:b/>
+                <w:bCs/>
+              </w:rPr>
+            </w:pPr>
+            <w:r>
+              <w:rPr>
+                <w:rFonts w:cs="Arial" w:ascii="Arial" w:hAnsi="Arial"/>
+                <w:b/>
+                <w:bCs/>
+                <w:sz w:val="15"/>
+                <w:lang w:val="pt-BR" w:bidi="ar-SA"/>
+              </w:rPr>
+              <w:t xml:space="preserve">                  </w:t>
+            </w:r>
+            <w:r>
+              <w:rPr>
+                <w:rFonts w:cs="Arial" w:ascii="Arial" w:hAnsi="Arial"/>
+                <w:b/>
+                <w:bCs/>
+                <w:sz w:val="15"/>
+                <w:lang w:val="pt-BR" w:bidi="ar-SA"/>
+              </w:rPr>
+              <w:t>{{numDO}}</w:t>
+            </w:r>
+          </w:p>
+        </w:tc>
+        <w:tc>
+          <w:tcPr>
+            <w:tcW w:w="3399" w:type="dxa"/>
+            <w:gridSpan w:val="4"/>
+            <w:tcBorders/>
+          </w:tcPr>
+          <w:p>
+            <w:pPr>
+              <w:pStyle w:val="Normal"/>
+              <w:widowControl/>
+              <w:suppressAutoHyphens w:val="true"/>
+              <w:spacing w:before="0" w:after="0"/>
+              <w:jc w:val="center"/>
+              <w:rPr>
+                <w:rFonts w:ascii="Arial" w:hAnsi="Arial" w:cs="Arial"/>
+              </w:rPr>
+            </w:pPr>
+            <w:r>
+              <w:rPr>
+                <w:rFonts w:cs="Arial" w:ascii="Arial" w:hAnsi="Arial"/>
+                <w:lang w:val="pt-BR" w:bidi="ar-SA"/>
+              </w:rPr>
+              <w:t>Nº Placa de Identificação:</w:t>
+            </w:r>
+          </w:p>
+          <w:p>
+            <w:pPr>
+              <w:pStyle w:val="Normal"/>
+              <w:widowControl/>
+              <w:suppressAutoHyphens w:val="true"/>
+              <w:spacing w:before="0" w:after="0"/>
+              <w:jc w:val="center"/>
+              <w:rPr>
+                <w:rFonts w:ascii="Arial" w:hAnsi="Arial" w:cs="Arial"/>
+                <w:b/>
+                <w:bCs/>
+              </w:rPr>
+            </w:pPr>
+            <w:r>
+              <w:rPr>
+                <w:rFonts w:cs="Arial" w:ascii="Arial" w:hAnsi="Arial"/>
+                <w:b/>
+                <w:bCs/>
+                <w:lang w:val="pt-BR" w:bidi="ar-SA"/>
+              </w:rPr>
+              <w:t>{{placa}}</w:t>
+            </w:r>
+          </w:p>
+        </w:tc>
+      </w:tr>
+      <w:tr>
+        <w:trPr>
+          <w:trHeight w:val="687" w:hRule="atLeast"/>
         </w:trPr>
         <w:tc>
           <w:tcPr>
             <w:tcW w:w="9913" w:type="dxa"/>
             <w:gridSpan w:val="10"/>
             <w:tcBorders/>
-            <w:tcMar>
-              <w:top w:w="40" w:type="dxa"/>
-              <w:start w:w="50" w:type="dxa"/>
-              <w:bottom w:w="40" w:type="dxa"/>
-              <w:end w:w="50" w:type="dxa"/>
-            </w:tcMar>
-            <w:vAlign w:val="center"/>
           </w:tcPr>
           <w:p>
             <w:pPr>
               <w:pStyle w:val="Normal"/>
               <w:widowControl/>
               <w:suppressAutoHyphens w:val="true"/>
-              <w:spacing w:before="0" w:after="0" w:line="240" w:lineRule="auto"/>
+              <w:spacing w:lineRule="auto" w:line="276" w:before="0" w:after="0"/>
               <w:jc w:val="center"/>
               <w:rPr>
                 <w:rFonts w:ascii="Arial" w:hAnsi="Arial" w:cs="Arial"/>
-                <w:sz w:val="22"/>
-                <w:szCs w:val="22"/>
-              </w:rPr>
-            </w:pPr>
-            <w:r>
-              <w:rPr>
-                <w:rFonts w:cs="Arial" w:ascii="Arial" w:hAnsi="Arial" w:eastAsia="Arial"/>
-                <w:b/>
-                <w:bCs/>
-                <w:sz w:val="24"/>
-                <w:szCs w:val="24"/>
-                <w:lang w:val="pt-BR" w:bidi="ar-SA"/>
-              </w:rPr>
-              <w:t>IDENTIFICAÇÃO</w:t>
+                <w:b/>
+                <w:bCs/>
+                <w:sz w:val="18"/>
+                <w:szCs w:val="18"/>
+              </w:rPr>
+            </w:pPr>
+            <w:r>
+              <w:rPr>
+                <w:rFonts w:cs="Arial" w:ascii="Arial" w:hAnsi="Arial"/>
+                <w:b/>
+                <w:bCs/>
+                <w:sz w:val="18"/>
+                <w:szCs w:val="18"/>
+                <w:lang w:val="pt-BR" w:bidi="ar-SA"/>
+              </w:rPr>
+              <w:t>NOME DA PESSOA FALECIDA:</w:t>
+            </w:r>
+          </w:p>
+          <w:p>
+            <w:pPr>
+              <w:pStyle w:val="Normal"/>
+              <w:widowControl/>
+              <w:suppressAutoHyphens w:val="true"/>
+              <w:spacing w:lineRule="auto" w:line="276" w:before="0" w:after="0"/>
+              <w:jc w:val="center"/>
+              <w:rPr>
+                <w:rFonts w:ascii="Calibri" w:hAnsi="Calibri" w:cs="Calibri"/>
+                <w:b/>
+                <w:bCs/>
+                <w:sz w:val="28"/>
+                <w:szCs w:val="28"/>
+              </w:rPr>
+            </w:pPr>
+            <w:r>
+              <w:rPr>
+                <w:rFonts w:cs="Calibri" w:ascii="Calibri" w:hAnsi="Calibri"/>
+                <w:b/>
+                <w:bCs/>
+                <w:sz w:val="15"/>
+                <w:szCs w:val="28"/>
+                <w:lang w:val="pt-BR" w:bidi="ar-SA"/>
+              </w:rPr>
+              <w:t>{{nomeFal}}</w:t>
             </w:r>
           </w:p>
         </w:tc>
       </w:tr>
       <w:tr>
         <w:trPr>
-          <w:trHeight w:val="567" w:hRule="atLeast"/>
+          <w:trHeight w:val="542" w:hRule="atLeast"/>
         </w:trPr>
         <w:tc>
           <w:tcPr>
             <w:tcW w:w="3120" w:type="dxa"/>
             <w:gridSpan w:val="2"/>
             <w:tcBorders/>
-            <w:tcMar>
-              <w:top w:w="40" w:type="dxa"/>
-              <w:start w:w="50" w:type="dxa"/>
-              <w:bottom w:w="40" w:type="dxa"/>
-              <w:end w:w="50" w:type="dxa"/>
-            </w:tcMar>
-            <w:vAlign w:val="center"/>
           </w:tcPr>
           <w:p>
             <w:pPr>
               <w:pStyle w:val="Normal"/>
-              <w:keepNext w:val="0"/>
-              <w:widowControl/>
-              <w:suppressAutoHyphens w:val="true"/>
-              <w:spacing w:before="0" w:after="0" w:line="240" w:lineRule="auto"/>
+              <w:widowControl/>
+              <w:suppressAutoHyphens w:val="true"/>
+              <w:spacing w:before="0" w:after="0"/>
               <w:jc w:val="center"/>
               <w:rPr>
                 <w:rFonts w:ascii="Arial" w:hAnsi="Arial" w:cs="Arial"/>
@@ -104,66 +772,83 @@
             </w:pPr>
             <w:r>
               <w:rPr>
-                <w:rFonts w:ascii="Arial" w:hAnsi="Arial" w:eastAsia="Arial" w:cs="Arial"/>
-                <w:sz w:val="18"/>
-              </w:rPr>
-              <w:t>Concessão:</w:t>
-            </w:r>
-          </w:p>
-          <w:p>
-            <w:pPr>
-              <w:pStyle w:val="Normal"/>
-              <w:keepNext w:val="0"/>
-              <w:widowControl/>
-              <w:suppressAutoHyphens w:val="true"/>
-              <w:spacing w:before="0" w:after="0" w:line="240" w:lineRule="auto"/>
+                <w:rFonts w:cs="Arial" w:ascii="Arial" w:hAnsi="Arial"/>
+                <w:lang w:val="pt-BR" w:bidi="ar-SA"/>
+              </w:rPr>
+              <w:t>DATA DO SEPULTAMENTO:</w:t>
+            </w:r>
+          </w:p>
+          <w:p>
+            <w:pPr>
+              <w:pStyle w:val="Normal"/>
+              <w:widowControl/>
+              <w:suppressAutoHyphens w:val="true"/>
+              <w:spacing w:before="0" w:after="0"/>
+              <w:jc w:val="start"/>
+              <w:rPr>
+                <w:rFonts w:ascii="Arial" w:hAnsi="Arial" w:cs="Arial"/>
+                <w:b/>
+                <w:bCs/>
+                <w:color w:val="FF0000"/>
+                <w:sz w:val="22"/>
+                <w:szCs w:val="22"/>
+              </w:rPr>
+            </w:pPr>
+            <w:r>
+              <w:rPr>
+                <w:rFonts w:cs="Arial" w:ascii="Arial" w:hAnsi="Arial"/>
+                <w:b/>
+                <w:bCs/>
+                <w:color w:val="FF0000"/>
+                <w:sz w:val="22"/>
+                <w:szCs w:val="22"/>
+                <w:lang w:val="pt-BR" w:bidi="ar-SA"/>
+              </w:rPr>
+              <w:t xml:space="preserve">          </w:t>
+            </w:r>
+          </w:p>
+          <w:p>
+            <w:pPr>
+              <w:pStyle w:val="Normal"/>
+              <w:widowControl/>
+              <w:suppressAutoHyphens w:val="true"/>
+              <w:spacing w:before="0" w:after="0"/>
               <w:jc w:val="center"/>
               <w:rPr>
                 <w:rFonts w:ascii="Arial" w:hAnsi="Arial" w:cs="Arial"/>
-              </w:rPr>
-            </w:pPr>
-          </w:p>
-          <w:p>
-            <w:pPr>
-              <w:pStyle w:val="Normal"/>
-              <w:keepNext w:val="0"/>
-              <w:widowControl/>
-              <w:suppressAutoHyphens w:val="true"/>
-              <w:spacing w:before="0" w:after="0" w:line="240" w:lineRule="auto"/>
-              <w:jc w:val="center"/>
-              <w:rPr>
-                <w:rFonts w:ascii="Arial" w:hAnsi="Arial" w:cs="Arial"/>
-              </w:rPr>
-            </w:pPr>
-            <w:r>
-              <w:rPr>
-                <w:rFonts w:ascii="Arial" w:hAnsi="Arial" w:eastAsia="Arial" w:cs="Arial"/>
-                <w:sz w:val="20"/>
-              </w:rPr>
-              <w:t>□ SIM      ■ NÃO</w:t>
+                <w:b/>
+                <w:bCs/>
+                <w:color w:val="FF0000"/>
+                <w:sz w:val="22"/>
+                <w:szCs w:val="22"/>
+              </w:rPr>
+            </w:pPr>
+            <w:r>
+              <w:rPr>
+                <w:rFonts w:cs="Arial" w:ascii="Arial" w:hAnsi="Arial"/>
+                <w:b/>
+                <w:bCs/>
+                <w:color w:val="FF0000"/>
+                <w:sz w:val="15"/>
+                <w:szCs w:val="22"/>
+                <w:lang w:val="pt-BR" w:bidi="ar-SA"/>
+              </w:rPr>
+              <w:t>{{dataSep}}</w:t>
             </w:r>
           </w:p>
         </w:tc>
         <w:tc>
           <w:tcPr>
-            <w:tcW w:w="3394" w:type="dxa"/>
-            <w:gridSpan w:val="4"/>
+            <w:tcW w:w="3858" w:type="dxa"/>
+            <w:gridSpan w:val="6"/>
             <w:tcBorders/>
-            <w:tcMar>
-              <w:top w:w="40" w:type="dxa"/>
-              <w:start w:w="50" w:type="dxa"/>
-              <w:bottom w:w="40" w:type="dxa"/>
-              <w:end w:w="50" w:type="dxa"/>
-            </w:tcMar>
-            <w:vAlign w:val="center"/>
           </w:tcPr>
           <w:p>
             <w:pPr>
               <w:pStyle w:val="Normal"/>
-              <w:keepNext w:val="0"/>
-              <w:widowControl/>
-              <w:suppressAutoHyphens w:val="true"/>
-              <w:spacing w:before="0" w:after="0" w:line="240" w:lineRule="auto"/>
+              <w:widowControl/>
+              <w:suppressAutoHyphens w:val="true"/>
+              <w:spacing w:before="0" w:after="0"/>
               <w:jc w:val="center"/>
               <w:rPr>
                 <w:rFonts w:ascii="Arial" w:hAnsi="Arial" w:cs="Arial"/>
@@ -171,1371 +856,2078 @@
             </w:pPr>
             <w:r>
               <w:rPr>
-                <w:rFonts w:ascii="Arial" w:hAnsi="Arial" w:eastAsia="Arial" w:cs="Arial"/>
-                <w:sz w:val="18"/>
-              </w:rPr>
-              <w:t>Quadra geral c/gaveta:</w:t>
-            </w:r>
-          </w:p>
-          <w:p>
-            <w:pPr>
-              <w:pStyle w:val="Normal"/>
-              <w:keepNext w:val="0"/>
-              <w:widowControl/>
-              <w:suppressAutoHyphens w:val="true"/>
-              <w:spacing w:before="0" w:after="0" w:line="240" w:lineRule="auto"/>
-              <w:jc w:val="center"/>
-              <w:rPr>
-                <w:rFonts w:ascii="Arial" w:hAnsi="Arial" w:cs="Arial"/>
-              </w:rPr>
-            </w:pPr>
-          </w:p>
-          <w:p>
-            <w:pPr>
-              <w:pStyle w:val="Normal"/>
-              <w:keepNext w:val="0"/>
-              <w:widowControl/>
-              <w:suppressAutoHyphens w:val="true"/>
-              <w:spacing w:before="0" w:after="0" w:line="240" w:lineRule="auto"/>
-              <w:jc w:val="center"/>
-              <w:rPr>
-                <w:rFonts w:ascii="Arial" w:hAnsi="Arial" w:cs="Arial"/>
-              </w:rPr>
-            </w:pPr>
-            <w:r>
-              <w:rPr>
-                <w:rFonts w:ascii="Arial" w:hAnsi="Arial" w:eastAsia="Arial" w:cs="Arial"/>
-                <w:sz w:val="20"/>
-              </w:rPr>
-              <w:t>■ SIM      □ NÃO</w:t>
+                <w:rFonts w:cs="Arial" w:ascii="Arial" w:hAnsi="Arial"/>
+                <w:lang w:val="pt-BR" w:bidi="ar-SA"/>
+              </w:rPr>
+              <w:t xml:space="preserve">HORA DO SEPULTAMENTO:  </w:t>
+            </w:r>
+          </w:p>
+          <w:p>
+            <w:pPr>
+              <w:pStyle w:val="Normal"/>
+              <w:widowControl/>
+              <w:suppressAutoHyphens w:val="true"/>
+              <w:spacing w:before="0" w:after="0"/>
+              <w:jc w:val="start"/>
+              <w:rPr>
+                <w:rFonts w:ascii="Arial" w:hAnsi="Arial" w:cs="Arial"/>
+              </w:rPr>
+            </w:pPr>
+            <w:r>
+              <w:rPr>
+                <w:rFonts w:cs="Arial" w:ascii="Arial" w:hAnsi="Arial"/>
+              </w:rPr>
+            </w:r>
+          </w:p>
+          <w:p>
+            <w:pPr>
+              <w:pStyle w:val="Normal"/>
+              <w:widowControl/>
+              <w:suppressAutoHyphens w:val="true"/>
+              <w:spacing w:before="0" w:after="0"/>
+              <w:jc w:val="start"/>
+              <w:rPr>
+                <w:rFonts w:ascii="Arial" w:hAnsi="Arial" w:cs="Arial"/>
+                <w:b/>
+                <w:bCs/>
+              </w:rPr>
+            </w:pPr>
+            <w:r>
+              <w:rPr>
+                <w:rFonts w:cs="Arial" w:ascii="Arial" w:hAnsi="Arial"/>
+                <w:b/>
+                <w:bCs/>
+                <w:sz w:val="15"/>
+                <w:lang w:val="pt-BR" w:bidi="ar-SA"/>
+              </w:rPr>
+              <w:t xml:space="preserve">                         </w:t>
+            </w:r>
+            <w:r>
+              <w:rPr>
+                <w:rFonts w:cs="Arial" w:ascii="Arial" w:hAnsi="Arial"/>
+                <w:b/>
+                <w:bCs/>
+                <w:sz w:val="15"/>
+                <w:lang w:val="pt-BR" w:bidi="ar-SA"/>
+              </w:rPr>
+              <w:t>{{horaSep}}</w:t>
             </w:r>
           </w:p>
         </w:tc>
         <w:tc>
           <w:tcPr>
-            <w:tcW w:w="3399" w:type="dxa"/>
-            <w:gridSpan w:val="4"/>
+            <w:tcW w:w="2935" w:type="dxa"/>
+            <w:gridSpan w:val="2"/>
             <w:tcBorders/>
-            <w:tcMar>
-              <w:top w:w="40" w:type="dxa"/>
-              <w:start w:w="50" w:type="dxa"/>
-              <w:bottom w:w="40" w:type="dxa"/>
-              <w:end w:w="50" w:type="dxa"/>
-            </w:tcMar>
-            <w:vAlign w:val="center"/>
           </w:tcPr>
           <w:p>
             <w:pPr>
-              <w:keepNext w:val="0"/>
-              <w:spacing w:before="0" w:after="0" w:line="240" w:lineRule="auto"/>
+              <w:pStyle w:val="Normal"/>
+              <w:widowControl/>
+              <w:suppressAutoHyphens w:val="true"/>
+              <w:spacing w:before="0" w:after="0"/>
               <w:jc w:val="center"/>
-            </w:pPr>
-            <w:r>
-              <w:rPr>
-                <w:rFonts w:ascii="Arial" w:hAnsi="Arial" w:eastAsia="Arial" w:cs="Arial"/>
+              <w:rPr>
+                <w:rFonts w:ascii="Arial" w:hAnsi="Arial" w:cs="Arial"/>
                 <w:sz w:val="18"/>
-              </w:rPr>
-              <w:t>Sala:</w:t>
-            </w:r>
-          </w:p>
-          <w:p>
-            <w:pPr>
-              <w:keepNext w:val="0"/>
-              <w:spacing w:before="0" w:after="0" w:line="240" w:lineRule="auto"/>
+                <w:szCs w:val="18"/>
+              </w:rPr>
+            </w:pPr>
+            <w:r>
+              <w:rPr>
+                <w:rFonts w:cs="Arial" w:ascii="Arial" w:hAnsi="Arial"/>
+                <w:sz w:val="18"/>
+                <w:szCs w:val="18"/>
+                <w:lang w:val="pt-BR" w:bidi="ar-SA"/>
+              </w:rPr>
+              <w:t xml:space="preserve">Família Presente: </w:t>
+            </w:r>
+          </w:p>
+          <w:p>
+            <w:pPr>
+              <w:pStyle w:val="Normal"/>
+              <w:widowControl/>
+              <w:suppressAutoHyphens w:val="true"/>
+              <w:spacing w:before="0" w:after="0"/>
               <w:jc w:val="center"/>
-            </w:pPr>
-            <w:r>
-              <w:rPr>
-                <w:rFonts w:ascii="Arial" w:hAnsi="Arial" w:eastAsia="Arial" w:cs="Arial"/>
-                <w:b/>
-                <w:sz w:val="20"/>
-              </w:rPr>
-              <w:t>{salaVelorio}</w:t>
+              <w:rPr>
+                <w:rFonts w:ascii="Arial" w:hAnsi="Arial" w:cs="Arial"/>
+                <w:sz w:val="18"/>
+                <w:szCs w:val="18"/>
+              </w:rPr>
+            </w:pPr>
+            <w:r>
+              <w:rPr>
+                <w:rFonts w:cs="Arial" w:ascii="Arial" w:hAnsi="Arial"/>
+                <w:sz w:val="18"/>
+                <w:szCs w:val="18"/>
+              </w:rPr>
+              <mc:AlternateContent>
+                <mc:Choice Requires="wps">
+                  <w:drawing>
+                    <wp:anchor behindDoc="0" distT="6350" distB="6350" distL="6350" distR="6350" simplePos="0" locked="0" layoutInCell="1" allowOverlap="1" relativeHeight="16" wp14:anchorId="2E871765">
+                      <wp:simplePos x="0" y="0"/>
+                      <wp:positionH relativeFrom="column">
+                        <wp:posOffset>1045210</wp:posOffset>
+                      </wp:positionH>
+                      <wp:positionV relativeFrom="paragraph">
+                        <wp:posOffset>131445</wp:posOffset>
+                      </wp:positionV>
+                      <wp:extent cx="144780" cy="134620"/>
+                      <wp:effectExtent l="6350" t="6350" r="6350" b="6350"/>
+                      <wp:wrapNone/>
+                      <wp:docPr id="5" name="Retângulo 1"/>
+                      <a:graphic xmlns:a="http://schemas.openxmlformats.org/drawingml/2006/main">
+                        <a:graphicData uri="http://schemas.microsoft.com/office/word/2010/wordprocessingShape">
+                          <wps:wsp>
+                            <wps:cNvSpPr/>
+                            <wps:spPr>
+                              <a:xfrm>
+                                <a:off x="0" y="0"/>
+                                <a:ext cx="144720" cy="134640"/>
+                              </a:xfrm>
+                              <a:prstGeom prst="rect">
+                                <a:avLst/>
+                              </a:prstGeom>
+                              <a:solidFill>
+                                <a:srgbClr val="ffffff"/>
+                              </a:solidFill>
+                              <a:ln>
+                                <a:solidFill>
+                                  <a:srgbClr val="000000"/>
+                                </a:solidFill>
+                              </a:ln>
+                            </wps:spPr>
+                            <wps:style>
+                              <a:lnRef idx="2">
+                                <a:schemeClr val="dk1"/>
+                              </a:lnRef>
+                              <a:fillRef idx="1">
+                                <a:schemeClr val="lt1"/>
+                              </a:fillRef>
+                              <a:effectRef idx="0">
+                                <a:schemeClr val="dk1"/>
+                              </a:effectRef>
+                              <a:fontRef idx="minor"/>
+                            </wps:style>
+                            <wps:bodyPr/>
+                          </wps:wsp>
+                        </a:graphicData>
+                      </a:graphic>
+                    </wp:anchor>
+                  </w:drawing>
+                </mc:Choice>
+                <mc:Fallback>
+                  <w:pict>
+                    <v:rect id="shape_0" ID="Retângulo 1" path="m0,0l-2147483645,0l-2147483645,-2147483646l0,-2147483646xe" fillcolor="white" stroked="t" o:allowincell="f" style="position:absolute;margin-left:82.3pt;margin-top:10.35pt;width:11.35pt;height:10.55pt;mso-wrap-style:none;v-text-anchor:middle" wp14:anchorId="2E871765">
+                      <v:fill o:detectmouseclick="t" type="solid" color2="black"/>
+                      <v:stroke color="black" weight="12600" joinstyle="miter" endcap="flat"/>
+                      <w10:wrap type="none"/>
+                    </v:rect>
+                  </w:pict>
+                </mc:Fallback>
+              </mc:AlternateContent>
+            </w:r>
+          </w:p>
+          <w:p>
+            <w:pPr>
+              <w:pStyle w:val="Normal"/>
+              <w:widowControl/>
+              <w:tabs>
+                <w:tab w:val="clear" w:pos="708"/>
+                <w:tab w:val="left" w:pos="1044" w:leader="none"/>
+              </w:tabs>
+              <w:suppressAutoHyphens w:val="true"/>
+              <w:spacing w:before="0" w:after="0"/>
+              <w:jc w:val="start"/>
+              <w:rPr>
+                <w:rFonts w:ascii="Arial" w:hAnsi="Arial" w:cs="Arial"/>
+              </w:rPr>
+            </w:pPr>
+            <w:r>
+              <mc:AlternateContent>
+                <mc:Choice Requires="wps">
+                  <w:drawing>
+                    <wp:anchor behindDoc="0" distT="6350" distB="6350" distL="6350" distR="6350" simplePos="0" locked="0" layoutInCell="1" allowOverlap="1" relativeHeight="17" wp14:anchorId="07ABDA7F">
+                      <wp:simplePos x="0" y="0"/>
+                      <wp:positionH relativeFrom="column">
+                        <wp:posOffset>340995</wp:posOffset>
+                      </wp:positionH>
+                      <wp:positionV relativeFrom="paragraph">
+                        <wp:posOffset>6985</wp:posOffset>
+                      </wp:positionV>
+                      <wp:extent cx="144780" cy="134620"/>
+                      <wp:effectExtent l="6350" t="6350" r="6350" b="6350"/>
+                      <wp:wrapNone/>
+                      <wp:docPr id="6" name="Retângulo 1"/>
+                      <a:graphic xmlns:a="http://schemas.openxmlformats.org/drawingml/2006/main">
+                        <a:graphicData uri="http://schemas.microsoft.com/office/word/2010/wordprocessingShape">
+                          <wps:wsp>
+                            <wps:cNvSpPr/>
+                            <wps:spPr>
+                              <a:xfrm>
+                                <a:off x="0" y="0"/>
+                                <a:ext cx="144720" cy="134640"/>
+                              </a:xfrm>
+                              <a:prstGeom prst="rect">
+                                <a:avLst/>
+                              </a:prstGeom>
+                              <a:solidFill>
+                                <a:schemeClr val="bg1"/>
+                              </a:solidFill>
+                              <a:ln>
+                                <a:solidFill>
+                                  <a:srgbClr val="000000"/>
+                                </a:solidFill>
+                              </a:ln>
+                            </wps:spPr>
+                            <wps:style>
+                              <a:lnRef idx="2">
+                                <a:schemeClr val="dk1">
+                                  <a:shade val="15000"/>
+                                </a:schemeClr>
+                              </a:lnRef>
+                              <a:fillRef idx="1">
+                                <a:schemeClr val="lt1"/>
+                              </a:fillRef>
+                              <a:effectRef idx="0">
+                                <a:schemeClr val="dk1"/>
+                              </a:effectRef>
+                              <a:fontRef idx="minor"/>
+                            </wps:style>
+                            <wps:bodyPr/>
+                          </wps:wsp>
+                        </a:graphicData>
+                      </a:graphic>
+                    </wp:anchor>
+                  </w:drawing>
+                </mc:Choice>
+                <mc:Fallback>
+                  <w:pict>
+                    <v:rect id="shape_0" ID="Retângulo 1" path="m0,0l-2147483645,0l-2147483645,-2147483646l0,-2147483646xe" fillcolor="white" stroked="t" o:allowincell="f" style="position:absolute;margin-left:26.85pt;margin-top:0.55pt;width:11.35pt;height:10.55pt;mso-wrap-style:none;v-text-anchor:middle" wp14:anchorId="07ABDA7F">
+                      <v:fill o:detectmouseclick="t" type="solid" color2="black"/>
+                      <v:stroke color="black" weight="12600" joinstyle="miter" endcap="flat"/>
+                      <w10:wrap type="none"/>
+                    </v:rect>
+                  </w:pict>
+                </mc:Fallback>
+              </mc:AlternateContent>
+            </w:r>
+            <w:r>
+              <w:rPr>
+                <w:rFonts w:cs="Arial" w:ascii="Arial" w:hAnsi="Arial"/>
+                <w:lang w:val="pt-BR" w:bidi="ar-SA"/>
+              </w:rPr>
+              <w:t xml:space="preserve">               </w:t>
+            </w:r>
+            <w:r>
+              <w:rPr>
+                <w:rFonts w:cs="Arial" w:ascii="Arial" w:hAnsi="Arial"/>
+                <w:lang w:val="pt-BR" w:bidi="ar-SA"/>
+              </w:rPr>
+              <w:t>Sim              Não</w:t>
             </w:r>
           </w:p>
         </w:tc>
       </w:tr>
       <w:tr>
         <w:trPr>
-          <w:trHeight w:val="425" w:hRule="atLeast"/>
+          <w:trHeight w:val="70" w:hRule="atLeast"/>
+        </w:trPr>
+        <w:tc>
+          <w:tcPr>
+            <w:tcW w:w="9913" w:type="dxa"/>
+            <w:gridSpan w:val="10"/>
+            <w:tcBorders/>
+          </w:tcPr>
+          <w:p>
+            <w:pPr>
+              <w:pStyle w:val="Normal"/>
+              <w:widowControl/>
+              <w:suppressAutoHyphens w:val="true"/>
+              <w:spacing w:before="0" w:after="0"/>
+              <w:jc w:val="center"/>
+              <w:rPr>
+                <w:rFonts w:ascii="Arial" w:hAnsi="Arial" w:cs="Arial"/>
+                <w:b/>
+                <w:bCs/>
+              </w:rPr>
+            </w:pPr>
+            <w:r>
+              <w:rPr>
+                <w:rFonts w:cs="Arial" w:ascii="Arial" w:hAnsi="Arial"/>
+                <w:b/>
+                <w:bCs/>
+                <w:lang w:val="pt-BR" w:bidi="ar-SA"/>
+              </w:rPr>
+              <w:t>AUTORIZAÇÃO DE SEPULTAMENTO</w:t>
+            </w:r>
+          </w:p>
+        </w:tc>
+      </w:tr>
+      <w:tr>
+        <w:trPr>
+          <w:trHeight w:val="5826" w:hRule="atLeast"/>
+        </w:trPr>
+        <w:tc>
+          <w:tcPr>
+            <w:tcW w:w="9913" w:type="dxa"/>
+            <w:gridSpan w:val="10"/>
+            <w:tcBorders/>
+          </w:tcPr>
+          <w:p>
+            <w:pPr>
+              <w:pStyle w:val="Normal"/>
+              <w:widowControl/>
+              <w:suppressAutoHyphens w:val="true"/>
+              <w:spacing w:before="0" w:after="0"/>
+              <w:jc w:val="center"/>
+              <w:rPr>
+                <w:rFonts w:ascii="Arial" w:hAnsi="Arial" w:cs="Arial"/>
+                <w:b/>
+                <w:bCs/>
+              </w:rPr>
+            </w:pPr>
+            <w:r>
+              <w:rPr>
+                <w:rFonts w:cs="Arial" w:ascii="Arial" w:hAnsi="Arial"/>
+                <w:b/>
+                <w:bCs/>
+              </w:rPr>
+            </w:r>
+          </w:p>
+          <w:p>
+            <w:pPr>
+              <w:pStyle w:val="Normal"/>
+              <w:widowControl/>
+              <w:suppressAutoHyphens w:val="true"/>
+              <w:spacing w:lineRule="auto" w:line="480" w:before="0" w:after="0"/>
+              <w:jc w:val="start"/>
+              <w:rPr>
+                <w:rFonts w:ascii="Arial" w:hAnsi="Arial" w:cs="Arial"/>
+              </w:rPr>
+            </w:pPr>
+            <w:r>
+              <w:rPr>
+                <w:rFonts w:cs="Arial" w:ascii="Arial" w:hAnsi="Arial"/>
+                <w:lang w:val="pt-BR" w:bidi="ar-SA"/>
+              </w:rPr>
+              <w:t xml:space="preserve">Eu, </w:t>
+            </w:r>
+            <w:r>
+              <w:rPr>
+                <w:rFonts w:cs="Arial" w:ascii="Arial" w:hAnsi="Arial"/>
+                <w:b/>
+                <w:bCs/>
+                <w:lang w:val="pt-BR" w:bidi="ar-SA"/>
+              </w:rPr>
+              <w:t xml:space="preserve">{{nomeResp}} </w:t>
+            </w:r>
+            <w:r>
+              <w:rPr>
+                <w:rFonts w:cs="Arial" w:ascii="Arial" w:hAnsi="Arial"/>
+                <w:lang w:val="pt-BR" w:bidi="ar-SA"/>
+              </w:rPr>
+              <w:t xml:space="preserve">RG: </w:t>
+            </w:r>
+            <w:r>
+              <w:rPr>
+                <w:rFonts w:cs="Arial" w:ascii="Arial" w:hAnsi="Arial"/>
+                <w:b/>
+                <w:bCs/>
+                <w:lang w:val="pt-BR" w:bidi="ar-SA"/>
+              </w:rPr>
+              <w:t xml:space="preserve">{{rgResp}} </w:t>
+            </w:r>
+            <w:r>
+              <w:rPr>
+                <w:rFonts w:cs="Arial" w:ascii="Arial" w:hAnsi="Arial"/>
+                <w:lang w:val="pt-BR" w:bidi="ar-SA"/>
+              </w:rPr>
+              <w:t xml:space="preserve">CPF: </w:t>
+            </w:r>
+            <w:r>
+              <w:rPr>
+                <w:rFonts w:cs="Arial" w:ascii="Arial" w:hAnsi="Arial"/>
+                <w:b/>
+                <w:bCs/>
+                <w:lang w:val="pt-BR" w:bidi="ar-SA"/>
+              </w:rPr>
+              <w:t>{{cpfResp}}</w:t>
+              <w:br/>
+            </w:r>
+            <w:r>
+              <w:rPr>
+                <w:rFonts w:cs="Arial" w:ascii="Arial" w:hAnsi="Arial"/>
+                <w:lang w:val="pt-BR" w:bidi="ar-SA"/>
+              </w:rPr>
+              <w:t>ENDEREÇO:</w:t>
+            </w:r>
+            <w:r>
+              <w:rPr>
+                <w:rFonts w:cs="Arial" w:ascii="Arial" w:hAnsi="Arial"/>
+                <w:b/>
+                <w:bCs/>
+                <w:lang w:val="pt-BR" w:bidi="ar-SA"/>
+              </w:rPr>
+              <w:t xml:space="preserve"> {{endResp}}</w:t>
+              <w:br/>
+            </w:r>
+            <w:r>
+              <w:rPr>
+                <w:rFonts w:cs="Arial" w:ascii="Arial" w:hAnsi="Arial"/>
+                <w:lang w:val="pt-BR" w:bidi="ar-SA"/>
+              </w:rPr>
+              <w:t xml:space="preserve">Telefone: </w:t>
+            </w:r>
+            <w:r>
+              <w:rPr>
+                <w:rFonts w:cs="Arial" w:ascii="Arial" w:hAnsi="Arial"/>
+                <w:b/>
+                <w:bCs/>
+                <w:lang w:val="pt-BR" w:bidi="ar-SA"/>
+              </w:rPr>
+              <w:t xml:space="preserve">{{telResp}} </w:t>
+            </w:r>
+          </w:p>
+          <w:p>
+            <w:pPr>
+              <w:pStyle w:val="Normal"/>
+              <w:widowControl/>
+              <w:suppressAutoHyphens w:val="true"/>
+              <w:spacing w:lineRule="auto" w:line="480" w:before="0" w:after="0"/>
+              <w:jc w:val="start"/>
+              <w:rPr>
+                <w:rFonts w:ascii="Arial" w:hAnsi="Arial" w:cs="Arial"/>
+                <w:b/>
+                <w:i/>
+                <w:i/>
+                <w:iCs/>
+                <w:szCs w:val="24"/>
+              </w:rPr>
+            </w:pPr>
+            <w:r>
+              <w:rPr>
+                <w:rFonts w:cs="Arial" w:ascii="Arial" w:hAnsi="Arial"/>
+                <w:sz w:val="15"/>
+                <w:lang w:val="pt-BR" w:bidi="ar-SA"/>
+              </w:rPr>
+              <w:t xml:space="preserve">Na qualidade de {{parent}} autorizo o sepultamento junto à administração do Cemitério Santana, nesta data. </w:t>
+            </w:r>
+          </w:p>
+          <w:p>
+            <w:pPr>
+              <w:pStyle w:val="Normal"/>
+              <w:widowControl/>
+              <w:suppressAutoHyphens w:val="true"/>
+              <w:spacing w:before="0" w:after="0"/>
+              <w:jc w:val="both"/>
+              <w:rPr>
+                <w:rFonts w:ascii="Arial" w:hAnsi="Arial" w:cs="Arial"/>
+              </w:rPr>
+            </w:pPr>
+            <w:r>
+              <w:rPr>
+                <w:rFonts w:cs="Arial" w:ascii="Arial" w:hAnsi="Arial"/>
+              </w:rPr>
+            </w:r>
+          </w:p>
+          <w:p>
+            <w:pPr>
+              <w:pStyle w:val="Normal"/>
+              <w:widowControl/>
+              <w:suppressAutoHyphens w:val="true"/>
+              <w:spacing w:before="0" w:after="0"/>
+              <w:jc w:val="start"/>
+              <w:rPr>
+                <w:rFonts w:ascii="Arial" w:hAnsi="Arial" w:cs="Arial"/>
+                <w:sz w:val="18"/>
+                <w:szCs w:val="18"/>
+              </w:rPr>
+            </w:pPr>
+            <w:r>
+              <w:rPr>
+                <w:rFonts w:cs="Arial" w:ascii="Arial" w:hAnsi="Arial"/>
+                <w:sz w:val="18"/>
+                <w:szCs w:val="18"/>
+                <w:lang w:val="pt-BR" w:bidi="ar-SA"/>
+              </w:rPr>
+              <w:t xml:space="preserve">Assinatura do responsável pela autorização: </w:t>
+            </w:r>
+            <w:r>
+              <w:rPr>
+                <w:rFonts w:cs="Arial" w:ascii="Arial" w:hAnsi="Arial"/>
+                <w:b/>
+                <w:bCs/>
+                <w:sz w:val="18"/>
+                <w:szCs w:val="18"/>
+                <w:lang w:val="pt-BR" w:bidi="ar-SA"/>
+              </w:rPr>
+              <w:t>___________________________________________________________</w:t>
+            </w:r>
+          </w:p>
+          <w:p>
+            <w:pPr>
+              <w:pStyle w:val="Normal"/>
+              <w:widowControl/>
+              <w:suppressAutoHyphens w:val="true"/>
+              <w:spacing w:before="0" w:after="0"/>
+              <w:jc w:val="start"/>
+              <w:rPr>
+                <w:rFonts w:ascii="Arial" w:hAnsi="Arial" w:cs="Arial"/>
+                <w:sz w:val="18"/>
+                <w:szCs w:val="18"/>
+              </w:rPr>
+            </w:pPr>
+            <w:r>
+              <w:rPr>
+                <w:rFonts w:cs="Arial" w:ascii="Arial" w:hAnsi="Arial"/>
+                <w:sz w:val="18"/>
+                <w:szCs w:val="18"/>
+              </w:rPr>
+            </w:r>
+          </w:p>
+          <w:p>
+            <w:pPr>
+              <w:pStyle w:val="Normal"/>
+              <w:widowControl/>
+              <w:suppressAutoHyphens w:val="true"/>
+              <w:spacing w:before="0" w:after="0"/>
+              <w:jc w:val="center"/>
+              <w:rPr>
+                <w:rFonts w:ascii="Arial" w:hAnsi="Arial" w:cs="Arial"/>
+                <w:sz w:val="18"/>
+                <w:szCs w:val="18"/>
+              </w:rPr>
+            </w:pPr>
+            <w:r>
+              <w:rPr>
+                <w:rFonts w:cs="Arial" w:ascii="Arial" w:hAnsi="Arial"/>
+                <w:sz w:val="18"/>
+                <w:szCs w:val="18"/>
+              </w:rPr>
+            </w:r>
+          </w:p>
+          <w:p>
+            <w:pPr>
+              <w:pStyle w:val="Normal"/>
+              <w:widowControl/>
+              <w:suppressAutoHyphens w:val="true"/>
+              <w:spacing w:before="0" w:after="0"/>
+              <w:jc w:val="center"/>
+              <w:rPr>
+                <w:rFonts w:ascii="Arial" w:hAnsi="Arial" w:cs="Arial"/>
+                <w:sz w:val="18"/>
+                <w:szCs w:val="18"/>
+              </w:rPr>
+            </w:pPr>
+            <w:r>
+              <w:rPr>
+                <w:rFonts w:cs="Arial" w:ascii="Arial" w:hAnsi="Arial"/>
+                <w:sz w:val="18"/>
+                <w:szCs w:val="18"/>
+                <w:lang w:val="pt-BR" w:bidi="ar-SA"/>
+              </w:rPr>
+              <w:t>São Paulo, {{dataExt}}.</w:t>
+            </w:r>
+          </w:p>
+          <w:p>
+            <w:pPr>
+              <w:pStyle w:val="Normal"/>
+              <w:widowControl/>
+              <w:suppressAutoHyphens w:val="true"/>
+              <w:spacing w:before="0" w:after="0"/>
+              <w:jc w:val="both"/>
+              <w:rPr>
+                <w:rFonts w:ascii="Arial" w:hAnsi="Arial" w:cs="Arial"/>
+              </w:rPr>
+            </w:pPr>
+            <w:r>
+              <w:rPr>
+                <w:rFonts w:cs="Arial" w:ascii="Arial" w:hAnsi="Arial"/>
+              </w:rPr>
+              <mc:AlternateContent>
+                <mc:Choice Requires="wps">
+                  <w:drawing>
+                    <wp:anchor behindDoc="0" distT="10160" distB="8890" distL="10160" distR="8890" simplePos="0" locked="0" layoutInCell="1" allowOverlap="1" relativeHeight="13" wp14:anchorId="39081DCB">
+                      <wp:simplePos x="0" y="0"/>
+                      <wp:positionH relativeFrom="column">
+                        <wp:posOffset>-67945</wp:posOffset>
+                      </wp:positionH>
+                      <wp:positionV relativeFrom="paragraph">
+                        <wp:posOffset>135890</wp:posOffset>
+                      </wp:positionV>
+                      <wp:extent cx="6276975" cy="1133475"/>
+                      <wp:effectExtent l="10160" t="10160" r="8890" b="8890"/>
+                      <wp:wrapNone/>
+                      <wp:docPr id="7" name="Retângulo 1"/>
+                      <a:graphic xmlns:a="http://schemas.openxmlformats.org/drawingml/2006/main">
+                        <a:graphicData uri="http://schemas.microsoft.com/office/word/2010/wordprocessingShape">
+                          <wps:wsp>
+                            <wps:cNvSpPr/>
+                            <wps:spPr>
+                              <a:xfrm>
+                                <a:off x="0" y="0"/>
+                                <a:ext cx="6276960" cy="1133640"/>
+                              </a:xfrm>
+                              <a:prstGeom prst="rect">
+                                <a:avLst/>
+                              </a:prstGeom>
+                              <a:noFill/>
+                              <a:ln w="19050">
+                                <a:solidFill>
+                                  <a:srgbClr val="000000"/>
+                                </a:solidFill>
+                              </a:ln>
+                            </wps:spPr>
+                            <wps:style>
+                              <a:lnRef idx="2">
+                                <a:schemeClr val="accent1">
+                                  <a:shade val="50000"/>
+                                </a:schemeClr>
+                              </a:lnRef>
+                              <a:fillRef idx="1">
+                                <a:schemeClr val="accent1"/>
+                              </a:fillRef>
+                              <a:effectRef idx="0">
+                                <a:schemeClr val="accent1"/>
+                              </a:effectRef>
+                              <a:fontRef idx="minor"/>
+                            </wps:style>
+                            <wps:bodyPr/>
+                          </wps:wsp>
+                        </a:graphicData>
+                      </a:graphic>
+                    </wp:anchor>
+                  </w:drawing>
+                </mc:Choice>
+                <mc:Fallback>
+                  <w:pict>
+                    <v:rect id="shape_0" ID="Retângulo 1" path="m0,0l-2147483645,0l-2147483645,-2147483646l0,-2147483646xe" stroked="t" o:allowincell="f" style="position:absolute;margin-left:-5.35pt;margin-top:10.7pt;width:494.2pt;height:89.2pt;mso-wrap-style:none;v-text-anchor:middle" wp14:anchorId="39081DCB">
+                      <v:fill o:detectmouseclick="t" on="false"/>
+                      <v:stroke color="black" weight="19080" joinstyle="miter" endcap="flat"/>
+                      <w10:wrap type="none"/>
+                    </v:rect>
+                  </w:pict>
+                </mc:Fallback>
+              </mc:AlternateContent>
+            </w:r>
+          </w:p>
+          <w:p>
+            <w:pPr>
+              <w:pStyle w:val="Normal"/>
+              <w:widowControl/>
+              <w:suppressAutoHyphens w:val="true"/>
+              <w:spacing w:before="0" w:after="0"/>
+              <w:jc w:val="start"/>
+              <w:rPr>
+                <w:rFonts w:ascii="Arial" w:hAnsi="Arial" w:cs="Arial"/>
+              </w:rPr>
+            </w:pPr>
+            <w:r>
+              <w:rPr>
+                <w:rFonts w:cs="Arial" w:ascii="Arial" w:hAnsi="Arial"/>
+              </w:rPr>
+              <mc:AlternateContent>
+                <mc:Choice Requires="wps">
+                  <w:drawing>
+                    <wp:anchor behindDoc="0" distT="6350" distB="6350" distL="6350" distR="6350" simplePos="0" locked="0" layoutInCell="1" allowOverlap="1" relativeHeight="12" wp14:anchorId="59A67AF1">
+                      <wp:simplePos x="0" y="0"/>
+                      <wp:positionH relativeFrom="column">
+                        <wp:posOffset>4683125</wp:posOffset>
+                      </wp:positionH>
+                      <wp:positionV relativeFrom="paragraph">
+                        <wp:posOffset>132080</wp:posOffset>
+                      </wp:positionV>
+                      <wp:extent cx="144780" cy="134620"/>
+                      <wp:effectExtent l="6350" t="6350" r="6350" b="6350"/>
+                      <wp:wrapNone/>
+                      <wp:docPr id="8" name="Retângulo 1"/>
+                      <a:graphic xmlns:a="http://schemas.openxmlformats.org/drawingml/2006/main">
+                        <a:graphicData uri="http://schemas.microsoft.com/office/word/2010/wordprocessingShape">
+                          <wps:wsp>
+                            <wps:cNvSpPr/>
+                            <wps:spPr>
+                              <a:xfrm>
+                                <a:off x="0" y="0"/>
+                                <a:ext cx="144720" cy="134640"/>
+                              </a:xfrm>
+                              <a:prstGeom prst="rect">
+                                <a:avLst/>
+                              </a:prstGeom>
+                              <a:solidFill>
+                                <a:schemeClr val="bg1"/>
+                              </a:solidFill>
+                              <a:ln>
+                                <a:solidFill>
+                                  <a:srgbClr val="000000"/>
+                                </a:solidFill>
+                              </a:ln>
+                            </wps:spPr>
+                            <wps:style>
+                              <a:lnRef idx="2">
+                                <a:schemeClr val="dk1"/>
+                              </a:lnRef>
+                              <a:fillRef idx="1">
+                                <a:schemeClr val="lt1"/>
+                              </a:fillRef>
+                              <a:effectRef idx="0">
+                                <a:schemeClr val="dk1"/>
+                              </a:effectRef>
+                              <a:fontRef idx="minor"/>
+                            </wps:style>
+                            <wps:bodyPr/>
+                          </wps:wsp>
+                        </a:graphicData>
+                      </a:graphic>
+                    </wp:anchor>
+                  </w:drawing>
+                </mc:Choice>
+                <mc:Fallback>
+                  <w:pict>
+                    <v:rect id="shape_0" ID="Retângulo 1" path="m0,0l-2147483645,0l-2147483645,-2147483646l0,-2147483646xe" fillcolor="white" stroked="t" o:allowincell="f" style="position:absolute;margin-left:368.75pt;margin-top:10.4pt;width:11.35pt;height:10.55pt;mso-wrap-style:none;v-text-anchor:middle" wp14:anchorId="59A67AF1">
+                      <v:fill o:detectmouseclick="t" type="solid" color2="black"/>
+                      <v:stroke color="black" weight="12600" joinstyle="miter" endcap="flat"/>
+                      <w10:wrap type="none"/>
+                    </v:rect>
+                  </w:pict>
+                </mc:Fallback>
+              </mc:AlternateContent>
+              <mc:AlternateContent>
+                <mc:Choice Requires="wps">
+                  <w:drawing>
+                    <wp:anchor behindDoc="0" distT="6350" distB="6350" distL="6350" distR="6350" simplePos="0" locked="0" layoutInCell="1" allowOverlap="1" relativeHeight="15" wp14:anchorId="3F866CE7">
+                      <wp:simplePos x="0" y="0"/>
+                      <wp:positionH relativeFrom="column">
+                        <wp:posOffset>2198370</wp:posOffset>
+                      </wp:positionH>
+                      <wp:positionV relativeFrom="paragraph">
+                        <wp:posOffset>148590</wp:posOffset>
+                      </wp:positionV>
+                      <wp:extent cx="144780" cy="134620"/>
+                      <wp:effectExtent l="6350" t="6350" r="6350" b="6350"/>
+                      <wp:wrapNone/>
+                      <wp:docPr id="9" name="Retângulo 1"/>
+                      <a:graphic xmlns:a="http://schemas.openxmlformats.org/drawingml/2006/main">
+                        <a:graphicData uri="http://schemas.microsoft.com/office/word/2010/wordprocessingShape">
+                          <wps:wsp>
+                            <wps:cNvSpPr/>
+                            <wps:spPr>
+                              <a:xfrm>
+                                <a:off x="0" y="0"/>
+                                <a:ext cx="144720" cy="134640"/>
+                              </a:xfrm>
+                              <a:prstGeom prst="rect">
+                                <a:avLst/>
+                              </a:prstGeom>
+                              <a:solidFill>
+                                <a:schemeClr val="bg1"/>
+                              </a:solidFill>
+                              <a:ln>
+                                <a:solidFill>
+                                  <a:srgbClr val="156082"/>
+                                </a:solidFill>
+                              </a:ln>
+                            </wps:spPr>
+                            <wps:style>
+                              <a:lnRef idx="2">
+                                <a:schemeClr val="accent1"/>
+                              </a:lnRef>
+                              <a:fillRef idx="1">
+                                <a:schemeClr val="lt1"/>
+                              </a:fillRef>
+                              <a:effectRef idx="0">
+                                <a:schemeClr val="accent1"/>
+                              </a:effectRef>
+                              <a:fontRef idx="minor"/>
+                            </wps:style>
+                            <wps:bodyPr/>
+                          </wps:wsp>
+                        </a:graphicData>
+                      </a:graphic>
+                    </wp:anchor>
+                  </w:drawing>
+                </mc:Choice>
+                <mc:Fallback>
+                  <w:pict>
+                    <v:rect id="shape_0" ID="Retângulo 1" path="m0,0l-2147483645,0l-2147483645,-2147483646l0,-2147483646xe" fillcolor="white" stroked="t" o:allowincell="f" style="position:absolute;margin-left:173.1pt;margin-top:11.7pt;width:11.35pt;height:10.55pt;mso-wrap-style:none;v-text-anchor:middle" wp14:anchorId="3F866CE7">
+                      <v:fill o:detectmouseclick="t" type="solid" color2="black"/>
+                      <v:stroke color="#156082" weight="12600" joinstyle="miter" endcap="flat"/>
+                      <w10:wrap type="none"/>
+                    </v:rect>
+                  </w:pict>
+                </mc:Fallback>
+              </mc:AlternateContent>
+              <mc:AlternateContent>
+                <mc:Choice Requires="wps">
+                  <w:drawing>
+                    <wp:anchor behindDoc="0" distT="6350" distB="6350" distL="6350" distR="6350" simplePos="0" locked="0" layoutInCell="1" allowOverlap="1" relativeHeight="19" wp14:anchorId="05C15030">
+                      <wp:simplePos x="0" y="0"/>
+                      <wp:positionH relativeFrom="column">
+                        <wp:posOffset>3013075</wp:posOffset>
+                      </wp:positionH>
+                      <wp:positionV relativeFrom="paragraph">
+                        <wp:posOffset>149860</wp:posOffset>
+                      </wp:positionV>
+                      <wp:extent cx="144780" cy="134620"/>
+                      <wp:effectExtent l="6350" t="6350" r="6350" b="6350"/>
+                      <wp:wrapNone/>
+                      <wp:docPr id="10" name="Retângulo 1"/>
+                      <a:graphic xmlns:a="http://schemas.openxmlformats.org/drawingml/2006/main">
+                        <a:graphicData uri="http://schemas.microsoft.com/office/word/2010/wordprocessingShape">
+                          <wps:wsp>
+                            <wps:cNvSpPr/>
+                            <wps:spPr>
+                              <a:xfrm>
+                                <a:off x="0" y="0"/>
+                                <a:ext cx="144720" cy="134640"/>
+                              </a:xfrm>
+                              <a:prstGeom prst="rect">
+                                <a:avLst/>
+                              </a:prstGeom>
+                              <a:solidFill>
+                                <a:schemeClr val="bg1"/>
+                              </a:solidFill>
+                              <a:ln>
+                                <a:solidFill>
+                                  <a:srgbClr val="156082"/>
+                                </a:solidFill>
+                              </a:ln>
+                            </wps:spPr>
+                            <wps:style>
+                              <a:lnRef idx="2">
+                                <a:schemeClr val="accent1"/>
+                              </a:lnRef>
+                              <a:fillRef idx="1">
+                                <a:schemeClr val="lt1"/>
+                              </a:fillRef>
+                              <a:effectRef idx="0">
+                                <a:schemeClr val="accent1"/>
+                              </a:effectRef>
+                              <a:fontRef idx="minor"/>
+                            </wps:style>
+                            <wps:bodyPr/>
+                          </wps:wsp>
+                        </a:graphicData>
+                      </a:graphic>
+                    </wp:anchor>
+                  </w:drawing>
+                </mc:Choice>
+                <mc:Fallback>
+                  <w:pict>
+                    <v:rect id="shape_0" ID="Retângulo 1" path="m0,0l-2147483645,0l-2147483645,-2147483646l0,-2147483646xe" fillcolor="white" stroked="t" o:allowincell="f" style="position:absolute;margin-left:237.25pt;margin-top:11.8pt;width:11.35pt;height:10.55pt;mso-wrap-style:none;v-text-anchor:middle" wp14:anchorId="05C15030">
+                      <v:fill o:detectmouseclick="t" type="solid" color2="black"/>
+                      <v:stroke color="#156082" weight="12600" joinstyle="miter" endcap="flat"/>
+                      <w10:wrap type="none"/>
+                    </v:rect>
+                  </w:pict>
+                </mc:Fallback>
+              </mc:AlternateContent>
+            </w:r>
+          </w:p>
+          <w:p>
+            <w:pPr>
+              <w:pStyle w:val="Normal"/>
+              <w:widowControl/>
+              <w:suppressAutoHyphens w:val="true"/>
+              <w:spacing w:before="0" w:after="0"/>
+              <w:jc w:val="start"/>
+              <w:rPr>
+                <w:rFonts w:ascii="Arial" w:hAnsi="Arial" w:cs="Arial"/>
+                <w:sz w:val="18"/>
+                <w:szCs w:val="18"/>
+              </w:rPr>
+            </w:pPr>
+            <w:r>
+              <mc:AlternateContent>
+                <mc:Choice Requires="wps">
+                  <w:drawing>
+                    <wp:anchor behindDoc="0" distT="6350" distB="6350" distL="6350" distR="6350" simplePos="0" locked="0" layoutInCell="1" allowOverlap="1" relativeHeight="5" wp14:anchorId="37FA3AED">
+                      <wp:simplePos x="0" y="0"/>
+                      <wp:positionH relativeFrom="column">
+                        <wp:posOffset>800735</wp:posOffset>
+                      </wp:positionH>
+                      <wp:positionV relativeFrom="paragraph">
+                        <wp:posOffset>3810</wp:posOffset>
+                      </wp:positionV>
+                      <wp:extent cx="144780" cy="134620"/>
+                      <wp:effectExtent l="6350" t="6350" r="6350" b="6350"/>
+                      <wp:wrapNone/>
+                      <wp:docPr id="11" name="Retângulo 1"/>
+                      <a:graphic xmlns:a="http://schemas.openxmlformats.org/drawingml/2006/main">
+                        <a:graphicData uri="http://schemas.microsoft.com/office/word/2010/wordprocessingShape">
+                          <wps:wsp>
+                            <wps:cNvSpPr/>
+                            <wps:spPr>
+                              <a:xfrm>
+                                <a:off x="0" y="0"/>
+                                <a:ext cx="144720" cy="134640"/>
+                              </a:xfrm>
+                              <a:prstGeom prst="rect">
+                                <a:avLst/>
+                              </a:prstGeom>
+                              <a:solidFill>
+                                <a:srgbClr val="ffffff"/>
+                              </a:solidFill>
+                              <a:ln>
+                                <a:solidFill>
+                                  <a:srgbClr val="000000"/>
+                                </a:solidFill>
+                              </a:ln>
+                            </wps:spPr>
+                            <wps:style>
+                              <a:lnRef idx="2">
+                                <a:schemeClr val="dk1"/>
+                              </a:lnRef>
+                              <a:fillRef idx="1">
+                                <a:schemeClr val="lt1"/>
+                              </a:fillRef>
+                              <a:effectRef idx="0">
+                                <a:schemeClr val="dk1"/>
+                              </a:effectRef>
+                              <a:fontRef idx="minor"/>
+                            </wps:style>
+                            <wps:bodyPr/>
+                          </wps:wsp>
+                        </a:graphicData>
+                      </a:graphic>
+                    </wp:anchor>
+                  </w:drawing>
+                </mc:Choice>
+                <mc:Fallback>
+                  <w:pict>
+                    <v:rect id="shape_0" ID="Retângulo 1" path="m0,0l-2147483645,0l-2147483645,-2147483646l0,-2147483646xe" fillcolor="white" stroked="t" o:allowincell="f" style="position:absolute;margin-left:63.05pt;margin-top:0.3pt;width:11.35pt;height:10.55pt;mso-wrap-style:none;v-text-anchor:middle" wp14:anchorId="37FA3AED">
+                      <v:fill o:detectmouseclick="t" type="solid" color2="black"/>
+                      <v:stroke color="black" weight="12600" joinstyle="miter" endcap="flat"/>
+                      <w10:wrap type="none"/>
+                    </v:rect>
+                  </w:pict>
+                </mc:Fallback>
+              </mc:AlternateContent>
+              <mc:AlternateContent>
+                <mc:Choice Requires="wps">
+                  <w:drawing>
+                    <wp:anchor behindDoc="0" distT="6350" distB="6350" distL="6350" distR="6350" simplePos="0" locked="0" layoutInCell="1" allowOverlap="1" relativeHeight="6" wp14:anchorId="4624938D">
+                      <wp:simplePos x="0" y="0"/>
+                      <wp:positionH relativeFrom="column">
+                        <wp:posOffset>3872865</wp:posOffset>
+                      </wp:positionH>
+                      <wp:positionV relativeFrom="paragraph">
+                        <wp:posOffset>635</wp:posOffset>
+                      </wp:positionV>
+                      <wp:extent cx="144780" cy="134620"/>
+                      <wp:effectExtent l="6350" t="6350" r="6350" b="6350"/>
+                      <wp:wrapNone/>
+                      <wp:docPr id="12" name="Retângulo 1"/>
+                      <a:graphic xmlns:a="http://schemas.openxmlformats.org/drawingml/2006/main">
+                        <a:graphicData uri="http://schemas.microsoft.com/office/word/2010/wordprocessingShape">
+                          <wps:wsp>
+                            <wps:cNvSpPr/>
+                            <wps:spPr>
+                              <a:xfrm>
+                                <a:off x="0" y="0"/>
+                                <a:ext cx="144720" cy="134640"/>
+                              </a:xfrm>
+                              <a:prstGeom prst="rect">
+                                <a:avLst/>
+                              </a:prstGeom>
+                              <a:solidFill>
+                                <a:schemeClr val="bg1"/>
+                              </a:solidFill>
+                              <a:ln>
+                                <a:solidFill>
+                                  <a:srgbClr val="000000"/>
+                                </a:solidFill>
+                              </a:ln>
+                            </wps:spPr>
+                            <wps:style>
+                              <a:lnRef idx="2">
+                                <a:schemeClr val="dk1">
+                                  <a:shade val="15000"/>
+                                </a:schemeClr>
+                              </a:lnRef>
+                              <a:fillRef idx="1">
+                                <a:schemeClr val="dk1"/>
+                              </a:fillRef>
+                              <a:effectRef idx="0">
+                                <a:schemeClr val="dk1"/>
+                              </a:effectRef>
+                              <a:fontRef idx="minor"/>
+                            </wps:style>
+                            <wps:bodyPr/>
+                          </wps:wsp>
+                        </a:graphicData>
+                      </a:graphic>
+                    </wp:anchor>
+                  </w:drawing>
+                </mc:Choice>
+                <mc:Fallback>
+                  <w:pict>
+                    <v:rect id="shape_0" ID="Retângulo 1" path="m0,0l-2147483645,0l-2147483645,-2147483646l0,-2147483646xe" fillcolor="white" stroked="t" o:allowincell="f" style="position:absolute;margin-left:304.95pt;margin-top:0.05pt;width:11.35pt;height:10.55pt;mso-wrap-style:none;v-text-anchor:middle" wp14:anchorId="4624938D">
+                      <v:fill o:detectmouseclick="t" type="solid" color2="black"/>
+                      <v:stroke color="black" weight="12600" joinstyle="miter" endcap="flat"/>
+                      <w10:wrap type="none"/>
+                    </v:rect>
+                  </w:pict>
+                </mc:Fallback>
+              </mc:AlternateContent>
+              <mc:AlternateContent>
+                <mc:Choice Requires="wps">
+                  <w:drawing>
+                    <wp:anchor behindDoc="0" distT="6350" distB="6350" distL="6350" distR="6350" simplePos="0" locked="0" layoutInCell="1" allowOverlap="1" relativeHeight="14" wp14:anchorId="16622472">
+                      <wp:simplePos x="0" y="0"/>
+                      <wp:positionH relativeFrom="column">
+                        <wp:posOffset>1510030</wp:posOffset>
+                      </wp:positionH>
+                      <wp:positionV relativeFrom="paragraph">
+                        <wp:posOffset>2540</wp:posOffset>
+                      </wp:positionV>
+                      <wp:extent cx="144780" cy="134620"/>
+                      <wp:effectExtent l="6350" t="6350" r="6350" b="6350"/>
+                      <wp:wrapNone/>
+                      <wp:docPr id="13" name="Retângulo 1"/>
+                      <a:graphic xmlns:a="http://schemas.openxmlformats.org/drawingml/2006/main">
+                        <a:graphicData uri="http://schemas.microsoft.com/office/word/2010/wordprocessingShape">
+                          <wps:wsp>
+                            <wps:cNvSpPr/>
+                            <wps:spPr>
+                              <a:xfrm>
+                                <a:off x="0" y="0"/>
+                                <a:ext cx="144720" cy="134640"/>
+                              </a:xfrm>
+                              <a:prstGeom prst="rect">
+                                <a:avLst/>
+                              </a:prstGeom>
+                              <a:solidFill>
+                                <a:srgbClr val="ffffff"/>
+                              </a:solidFill>
+                              <a:ln>
+                                <a:solidFill>
+                                  <a:srgbClr val="000000"/>
+                                </a:solidFill>
+                              </a:ln>
+                            </wps:spPr>
+                            <wps:style>
+                              <a:lnRef idx="2">
+                                <a:schemeClr val="dk1"/>
+                              </a:lnRef>
+                              <a:fillRef idx="1">
+                                <a:schemeClr val="lt1"/>
+                              </a:fillRef>
+                              <a:effectRef idx="0">
+                                <a:schemeClr val="dk1"/>
+                              </a:effectRef>
+                              <a:fontRef idx="minor"/>
+                            </wps:style>
+                            <wps:bodyPr/>
+                          </wps:wsp>
+                        </a:graphicData>
+                      </a:graphic>
+                    </wp:anchor>
+                  </w:drawing>
+                </mc:Choice>
+                <mc:Fallback>
+                  <w:pict>
+                    <v:rect id="shape_0" ID="Retângulo 1" path="m0,0l-2147483645,0l-2147483645,-2147483646l0,-2147483646xe" fillcolor="white" stroked="t" o:allowincell="f" style="position:absolute;margin-left:118.9pt;margin-top:0.2pt;width:11.35pt;height:10.55pt;mso-wrap-style:none;v-text-anchor:middle" wp14:anchorId="16622472">
+                      <v:fill o:detectmouseclick="t" type="solid" color2="black"/>
+                      <v:stroke color="black" weight="12600" joinstyle="miter" endcap="flat"/>
+                      <w10:wrap type="none"/>
+                    </v:rect>
+                  </w:pict>
+                </mc:Fallback>
+              </mc:AlternateContent>
+            </w:r>
+            <w:r>
+              <w:rPr>
+                <w:rFonts w:cs="Arial" w:ascii="Arial" w:hAnsi="Arial"/>
+                <w:sz w:val="18"/>
+                <w:szCs w:val="18"/>
+                <w:lang w:val="pt-BR" w:bidi="ar-SA"/>
+              </w:rPr>
+              <w:t xml:space="preserve">  </w:t>
+            </w:r>
+            <w:r>
+              <w:rPr>
+                <w:rFonts w:cs="Arial" w:ascii="Arial" w:hAnsi="Arial"/>
+                <w:sz w:val="18"/>
+                <w:szCs w:val="18"/>
+                <w:lang w:val="pt-BR" w:bidi="ar-SA"/>
+              </w:rPr>
+              <w:t xml:space="preserve">Contratação:         Social            Doador          Padrão               Popular               Luxo                 De Fora </w:t>
+            </w:r>
+          </w:p>
+          <w:p>
+            <w:pPr>
+              <w:pStyle w:val="Normal"/>
+              <w:widowControl/>
+              <w:suppressAutoHyphens w:val="true"/>
+              <w:spacing w:before="0" w:after="0"/>
+              <w:jc w:val="start"/>
+              <w:rPr>
+                <w:rFonts w:ascii="Arial" w:hAnsi="Arial" w:cs="Arial"/>
+                <w:sz w:val="18"/>
+                <w:szCs w:val="18"/>
+              </w:rPr>
+            </w:pPr>
+            <w:r>
+              <w:rPr>
+                <w:rFonts w:cs="Arial" w:ascii="Arial" w:hAnsi="Arial"/>
+                <w:sz w:val="18"/>
+                <w:szCs w:val="18"/>
+              </w:rPr>
+            </w:r>
+          </w:p>
+          <w:p>
+            <w:pPr>
+              <w:pStyle w:val="Normal"/>
+              <w:widowControl/>
+              <w:suppressAutoHyphens w:val="true"/>
+              <w:spacing w:before="0" w:after="0"/>
+              <w:jc w:val="start"/>
+              <w:rPr>
+                <w:rFonts w:ascii="Arial" w:hAnsi="Arial" w:cs="Arial"/>
+                <w:b/>
+                <w:bCs/>
+                <w:sz w:val="18"/>
+                <w:szCs w:val="18"/>
+              </w:rPr>
+            </w:pPr>
+            <w:r>
+              <w:rPr>
+                <w:rFonts w:cs="Arial" w:ascii="Arial" w:hAnsi="Arial"/>
+                <w:sz w:val="15"/>
+                <w:szCs w:val="18"/>
+                <w:lang w:val="pt-BR" w:bidi="ar-SA"/>
+              </w:rPr>
+              <w:t xml:space="preserve"> </w:t>
+            </w:r>
+            <w:r>
+              <w:rPr>
+                <w:rFonts w:cs="Arial" w:ascii="Arial" w:hAnsi="Arial"/>
+                <w:sz w:val="15"/>
+                <w:szCs w:val="18"/>
+                <w:lang w:val="pt-BR" w:bidi="ar-SA"/>
+              </w:rPr>
+              <w:t>Obs _______________________________    Nota de Contratação número: {{nota}}</w:t>
+            </w:r>
+          </w:p>
+          <w:p>
+            <w:pPr>
+              <w:pStyle w:val="Normal"/>
+              <w:widowControl/>
+              <w:suppressAutoHyphens w:val="true"/>
+              <w:spacing w:before="0" w:after="0"/>
+              <w:jc w:val="both"/>
+              <w:rPr>
+                <w:rFonts w:ascii="Arial" w:hAnsi="Arial" w:cs="Arial"/>
+                <w:sz w:val="18"/>
+                <w:szCs w:val="18"/>
+              </w:rPr>
+            </w:pPr>
+            <w:r>
+              <w:rPr>
+                <w:rFonts w:cs="Arial" w:ascii="Arial" w:hAnsi="Arial"/>
+                <w:sz w:val="18"/>
+                <w:szCs w:val="18"/>
+              </w:rPr>
+              <mc:AlternateContent>
+                <mc:Choice Requires="wps">
+                  <w:drawing>
+                    <wp:anchor behindDoc="0" distT="6350" distB="6350" distL="6350" distR="6350" simplePos="0" locked="0" layoutInCell="1" allowOverlap="1" relativeHeight="7" wp14:anchorId="206415A7">
+                      <wp:simplePos x="0" y="0"/>
+                      <wp:positionH relativeFrom="column">
+                        <wp:posOffset>1427480</wp:posOffset>
+                      </wp:positionH>
+                      <wp:positionV relativeFrom="paragraph">
+                        <wp:posOffset>132715</wp:posOffset>
+                      </wp:positionV>
+                      <wp:extent cx="144780" cy="134620"/>
+                      <wp:effectExtent l="6350" t="6350" r="6350" b="6350"/>
+                      <wp:wrapNone/>
+                      <wp:docPr id="14" name="Retângulo 1"/>
+                      <a:graphic xmlns:a="http://schemas.openxmlformats.org/drawingml/2006/main">
+                        <a:graphicData uri="http://schemas.microsoft.com/office/word/2010/wordprocessingShape">
+                          <wps:wsp>
+                            <wps:cNvSpPr/>
+                            <wps:spPr>
+                              <a:xfrm>
+                                <a:off x="0" y="0"/>
+                                <a:ext cx="144720" cy="134640"/>
+                              </a:xfrm>
+                              <a:prstGeom prst="rect">
+                                <a:avLst/>
+                              </a:prstGeom>
+                              <a:solidFill>
+                                <a:schemeClr val="bg1"/>
+                              </a:solidFill>
+                              <a:ln>
+                                <a:solidFill>
+                                  <a:srgbClr val="000000"/>
+                                </a:solidFill>
+                              </a:ln>
+                            </wps:spPr>
+                            <wps:style>
+                              <a:lnRef idx="2">
+                                <a:schemeClr val="dk1">
+                                  <a:shade val="15000"/>
+                                </a:schemeClr>
+                              </a:lnRef>
+                              <a:fillRef idx="1">
+                                <a:schemeClr val="lt1"/>
+                              </a:fillRef>
+                              <a:effectRef idx="0">
+                                <a:schemeClr val="dk1"/>
+                              </a:effectRef>
+                              <a:fontRef idx="minor"/>
+                            </wps:style>
+                            <wps:bodyPr/>
+                          </wps:wsp>
+                        </a:graphicData>
+                      </a:graphic>
+                    </wp:anchor>
+                  </w:drawing>
+                </mc:Choice>
+                <mc:Fallback>
+                  <w:pict>
+                    <v:rect id="shape_0" ID="Retângulo 1" path="m0,0l-2147483645,0l-2147483645,-2147483646l0,-2147483646xe" fillcolor="white" stroked="t" o:allowincell="f" style="position:absolute;margin-left:112.4pt;margin-top:10.45pt;width:11.35pt;height:10.55pt;mso-wrap-style:none;v-text-anchor:middle" wp14:anchorId="206415A7">
+                      <v:fill o:detectmouseclick="t" type="solid" color2="black"/>
+                      <v:stroke color="black" weight="12600" joinstyle="miter" endcap="flat"/>
+                      <w10:wrap type="none"/>
+                    </v:rect>
+                  </w:pict>
+                </mc:Fallback>
+              </mc:AlternateContent>
+            </w:r>
+          </w:p>
+          <w:p>
+            <w:pPr>
+              <w:pStyle w:val="Normal"/>
+              <w:widowControl/>
+              <w:suppressAutoHyphens w:val="true"/>
+              <w:spacing w:before="0" w:after="0"/>
+              <w:jc w:val="start"/>
+              <w:rPr>
+                <w:rFonts w:ascii="Arial" w:hAnsi="Arial" w:cs="Arial"/>
+                <w:b/>
+                <w:bCs/>
+                <w:sz w:val="18"/>
+                <w:szCs w:val="18"/>
+              </w:rPr>
+            </w:pPr>
+            <w:r>
+              <w:rPr>
+                <w:rFonts w:cs="Arial" w:ascii="Arial" w:hAnsi="Arial"/>
+                <w:sz w:val="15"/>
+                <w:szCs w:val="18"/>
+                <w:lang w:val="pt-BR" w:bidi="ar-SA"/>
+              </w:rPr>
+              <w:t xml:space="preserve">  </w:t>
+            </w:r>
+            <w:r>
+              <w:rPr>
+                <w:rFonts w:cs="Arial" w:ascii="Arial" w:hAnsi="Arial"/>
+                <w:sz w:val="15"/>
+                <w:szCs w:val="18"/>
+                <w:lang w:val="pt-BR" w:bidi="ar-SA"/>
+              </w:rPr>
+              <w:t>COVID/Lacrado:        sim         não                 Empresa / Bloco / Agência: {{funeraria}}</w:t>
+            </w:r>
+          </w:p>
+        </w:tc>
+      </w:tr>
+      <w:tr>
+        <w:trPr>
+          <w:trHeight w:val="322" w:hRule="atLeast"/>
+        </w:trPr>
+        <w:tc>
+          <w:tcPr>
+            <w:tcW w:w="9913" w:type="dxa"/>
+            <w:gridSpan w:val="10"/>
+            <w:tcBorders/>
+          </w:tcPr>
+          <w:p>
+            <w:pPr>
+              <w:pStyle w:val="Normal"/>
+              <w:widowControl/>
+              <w:suppressAutoHyphens w:val="true"/>
+              <w:spacing w:before="0" w:after="0"/>
+              <w:jc w:val="start"/>
+              <w:rPr>
+                <w:rFonts w:ascii="Arial" w:hAnsi="Arial" w:cs="Arial"/>
+                <w:b/>
+                <w:bCs/>
+              </w:rPr>
+            </w:pPr>
+            <w:r>
+              <w:rPr>
+                <w:rFonts w:cs="Arial" w:ascii="Arial" w:hAnsi="Arial"/>
+                <w:b/>
+                <w:bCs/>
+              </w:rPr>
+            </w:r>
+          </w:p>
+        </w:tc>
+      </w:tr>
+      <w:tr>
+        <w:trPr>
+          <w:trHeight w:val="556" w:hRule="atLeast"/>
+        </w:trPr>
+        <w:tc>
+          <w:tcPr>
+            <w:tcW w:w="1982" w:type="dxa"/>
+            <w:tcBorders/>
+          </w:tcPr>
+          <w:p>
+            <w:pPr>
+              <w:pStyle w:val="Normal"/>
+              <w:widowControl/>
+              <w:suppressAutoHyphens w:val="true"/>
+              <w:spacing w:before="0" w:after="0"/>
+              <w:jc w:val="center"/>
+              <w:rPr>
+                <w:rFonts w:ascii="Arial" w:hAnsi="Arial" w:cs="Arial"/>
+              </w:rPr>
+            </w:pPr>
+            <w:r>
+              <w:rPr>
+                <w:rFonts w:cs="Arial" w:ascii="Arial" w:hAnsi="Arial"/>
+                <w:lang w:val="pt-BR" w:bidi="ar-SA"/>
+              </w:rPr>
+              <w:t>N° quadra:</w:t>
+            </w:r>
+          </w:p>
+          <w:p>
+            <w:pPr>
+              <w:pStyle w:val="Normal"/>
+              <w:widowControl/>
+              <w:suppressAutoHyphens w:val="true"/>
+              <w:spacing w:before="0" w:after="0"/>
+              <w:jc w:val="center"/>
+              <w:rPr>
+                <w:rFonts w:ascii="Arial" w:hAnsi="Arial" w:cs="Arial"/>
+                <w:b/>
+                <w:bCs/>
+              </w:rPr>
+            </w:pPr>
+            <w:r>
+              <w:rPr>
+                <w:rFonts w:cs="Arial" w:ascii="Arial" w:hAnsi="Arial"/>
+                <w:b/>
+                <w:bCs/>
+              </w:rPr>
+            </w:r>
+          </w:p>
+          <w:p>
+            <w:pPr>
+              <w:pStyle w:val="Normal"/>
+              <w:widowControl/>
+              <w:suppressAutoHyphens w:val="true"/>
+              <w:spacing w:before="0" w:after="0"/>
+              <w:jc w:val="start"/>
+              <w:rPr>
+                <w:rFonts w:ascii="Arial" w:hAnsi="Arial" w:cs="Arial"/>
+                <w:b/>
+                <w:bCs/>
+                <w:sz w:val="22"/>
+                <w:szCs w:val="22"/>
+              </w:rPr>
+            </w:pPr>
+            <w:r>
+              <w:rPr>
+                <w:rFonts w:cs="Arial" w:ascii="Arial" w:hAnsi="Arial"/>
+                <w:b/>
+                <w:bCs/>
+                <w:sz w:val="22"/>
+                <w:szCs w:val="22"/>
+                <w:lang w:val="pt-BR" w:bidi="ar-SA"/>
+              </w:rPr>
+              <w:t xml:space="preserve">          </w:t>
+            </w:r>
+          </w:p>
+        </w:tc>
+        <w:tc>
+          <w:tcPr>
+            <w:tcW w:w="1555" w:type="dxa"/>
+            <w:gridSpan w:val="2"/>
+            <w:tcBorders/>
+          </w:tcPr>
+          <w:p>
+            <w:pPr>
+              <w:pStyle w:val="Normal"/>
+              <w:widowControl/>
+              <w:suppressAutoHyphens w:val="true"/>
+              <w:spacing w:before="0" w:after="0"/>
+              <w:jc w:val="center"/>
+              <w:rPr>
+                <w:rFonts w:ascii="Arial" w:hAnsi="Arial" w:cs="Arial"/>
+              </w:rPr>
+            </w:pPr>
+            <w:r>
+              <w:rPr>
+                <w:rFonts w:cs="Arial" w:ascii="Arial" w:hAnsi="Arial"/>
+                <w:lang w:val="pt-BR" w:bidi="ar-SA"/>
+              </w:rPr>
+              <w:t>Nº Sepultura:</w:t>
+            </w:r>
+          </w:p>
+          <w:p>
+            <w:pPr>
+              <w:pStyle w:val="Normal"/>
+              <w:widowControl/>
+              <w:suppressAutoHyphens w:val="true"/>
+              <w:spacing w:before="0" w:after="0"/>
+              <w:jc w:val="start"/>
+              <w:rPr>
+                <w:rFonts w:ascii="Arial" w:hAnsi="Arial" w:cs="Arial"/>
+                <w:b/>
+                <w:bCs/>
+                <w:sz w:val="22"/>
+                <w:szCs w:val="22"/>
+              </w:rPr>
+            </w:pPr>
+            <w:r>
+              <w:rPr>
+                <w:rFonts w:cs="Arial" w:ascii="Arial" w:hAnsi="Arial"/>
+                <w:b/>
+                <w:bCs/>
+                <w:sz w:val="22"/>
+                <w:szCs w:val="22"/>
+                <w:lang w:val="pt-BR" w:bidi="ar-SA"/>
+              </w:rPr>
+              <w:t xml:space="preserve">   </w:t>
+            </w:r>
+            <w:r>
+              <w:rPr>
+                <w:rFonts w:cs="Arial" w:ascii="Arial" w:hAnsi="Arial"/>
+                <w:b/>
+                <w:bCs/>
+                <w:sz w:val="22"/>
+                <w:szCs w:val="22"/>
+                <w:lang w:val="pt-BR" w:bidi="ar-SA"/>
+              </w:rPr>
+              <w:br/>
+              <w:t xml:space="preserve">     </w:t>
+              <w:br/>
+            </w:r>
+          </w:p>
+        </w:tc>
+        <w:tc>
+          <w:tcPr>
+            <w:tcW w:w="1276" w:type="dxa"/>
+            <w:tcBorders/>
+          </w:tcPr>
+          <w:p>
+            <w:pPr>
+              <w:pStyle w:val="Normal"/>
+              <w:widowControl/>
+              <w:suppressAutoHyphens w:val="true"/>
+              <w:spacing w:before="0" w:after="0"/>
+              <w:jc w:val="center"/>
+              <w:rPr>
+                <w:rFonts w:ascii="Arial" w:hAnsi="Arial" w:cs="Arial"/>
+              </w:rPr>
+            </w:pPr>
+            <w:r>
+              <w:rPr>
+                <w:rFonts w:cs="Arial" w:ascii="Arial" w:hAnsi="Arial"/>
+                <w:lang w:val="pt-BR" w:bidi="ar-SA"/>
+              </w:rPr>
+              <w:t>Rua:</w:t>
+            </w:r>
+          </w:p>
+          <w:p>
+            <w:pPr>
+              <w:pStyle w:val="Normal"/>
+              <w:widowControl/>
+              <w:suppressAutoHyphens w:val="true"/>
+              <w:spacing w:before="0" w:after="0"/>
+              <w:jc w:val="start"/>
+              <w:rPr>
+                <w:rFonts w:ascii="Arial" w:hAnsi="Arial" w:cs="Arial"/>
+                <w:b/>
+                <w:bCs/>
+                <w:sz w:val="22"/>
+                <w:szCs w:val="22"/>
+              </w:rPr>
+            </w:pPr>
+            <w:r>
+              <w:rPr>
+                <w:rFonts w:cs="Arial" w:ascii="Arial" w:hAnsi="Arial"/>
+                <w:b/>
+                <w:bCs/>
+                <w:lang w:val="pt-BR" w:bidi="ar-SA"/>
+              </w:rPr>
+              <w:t xml:space="preserve">   </w:t>
+            </w:r>
+            <w:r>
+              <w:rPr>
+                <w:rFonts w:cs="Arial" w:ascii="Arial" w:hAnsi="Arial"/>
+                <w:b/>
+                <w:bCs/>
+                <w:sz w:val="22"/>
+                <w:szCs w:val="22"/>
+                <w:lang w:val="pt-BR" w:bidi="ar-SA"/>
+              </w:rPr>
+              <w:t xml:space="preserve">  </w:t>
+            </w:r>
+            <w:r>
+              <w:rPr>
+                <w:rFonts w:cs="Arial" w:ascii="Arial" w:hAnsi="Arial"/>
+                <w:b/>
+                <w:bCs/>
+                <w:lang w:val="pt-BR" w:bidi="ar-SA"/>
+              </w:rPr>
+              <w:br/>
+            </w:r>
+            <w:r>
+              <w:rPr>
+                <w:rFonts w:cs="Arial" w:ascii="Arial" w:hAnsi="Arial"/>
+                <w:b/>
+                <w:bCs/>
+                <w:sz w:val="22"/>
+                <w:szCs w:val="22"/>
+                <w:lang w:val="pt-BR" w:bidi="ar-SA"/>
+              </w:rPr>
+              <w:t xml:space="preserve">      {{quadraRua}}</w:t>
+            </w:r>
+          </w:p>
+        </w:tc>
+        <w:tc>
+          <w:tcPr>
+            <w:tcW w:w="1843" w:type="dxa"/>
+            <w:gridSpan w:val="3"/>
+            <w:tcBorders/>
+          </w:tcPr>
+          <w:p>
+            <w:pPr>
+              <w:pStyle w:val="Normal"/>
+              <w:widowControl/>
+              <w:suppressAutoHyphens w:val="true"/>
+              <w:spacing w:before="0" w:after="0"/>
+              <w:jc w:val="center"/>
+              <w:rPr>
+                <w:rFonts w:ascii="Arial" w:hAnsi="Arial" w:cs="Arial"/>
+              </w:rPr>
+            </w:pPr>
+            <w:r>
+              <w:rPr>
+                <w:rFonts w:cs="Arial" w:ascii="Arial" w:hAnsi="Arial"/>
+                <w:lang w:val="pt-BR" w:bidi="ar-SA"/>
+              </w:rPr>
+              <w:t>Nº gaveta</w:t>
+            </w:r>
+          </w:p>
+          <w:p>
+            <w:pPr>
+              <w:pStyle w:val="Normal"/>
+              <w:widowControl/>
+              <w:suppressAutoHyphens w:val="true"/>
+              <w:spacing w:before="0" w:after="0"/>
+              <w:jc w:val="center"/>
+              <w:rPr>
+                <w:rFonts w:ascii="Arial" w:hAnsi="Arial" w:cs="Arial"/>
+                <w:b/>
+                <w:bCs/>
+              </w:rPr>
+            </w:pPr>
+            <w:r>
+              <w:rPr>
+                <w:rFonts w:cs="Arial" w:ascii="Arial" w:hAnsi="Arial"/>
+                <w:b/>
+                <w:bCs/>
+              </w:rPr>
+            </w:r>
+          </w:p>
+          <w:p>
+            <w:pPr>
+              <w:pStyle w:val="Normal"/>
+              <w:widowControl/>
+              <w:suppressAutoHyphens w:val="true"/>
+              <w:spacing w:before="0" w:after="0"/>
+              <w:jc w:val="start"/>
+              <w:rPr>
+                <w:rFonts w:ascii="Arial" w:hAnsi="Arial" w:cs="Arial"/>
+                <w:b/>
+                <w:bCs/>
+              </w:rPr>
+            </w:pPr>
+            <w:r>
+              <w:rPr>
+                <w:rFonts w:cs="Arial" w:ascii="Arial" w:hAnsi="Arial"/>
+                <w:b/>
+                <w:bCs/>
+                <w:lang w:val="pt-BR" w:bidi="ar-SA"/>
+              </w:rPr>
+              <w:t xml:space="preserve">       </w:t>
+            </w:r>
+            <w:r>
+              <w:rPr>
+                <w:rFonts w:cs="Arial" w:ascii="Arial" w:hAnsi="Arial"/>
+                <w:b/>
+                <w:bCs/>
+                <w:lang w:val="pt-BR" w:bidi="ar-SA"/>
+              </w:rPr>
+              <w:t>{{gaveta}}</w:t>
+            </w:r>
+          </w:p>
+        </w:tc>
+        <w:tc>
+          <w:tcPr>
+            <w:tcW w:w="3257" w:type="dxa"/>
+            <w:gridSpan w:val="3"/>
+            <w:tcBorders/>
+          </w:tcPr>
+          <w:p>
+            <w:pPr>
+              <w:pStyle w:val="Normal"/>
+              <w:widowControl/>
+              <w:suppressAutoHyphens w:val="true"/>
+              <w:spacing w:before="0" w:after="0"/>
+              <w:jc w:val="start"/>
+              <w:rPr>
+                <w:rFonts w:ascii="Arial" w:hAnsi="Arial" w:cs="Arial"/>
+                <w:b/>
+                <w:bCs/>
+              </w:rPr>
+            </w:pPr>
+            <w:r>
+              <w:rPr>
+                <w:rFonts w:cs="Arial" w:ascii="Arial" w:hAnsi="Arial"/>
+                <w:b/>
+                <w:bCs/>
+                <w:lang w:val="pt-BR" w:bidi="ar-SA"/>
+              </w:rPr>
+              <w:t>Óbito:                  Concessão:</w:t>
+            </w:r>
+          </w:p>
+          <w:p>
+            <w:pPr>
+              <w:pStyle w:val="Normal"/>
+              <w:widowControl/>
+              <w:suppressAutoHyphens w:val="true"/>
+              <w:spacing w:before="0" w:after="0"/>
+              <w:jc w:val="start"/>
+              <w:rPr>
+                <w:rFonts w:ascii="Arial" w:hAnsi="Arial" w:cs="Arial"/>
+                <w:b/>
+                <w:bCs/>
+                <w:sz w:val="16"/>
+                <w:szCs w:val="16"/>
+              </w:rPr>
+            </w:pPr>
+            <w:r>
+              <w:rPr>
+                <w:rFonts w:cs="Arial" w:ascii="Arial" w:hAnsi="Arial"/>
+                <w:b/>
+                <w:bCs/>
+                <w:sz w:val="18"/>
+                <w:szCs w:val="18"/>
+                <w:lang w:val="pt-BR" w:bidi="ar-SA"/>
+              </w:rPr>
+              <w:t xml:space="preserve">L:  {{livroObito}} </w:t>
+            </w:r>
+            <w:r>
+              <w:rPr>
+                <w:rFonts w:cs="Arial" w:ascii="Arial" w:hAnsi="Arial"/>
+                <w:b/>
+                <w:bCs/>
+                <w:sz w:val="16"/>
+                <w:szCs w:val="16"/>
+                <w:lang w:val="pt-BR" w:bidi="ar-SA"/>
+              </w:rPr>
+              <w:t xml:space="preserve">                        </w:t>
+            </w:r>
+            <w:r>
+              <w:rPr>
+                <w:rFonts w:cs="Arial" w:ascii="Arial" w:hAnsi="Arial"/>
+                <w:b/>
+                <w:bCs/>
+                <w:sz w:val="18"/>
+                <w:szCs w:val="18"/>
+                <w:lang w:val="pt-BR" w:bidi="ar-SA"/>
+              </w:rPr>
+              <w:t xml:space="preserve">L: </w:t>
+            </w:r>
+          </w:p>
+          <w:p>
+            <w:pPr>
+              <w:pStyle w:val="Normal"/>
+              <w:widowControl/>
+              <w:suppressAutoHyphens w:val="true"/>
+              <w:spacing w:before="0" w:after="0"/>
+              <w:jc w:val="start"/>
+              <w:rPr>
+                <w:rFonts w:ascii="Arial" w:hAnsi="Arial" w:cs="Arial"/>
+                <w:b/>
+                <w:bCs/>
+              </w:rPr>
+            </w:pPr>
+            <w:r>
+              <w:rPr>
+                <w:rFonts w:cs="Arial" w:ascii="Arial" w:hAnsi="Arial"/>
+                <w:b/>
+                <w:bCs/>
+                <w:sz w:val="18"/>
+                <w:szCs w:val="18"/>
+                <w:lang w:val="pt-BR" w:bidi="ar-SA"/>
+              </w:rPr>
+              <w:t>F:</w:t>
+            </w:r>
+            <w:r>
+              <w:rPr>
+                <w:rFonts w:cs="Arial" w:ascii="Arial" w:hAnsi="Arial"/>
+                <w:b/>
+                <w:bCs/>
+                <w:sz w:val="16"/>
+                <w:szCs w:val="16"/>
+                <w:lang w:val="pt-BR" w:bidi="ar-SA"/>
+              </w:rPr>
+              <w:t xml:space="preserve">                                </w:t>
+            </w:r>
+            <w:r>
+              <w:rPr>
+                <w:rFonts w:cs="Arial" w:ascii="Arial" w:hAnsi="Arial"/>
+                <w:b/>
+                <w:bCs/>
+                <w:sz w:val="18"/>
+                <w:szCs w:val="18"/>
+                <w:lang w:val="pt-BR" w:bidi="ar-SA"/>
+              </w:rPr>
+              <w:t xml:space="preserve">F: </w:t>
+            </w:r>
+          </w:p>
+        </w:tc>
+      </w:tr>
+      <w:tr>
+        <w:trPr/>
+        <w:tc>
+          <w:tcPr>
+            <w:tcW w:w="9913" w:type="dxa"/>
+            <w:gridSpan w:val="10"/>
+            <w:tcBorders/>
+          </w:tcPr>
+          <w:p>
+            <w:pPr>
+              <w:pStyle w:val="Normal"/>
+              <w:widowControl/>
+              <w:suppressAutoHyphens w:val="true"/>
+              <w:spacing w:before="0" w:after="0"/>
+              <w:jc w:val="center"/>
+              <w:rPr>
+                <w:rFonts w:ascii="Arial" w:hAnsi="Arial" w:cs="Arial"/>
+                <w:b/>
+                <w:bCs/>
+              </w:rPr>
+            </w:pPr>
+            <w:r>
+              <w:rPr>
+                <w:rFonts w:cs="Arial" w:ascii="Arial" w:hAnsi="Arial"/>
+                <w:b/>
+                <w:bCs/>
+                <w:lang w:val="pt-BR" w:bidi="ar-SA"/>
+              </w:rPr>
+              <w:t>RESPONSÁVEIS PELO SEPULTAMENTO:</w:t>
+            </w:r>
+          </w:p>
+        </w:tc>
+      </w:tr>
+      <w:tr>
+        <w:trPr>
+          <w:trHeight w:val="446" w:hRule="atLeast"/>
         </w:trPr>
         <w:tc>
           <w:tcPr>
             <w:tcW w:w="3120" w:type="dxa"/>
             <w:gridSpan w:val="2"/>
             <w:tcBorders/>
-            <w:tcMar>
-              <w:top w:w="40" w:type="dxa"/>
-              <w:start w:w="50" w:type="dxa"/>
-              <w:bottom w:w="40" w:type="dxa"/>
-              <w:end w:w="50" w:type="dxa"/>
-            </w:tcMar>
-            <w:vAlign w:val="center"/>
           </w:tcPr>
           <w:p>
             <w:pPr>
-              <w:keepNext w:val="0"/>
-              <w:spacing w:before="0" w:after="0" w:line="240" w:lineRule="auto"/>
+              <w:pStyle w:val="Normal"/>
+              <w:widowControl/>
+              <w:suppressAutoHyphens w:val="true"/>
+              <w:spacing w:before="0" w:after="0"/>
               <w:jc w:val="center"/>
-            </w:pPr>
-            <w:r>
-              <w:rPr>
-                <w:rFonts w:ascii="Arial" w:hAnsi="Arial" w:eastAsia="Arial" w:cs="Arial"/>
-                <w:sz w:val="17"/>
-              </w:rPr>
-              <w:t>N° de Inscrição (GSCEMI):</w:t>
-            </w:r>
-          </w:p>
-          <w:p>
-            <w:pPr>
-              <w:keepNext w:val="0"/>
-              <w:spacing w:before="0" w:after="0" w:line="240" w:lineRule="auto"/>
+              <w:rPr>
+                <w:rFonts w:ascii="Arial" w:hAnsi="Arial" w:cs="Arial"/>
+              </w:rPr>
+            </w:pPr>
+            <w:r>
+              <w:rPr>
+                <w:rFonts w:cs="Arial" w:ascii="Arial" w:hAnsi="Arial"/>
+                <w:lang w:val="pt-BR" w:bidi="ar-SA"/>
+              </w:rPr>
+              <w:t>Resp. Sepultamento:</w:t>
+            </w:r>
+          </w:p>
+          <w:p>
+            <w:pPr>
+              <w:pStyle w:val="Normal"/>
+              <w:widowControl/>
+              <w:suppressAutoHyphens w:val="true"/>
+              <w:spacing w:before="0" w:after="0"/>
               <w:jc w:val="center"/>
-            </w:pPr>
-            <w:r>
-              <w:rPr>
-                <w:rFonts w:ascii="Arial" w:hAnsi="Arial" w:eastAsia="Arial" w:cs="Arial"/>
-                <w:b/>
-                <w:sz w:val="20"/>
-              </w:rPr>
-              <w:t>{inscrGS}</w:t>
+              <w:rPr>
+                <w:rFonts w:ascii="Arial" w:hAnsi="Arial" w:cs="Arial"/>
+                <w:sz w:val="2"/>
+                <w:szCs w:val="2"/>
+              </w:rPr>
+            </w:pPr>
+            <w:r>
+              <w:rPr>
+                <w:rFonts w:cs="Arial" w:ascii="Arial" w:hAnsi="Arial"/>
+                <w:sz w:val="2"/>
+                <w:szCs w:val="2"/>
+              </w:rPr>
+            </w:r>
+          </w:p>
+          <w:p>
+            <w:pPr>
+              <w:pStyle w:val="Normal"/>
+              <w:widowControl/>
+              <w:suppressAutoHyphens w:val="true"/>
+              <w:spacing w:before="0" w:after="0"/>
+              <w:jc w:val="center"/>
+              <w:rPr>
+                <w:rFonts w:ascii="Arial" w:hAnsi="Arial" w:cs="Arial"/>
+              </w:rPr>
+            </w:pPr>
+            <w:r>
+              <w:rPr>
+                <w:rFonts w:cs="Arial" w:ascii="Arial" w:hAnsi="Arial"/>
+              </w:rPr>
             </w:r>
           </w:p>
         </w:tc>
         <w:tc>
           <w:tcPr>
-            <w:tcW w:w="3394" w:type="dxa"/>
-            <w:gridSpan w:val="4"/>
+            <w:tcW w:w="2120" w:type="dxa"/>
+            <w:gridSpan w:val="3"/>
             <w:tcBorders/>
-            <w:tcMar>
-              <w:top w:w="40" w:type="dxa"/>
-              <w:start w:w="50" w:type="dxa"/>
-              <w:bottom w:w="40" w:type="dxa"/>
-              <w:end w:w="50" w:type="dxa"/>
-            </w:tcMar>
-            <w:vAlign w:val="center"/>
           </w:tcPr>
           <w:p>
             <w:pPr>
-              <w:keepNext w:val="0"/>
-              <w:spacing w:before="0" w:after="0" w:line="240" w:lineRule="auto"/>
+              <w:pStyle w:val="Normal"/>
+              <w:widowControl/>
+              <w:suppressAutoHyphens w:val="true"/>
+              <w:spacing w:before="0" w:after="0"/>
               <w:jc w:val="center"/>
-            </w:pPr>
-            <w:r>
-              <w:rPr>
-                <w:rFonts w:ascii="Arial" w:hAnsi="Arial" w:eastAsia="Arial" w:cs="Arial"/>
-                <w:sz w:val="17"/>
-              </w:rPr>
-              <w:t>Nº da DO:</w:t>
-            </w:r>
-          </w:p>
-          <w:p>
-            <w:pPr>
-              <w:keepNext w:val="0"/>
-              <w:spacing w:before="0" w:after="0" w:line="240" w:lineRule="auto"/>
-              <w:jc w:val="center"/>
-            </w:pPr>
-            <w:r>
-              <w:rPr>
-                <w:rFonts w:ascii="Arial" w:hAnsi="Arial" w:eastAsia="Arial" w:cs="Arial"/>
-                <w:b/>
-                <w:sz w:val="20"/>
-              </w:rPr>
-              <w:t>{numDO}</w:t>
+              <w:rPr>
+                <w:rFonts w:ascii="Arial" w:hAnsi="Arial" w:cs="Arial"/>
+              </w:rPr>
+            </w:pPr>
+            <w:r>
+              <w:rPr>
+                <w:rFonts w:cs="Arial" w:ascii="Arial" w:hAnsi="Arial"/>
+                <w:lang w:val="pt-BR" w:bidi="ar-SA"/>
+              </w:rPr>
+              <w:t>visto sepultador</w:t>
             </w:r>
           </w:p>
         </w:tc>
         <w:tc>
           <w:tcPr>
-            <w:tcW w:w="3399" w:type="dxa"/>
+            <w:tcW w:w="2268" w:type="dxa"/>
             <w:gridSpan w:val="4"/>
             <w:tcBorders/>
-            <w:tcMar>
-              <w:top w:w="40" w:type="dxa"/>
-              <w:start w:w="50" w:type="dxa"/>
-              <w:bottom w:w="40" w:type="dxa"/>
-              <w:end w:w="50" w:type="dxa"/>
-            </w:tcMar>
-            <w:vAlign w:val="center"/>
           </w:tcPr>
           <w:p>
             <w:pPr>
-              <w:keepNext w:val="0"/>
-              <w:spacing w:before="0" w:after="0" w:line="240" w:lineRule="auto"/>
+              <w:pStyle w:val="Normal"/>
+              <w:widowControl/>
+              <w:suppressAutoHyphens w:val="true"/>
+              <w:spacing w:before="0" w:after="0"/>
               <w:jc w:val="center"/>
-            </w:pPr>
-            <w:r>
-              <w:rPr>
-                <w:rFonts w:ascii="Arial" w:hAnsi="Arial" w:eastAsia="Arial" w:cs="Arial"/>
-                <w:sz w:val="17"/>
-              </w:rPr>
-              <w:t>Nº Placa de Identificação:</w:t>
-            </w:r>
-          </w:p>
-          <w:p>
-            <w:pPr>
-              <w:keepNext w:val="0"/>
-              <w:spacing w:before="0" w:after="0" w:line="240" w:lineRule="auto"/>
+              <w:rPr>
+                <w:rFonts w:ascii="Arial" w:hAnsi="Arial" w:cs="Arial"/>
+              </w:rPr>
+            </w:pPr>
+            <w:r>
+              <w:rPr>
+                <w:rFonts w:cs="Arial" w:ascii="Arial" w:hAnsi="Arial"/>
+                <w:lang w:val="pt-BR" w:bidi="ar-SA"/>
+              </w:rPr>
+              <w:t>visto sepultador</w:t>
+            </w:r>
+          </w:p>
+          <w:p>
+            <w:pPr>
+              <w:pStyle w:val="Normal"/>
+              <w:widowControl/>
+              <w:suppressAutoHyphens w:val="true"/>
+              <w:spacing w:before="0" w:after="0"/>
               <w:jc w:val="center"/>
-            </w:pPr>
-            <w:r>
-              <w:rPr>
-                <w:rFonts w:ascii="Arial" w:hAnsi="Arial" w:eastAsia="Arial" w:cs="Arial"/>
-                <w:b/>
-                <w:sz w:val="20"/>
-              </w:rPr>
-              <w:t>{placa}</w:t>
+              <w:rPr>
+                <w:rFonts w:ascii="Arial" w:hAnsi="Arial" w:cs="Arial"/>
+                <w:sz w:val="2"/>
+                <w:szCs w:val="2"/>
+              </w:rPr>
+            </w:pPr>
+            <w:r>
+              <w:rPr>
+                <w:rFonts w:cs="Arial" w:ascii="Arial" w:hAnsi="Arial"/>
+                <w:sz w:val="2"/>
+                <w:szCs w:val="2"/>
+              </w:rPr>
+            </w:r>
+          </w:p>
+        </w:tc>
+        <w:tc>
+          <w:tcPr>
+            <w:tcW w:w="2405" w:type="dxa"/>
+            <w:tcBorders/>
+          </w:tcPr>
+          <w:p>
+            <w:pPr>
+              <w:pStyle w:val="Normal"/>
+              <w:widowControl/>
+              <w:suppressAutoHyphens w:val="true"/>
+              <w:spacing w:before="0" w:after="0"/>
+              <w:jc w:val="center"/>
+              <w:rPr>
+                <w:rFonts w:ascii="Arial" w:hAnsi="Arial" w:cs="Arial"/>
+              </w:rPr>
+            </w:pPr>
+            <w:r>
+              <w:rPr>
+                <w:rFonts w:cs="Arial" w:ascii="Arial" w:hAnsi="Arial"/>
+                <w:lang w:val="pt-BR" w:bidi="ar-SA"/>
+              </w:rPr>
+              <w:t>visto sepultador</w:t>
+            </w:r>
+          </w:p>
+          <w:p>
+            <w:pPr>
+              <w:pStyle w:val="Normal"/>
+              <w:widowControl/>
+              <w:suppressAutoHyphens w:val="true"/>
+              <w:spacing w:before="0" w:after="0"/>
+              <w:jc w:val="center"/>
+              <w:rPr>
+                <w:rFonts w:ascii="Arial" w:hAnsi="Arial" w:cs="Arial"/>
+              </w:rPr>
+            </w:pPr>
+            <w:r>
+              <w:rPr>
+                <w:rFonts w:cs="Arial" w:ascii="Arial" w:hAnsi="Arial"/>
+              </w:rPr>
+            </w:r>
+          </w:p>
+        </w:tc>
+      </w:tr>
+      <w:tr>
+        <w:trPr/>
+        <w:tc>
+          <w:tcPr>
+            <w:tcW w:w="9913" w:type="dxa"/>
+            <w:gridSpan w:val="10"/>
+            <w:tcBorders/>
+          </w:tcPr>
+          <w:p>
+            <w:pPr>
+              <w:pStyle w:val="Normal"/>
+              <w:widowControl/>
+              <w:suppressAutoHyphens w:val="true"/>
+              <w:spacing w:before="0" w:after="0"/>
+              <w:jc w:val="center"/>
+              <w:rPr>
+                <w:rFonts w:ascii="Arial" w:hAnsi="Arial" w:cs="Arial"/>
+              </w:rPr>
+            </w:pPr>
+            <w:r>
+              <w:rPr>
+                <w:rFonts w:cs="Arial" w:ascii="Arial" w:hAnsi="Arial"/>
+                <w:b/>
+                <w:bCs/>
+                <w:lang w:val="pt-BR" w:bidi="ar-SA"/>
+              </w:rPr>
+              <w:t>ADMINISTRAÇÃO</w:t>
             </w:r>
           </w:p>
         </w:tc>
       </w:tr>
       <w:tr>
         <w:trPr>
-          <w:trHeight w:val="425" w:hRule="atLeast"/>
+          <w:trHeight w:val="70" w:hRule="atLeast"/>
         </w:trPr>
         <w:tc>
           <w:tcPr>
             <w:tcW w:w="9913" w:type="dxa"/>
             <w:gridSpan w:val="10"/>
             <w:tcBorders/>
-            <w:tcMar>
-              <w:top w:w="40" w:type="dxa"/>
-              <w:start w:w="50" w:type="dxa"/>
-              <w:bottom w:w="40" w:type="dxa"/>
-              <w:end w:w="50" w:type="dxa"/>
-            </w:tcMar>
-            <w:vAlign w:val="center"/>
           </w:tcPr>
           <w:p>
             <w:pPr>
-              <w:keepNext w:val="0"/>
-              <w:spacing w:before="0" w:after="0" w:line="240" w:lineRule="auto"/>
+              <w:pStyle w:val="Normal"/>
+              <w:widowControl/>
+              <w:suppressAutoHyphens w:val="true"/>
+              <w:spacing w:before="0" w:after="0"/>
+              <w:jc w:val="start"/>
+              <w:rPr>
+                <w:rFonts w:ascii="Arial" w:hAnsi="Arial" w:cs="Arial"/>
+                <w:b/>
+                <w:bCs/>
+              </w:rPr>
+            </w:pPr>
+            <w:r>
+              <w:rPr>
+                <w:rFonts w:cs="Arial" w:ascii="Arial" w:hAnsi="Arial"/>
+                <w:b/>
+                <w:bCs/>
+              </w:rPr>
+            </w:r>
+          </w:p>
+          <w:p>
+            <w:pPr>
+              <w:pStyle w:val="Normal"/>
+              <w:widowControl/>
+              <w:suppressAutoHyphens w:val="true"/>
+              <w:spacing w:before="0" w:after="0"/>
               <w:jc w:val="center"/>
-            </w:pPr>
-            <w:r>
-              <w:rPr>
-                <w:rFonts w:ascii="Arial" w:hAnsi="Arial" w:eastAsia="Arial" w:cs="Arial"/>
-                <w:b/>
-                <w:sz w:val="18"/>
-              </w:rPr>
-              <w:t>NOME DA PESSOA FALECIDA:</w:t>
-            </w:r>
-          </w:p>
-          <w:p>
-            <w:pPr>
-              <w:keepNext w:val="0"/>
-              <w:spacing w:before="0" w:after="0" w:line="240" w:lineRule="auto"/>
+              <w:rPr>
+                <w:rFonts w:ascii="Arial" w:hAnsi="Arial" w:cs="Arial"/>
+              </w:rPr>
+            </w:pPr>
+            <w:r>
+              <w:rPr>
+                <w:rFonts w:cs="Arial" w:ascii="Arial" w:hAnsi="Arial"/>
+                <w:lang w:val="pt-BR" w:bidi="ar-SA"/>
+              </w:rPr>
+              <w:t>Assinatura da Administração: __________________________    Data:</w:t>
+            </w:r>
+            <w:r>
+              <w:rPr>
+                <w:rFonts w:cs="Arial" w:ascii="Arial" w:hAnsi="Arial"/>
+                <w:b/>
+                <w:bCs/>
+                <w:lang w:val="pt-BR" w:bidi="ar-SA"/>
+              </w:rPr>
+              <w:t xml:space="preserve"> {{dataAtual}}</w:t>
+            </w:r>
+          </w:p>
+          <w:p>
+            <w:pPr>
+              <w:pStyle w:val="Normal"/>
+              <w:widowControl/>
+              <w:suppressAutoHyphens w:val="true"/>
+              <w:spacing w:before="0" w:after="0"/>
               <w:jc w:val="center"/>
-            </w:pPr>
-            <w:r>
-              <w:rPr>
-                <w:rFonts w:ascii="Arial" w:hAnsi="Arial" w:eastAsia="Arial" w:cs="Arial"/>
-                <w:b/>
-                <w:sz w:val="28"/>
-              </w:rPr>
-              <w:t>{nomeFal}</w:t>
-            </w:r>
-          </w:p>
-        </w:tc>
-      </w:tr>
-      <w:tr>
-        <w:trPr>
-          <w:trHeight w:val="482" w:hRule="atLeast"/>
-        </w:trPr>
-        <w:tc>
-          <w:tcPr>
-            <w:tcW w:w="3120" w:type="dxa"/>
-            <w:gridSpan w:val="2"/>
-            <w:tcBorders/>
-            <w:tcMar>
-              <w:top w:w="40" w:type="dxa"/>
-              <w:start w:w="50" w:type="dxa"/>
-              <w:bottom w:w="40" w:type="dxa"/>
-              <w:end w:w="50" w:type="dxa"/>
-            </w:tcMar>
-            <w:vAlign w:val="center"/>
-          </w:tcPr>
-          <w:p>
-            <w:pPr>
-              <w:keepNext w:val="0"/>
-              <w:spacing w:before="0" w:after="0" w:line="240" w:lineRule="auto"/>
-              <w:jc w:val="center"/>
-            </w:pPr>
-            <w:r>
-              <w:rPr>
-                <w:rFonts w:ascii="Arial" w:hAnsi="Arial" w:eastAsia="Arial" w:cs="Arial"/>
-                <w:sz w:val="18"/>
-              </w:rPr>
-              <w:t>DATA DO SEPULTAMENTO:</w:t>
-            </w:r>
-          </w:p>
-          <w:p>
-            <w:pPr>
-              <w:keepNext w:val="0"/>
-              <w:spacing w:before="0" w:after="0" w:line="240" w:lineRule="auto"/>
-              <w:jc w:val="center"/>
-            </w:pPr>
-            <w:r>
-              <w:rPr>
-                <w:rFonts w:ascii="Arial" w:hAnsi="Arial" w:eastAsia="Arial" w:cs="Arial"/>
-                <w:b/>
-                <w:sz w:val="22"/>
-              </w:rPr>
-              <w:t>{dataSep}</w:t>
-            </w:r>
-          </w:p>
-        </w:tc>
-        <w:tc>
-          <w:tcPr>
-            <w:tcW w:w="3858" w:type="dxa"/>
-            <w:gridSpan w:val="6"/>
-            <w:tcBorders/>
-            <w:tcMar>
-              <w:top w:w="40" w:type="dxa"/>
-              <w:start w:w="50" w:type="dxa"/>
-              <w:bottom w:w="40" w:type="dxa"/>
-              <w:end w:w="50" w:type="dxa"/>
-            </w:tcMar>
-            <w:vAlign w:val="center"/>
-          </w:tcPr>
-          <w:p>
-            <w:pPr>
-              <w:keepNext w:val="0"/>
-              <w:spacing w:before="0" w:after="0" w:line="240" w:lineRule="auto"/>
-              <w:jc w:val="center"/>
-            </w:pPr>
-            <w:r>
-              <w:rPr>
-                <w:rFonts w:ascii="Arial" w:hAnsi="Arial" w:eastAsia="Arial" w:cs="Arial"/>
-                <w:sz w:val="18"/>
-              </w:rPr>
-              <w:t>HORA DO SEPULTAMENTO:</w:t>
-            </w:r>
-          </w:p>
-          <w:p>
-            <w:pPr>
-              <w:keepNext w:val="0"/>
-              <w:spacing w:before="0" w:after="0" w:line="240" w:lineRule="auto"/>
-              <w:jc w:val="center"/>
-            </w:pPr>
-            <w:r>
-              <w:rPr>
-                <w:rFonts w:ascii="Arial" w:hAnsi="Arial" w:eastAsia="Arial" w:cs="Arial"/>
-                <w:b/>
-                <w:sz w:val="20"/>
-              </w:rPr>
-              <w:t>{horaSep}</w:t>
-            </w:r>
-          </w:p>
-        </w:tc>
-        <w:tc>
-          <w:tcPr>
-            <w:tcW w:w="2935" w:type="dxa"/>
-            <w:gridSpan w:val="2"/>
-            <w:tcBorders/>
-            <w:tcMar>
-              <w:top w:w="40" w:type="dxa"/>
-              <w:start w:w="50" w:type="dxa"/>
-              <w:bottom w:w="40" w:type="dxa"/>
-              <w:end w:w="50" w:type="dxa"/>
-            </w:tcMar>
-            <w:vAlign w:val="center"/>
-          </w:tcPr>
-          <w:p>
-            <w:pPr>
-              <w:keepNext w:val="0"/>
-              <w:spacing w:before="0" w:after="0" w:line="240" w:lineRule="auto"/>
-              <w:jc w:val="center"/>
-            </w:pPr>
-            <w:r>
-              <w:rPr>
-                <w:rFonts w:ascii="Arial" w:hAnsi="Arial" w:eastAsia="Arial" w:cs="Arial"/>
-                <w:sz w:val="18"/>
-              </w:rPr>
-              <w:t>Família Presente:</w:t>
-            </w:r>
-          </w:p>
-          <w:p>
-            <w:pPr>
-              <w:keepNext w:val="0"/>
-              <w:spacing w:before="0" w:after="0" w:line="240" w:lineRule="auto"/>
-              <w:jc w:val="center"/>
-            </w:pPr>
-            <w:r>
-              <w:rPr>
-                <w:rFonts w:ascii="Arial" w:hAnsi="Arial" w:eastAsia="Arial" w:cs="Arial"/>
-                <w:sz w:val="18"/>
-              </w:rPr>
-              <w:t>□ Sim      □ Não</w:t>
-            </w:r>
-          </w:p>
-        </w:tc>
-      </w:tr>
-      <w:tr>
-        <w:trPr>
-          <w:trHeight w:val="227" w:hRule="atLeast"/>
-        </w:trPr>
-        <w:tc>
-          <w:tcPr>
-            <w:tcW w:w="9913" w:type="dxa"/>
-            <w:gridSpan w:val="10"/>
-            <w:tcBorders/>
-            <w:tcMar>
-              <w:top w:w="40" w:type="dxa"/>
-              <w:start w:w="50" w:type="dxa"/>
-              <w:bottom w:w="40" w:type="dxa"/>
-              <w:end w:w="50" w:type="dxa"/>
-            </w:tcMar>
-            <w:vAlign w:val="center"/>
-          </w:tcPr>
-          <w:p>
-            <w:pPr>
-              <w:pStyle w:val="Normal"/>
-              <w:keepNext w:val="0"/>
-              <w:widowControl/>
-              <w:suppressAutoHyphens w:val="true"/>
-              <w:spacing w:before="0" w:after="0" w:line="240" w:lineRule="auto"/>
-              <w:jc w:val="center"/>
-              <w:rPr>
-                <w:rFonts w:ascii="Arial" w:hAnsi="Arial" w:cs="Arial"/>
-                <w:b/>
-                <w:bCs/>
-              </w:rPr>
-            </w:pPr>
-            <w:r>
-              <w:rPr>
-                <w:rFonts w:ascii="Arial" w:hAnsi="Arial" w:eastAsia="Arial" w:cs="Arial"/>
-                <w:b/>
-                <w:sz w:val="20"/>
-              </w:rPr>
-              <w:t>AUTORIZAÇÃO DE SEPULTAMENTO</w:t>
-            </w:r>
-          </w:p>
-        </w:tc>
-      </w:tr>
-      <w:tr>
-        <w:trPr>
-          <w:trHeight w:val="4252" w:hRule="atLeast"/>
-        </w:trPr>
-        <w:tc>
-          <w:tcPr>
-            <w:tcW w:w="9913" w:type="dxa"/>
-            <w:gridSpan w:val="10"/>
-            <w:tcBorders/>
-            <w:vAlign w:val="top"/>
-            <w:tcMar>
-              <w:top w:w="40" w:type="dxa"/>
-              <w:start w:w="50" w:type="dxa"/>
-              <w:bottom w:w="40" w:type="dxa"/>
-              <w:end w:w="50" w:type="dxa"/>
-            </w:tcMar>
-          </w:tcPr>
-          <w:p>
-            <w:pPr>
-              <w:keepNext w:val="0"/>
-              <w:spacing w:before="0" w:after="0" w:line="240" w:lineRule="auto"/>
-            </w:pPr>
-            <w:r>
-              <w:rPr>
-                <w:rFonts w:ascii="Arial" w:hAnsi="Arial" w:eastAsia="Arial" w:cs="Arial"/>
-                <w:sz w:val="18"/>
-              </w:rPr>
-              <w:t xml:space="preserve">Eu, </w:t>
-            </w:r>
-            <w:r>
-              <w:rPr>
-                <w:rFonts w:ascii="Arial" w:hAnsi="Arial" w:eastAsia="Arial" w:cs="Arial"/>
-                <w:b/>
-                <w:sz w:val="18"/>
-              </w:rPr>
-              <w:t>{nomeResp}</w:t>
-            </w:r>
-            <w:r>
-              <w:rPr>
-                <w:rFonts w:ascii="Arial" w:hAnsi="Arial" w:eastAsia="Arial" w:cs="Arial"/>
-                <w:sz w:val="18"/>
-              </w:rPr>
-              <w:t xml:space="preserve"> CPF: </w:t>
-            </w:r>
-            <w:r>
-              <w:rPr>
-                <w:rFonts w:ascii="Arial" w:hAnsi="Arial" w:eastAsia="Arial" w:cs="Arial"/>
-                <w:b/>
-                <w:sz w:val="18"/>
-              </w:rPr>
-              <w:t>{cpfResp}</w:t>
-            </w:r>
-            <w:r>
-              <w:rPr>
-                <w:rFonts w:ascii="Arial" w:hAnsi="Arial" w:eastAsia="Arial" w:cs="Arial"/>
-                <w:sz w:val="18"/>
-              </w:rPr>
-              <w:t xml:space="preserve"> Profissão: ____________________</w:t>
-            </w:r>
-          </w:p>
-          <w:p>
-            <w:pPr>
-              <w:keepNext w:val="0"/>
-              <w:spacing w:before="0" w:after="0" w:line="240" w:lineRule="auto"/>
-            </w:pPr>
-            <w:r>
-              <w:rPr>
-                <w:rFonts w:ascii="Arial" w:hAnsi="Arial" w:eastAsia="Arial" w:cs="Arial"/>
-                <w:sz w:val="18"/>
-              </w:rPr>
-              <w:t xml:space="preserve">Endereço: </w:t>
-            </w:r>
-            <w:r>
-              <w:rPr>
-                <w:rFonts w:ascii="Arial" w:hAnsi="Arial" w:eastAsia="Arial" w:cs="Arial"/>
-                <w:b/>
-                <w:sz w:val="18"/>
-              </w:rPr>
-              <w:t>{endResp}</w:t>
-            </w:r>
-          </w:p>
-          <w:p>
-            <w:pPr>
-              <w:keepNext w:val="0"/>
-              <w:spacing w:before="0" w:after="0" w:line="240" w:lineRule="auto"/>
-            </w:pPr>
-            <w:r>
-              <w:rPr>
-                <w:rFonts w:ascii="Arial" w:hAnsi="Arial" w:eastAsia="Arial" w:cs="Arial"/>
-                <w:sz w:val="18"/>
-              </w:rPr>
-              <w:t xml:space="preserve">Telefone: </w:t>
-            </w:r>
-            <w:r>
-              <w:rPr>
-                <w:rFonts w:ascii="Arial" w:hAnsi="Arial" w:eastAsia="Arial" w:cs="Arial"/>
-                <w:b/>
-                <w:sz w:val="18"/>
-              </w:rPr>
-              <w:t>{telResp}</w:t>
-            </w:r>
-          </w:p>
-          <w:p>
-            <w:pPr>
-              <w:keepNext w:val="0"/>
-              <w:spacing w:before="0" w:after="0" w:line="240" w:lineRule="auto"/>
-            </w:pPr>
-            <w:r>
-              <w:rPr>
-                <w:rFonts w:ascii="Arial" w:hAnsi="Arial" w:eastAsia="Arial" w:cs="Arial"/>
-                <w:sz w:val="18"/>
-              </w:rPr>
-              <w:t xml:space="preserve">Na qualidade de </w:t>
-            </w:r>
-            <w:r>
-              <w:rPr>
-                <w:rFonts w:ascii="Arial" w:hAnsi="Arial" w:eastAsia="Arial" w:cs="Arial"/>
-                <w:b/>
-                <w:sz w:val="18"/>
-              </w:rPr>
-              <w:t>{parent}</w:t>
-            </w:r>
-            <w:r>
-              <w:rPr>
-                <w:rFonts w:ascii="Arial" w:hAnsi="Arial" w:eastAsia="Arial" w:cs="Arial"/>
-                <w:sz w:val="18"/>
-              </w:rPr>
-              <w:t xml:space="preserve"> autorizo o sepultamento junto à administração do Cemitério Santana, nesta data.</w:t>
-            </w:r>
-          </w:p>
-          <w:p>
-            <w:pPr>
-              <w:keepNext w:val="0"/>
-              <w:spacing w:before="0" w:after="0" w:line="240" w:lineRule="auto"/>
-            </w:pPr>
-            <w:r>
-              <w:rPr>
-                <w:rFonts w:ascii="Arial" w:hAnsi="Arial" w:eastAsia="Arial" w:cs="Arial"/>
-                <w:i/>
-                <w:sz w:val="18"/>
-              </w:rPr>
-              <w:t xml:space="preserve">Isento a empresa </w:t>
-            </w:r>
-            <w:r>
-              <w:rPr>
-                <w:rFonts w:ascii="Arial" w:hAnsi="Arial" w:eastAsia="Arial" w:cs="Arial"/>
-                <w:b/>
-                <w:i/>
-                <w:sz w:val="18"/>
-              </w:rPr>
-              <w:t xml:space="preserve">Consolare </w:t>
-            </w:r>
-            <w:r>
-              <w:rPr>
-                <w:rFonts w:ascii="Arial" w:hAnsi="Arial" w:eastAsia="Arial" w:cs="Arial"/>
-                <w:i/>
-                <w:sz w:val="18"/>
-              </w:rPr>
-              <w:t>de qualquer responsabilidade e assumo total responsabilidade pelos serviços realizados de exumação, corte de gaveta, remoção da alça, rompimento do portão de sepultamentos e quaisquer outros serviços que se fizerem necessários.</w:t>
-            </w:r>
-          </w:p>
-          <w:p>
-            <w:pPr>
-              <w:keepNext w:val="0"/>
-              <w:spacing w:before="0" w:after="0" w:line="240" w:lineRule="auto"/>
-            </w:pPr>
-            <w:r>
-              <w:rPr>
-                <w:rFonts w:ascii="Arial" w:hAnsi="Arial" w:eastAsia="Arial" w:cs="Arial"/>
-                <w:i/>
-                <w:sz w:val="18"/>
-              </w:rPr>
-              <w:t>Por ser de minha livre e espontânea vontade, firmo a presente autorização.</w:t>
-            </w:r>
-          </w:p>
-          <w:p>
-            <w:pPr>
-              <w:keepNext w:val="0"/>
-              <w:spacing w:before="0" w:after="0" w:line="240" w:lineRule="auto"/>
-            </w:pPr>
-            <w:r>
-              <w:rPr>
-                <w:rFonts w:ascii="Arial" w:hAnsi="Arial" w:eastAsia="Arial" w:cs="Arial"/>
-                <w:sz w:val="18"/>
-              </w:rPr>
-              <w:t>Assinatura do responsável pela autorização: ________________________________________________</w:t>
-            </w:r>
-          </w:p>
-          <w:p>
-            <w:pPr>
-              <w:keepNext w:val="0"/>
-              <w:spacing w:before="0" w:after="0" w:line="240" w:lineRule="auto"/>
-              <w:jc w:val="center"/>
-            </w:pPr>
-            <w:r>
-              <w:rPr>
-                <w:rFonts w:ascii="Arial" w:hAnsi="Arial" w:eastAsia="Arial" w:cs="Arial"/>
-                <w:sz w:val="18"/>
-              </w:rPr>
-              <w:t>São Paulo, {dataExt}.</w:t>
-            </w:r>
-          </w:p>
-          <w:p>
-            <w:pPr>
-              <w:keepNext w:val="0"/>
-              <w:spacing w:before="0" w:after="0" w:line="240" w:lineRule="auto"/>
-            </w:pPr>
-            <w:r>
-              <w:rPr>
-                <w:rFonts w:ascii="Arial" w:hAnsi="Arial" w:eastAsia="Arial" w:cs="Arial"/>
-                <w:sz w:val="17"/>
-              </w:rPr>
-              <w:t>Contratação:  □ Social    □ Doador    □ Padrão    □ Popular    □ Luxo    □ De Fora</w:t>
-            </w:r>
-          </w:p>
-          <w:p>
-            <w:pPr>
-              <w:keepNext w:val="0"/>
-              <w:spacing w:before="0" w:after="0" w:line="240" w:lineRule="auto"/>
-            </w:pPr>
-            <w:r>
-              <w:rPr>
-                <w:rFonts w:ascii="Arial" w:hAnsi="Arial" w:eastAsia="Arial" w:cs="Arial"/>
-                <w:sz w:val="17"/>
-              </w:rPr>
-              <w:t xml:space="preserve">Obs.: ___________________________    Nota de Contratação nº: </w:t>
-            </w:r>
-            <w:r>
-              <w:rPr>
-                <w:rFonts w:ascii="Arial" w:hAnsi="Arial" w:eastAsia="Arial" w:cs="Arial"/>
-                <w:b/>
-                <w:sz w:val="17"/>
-              </w:rPr>
-              <w:t>{nota}</w:t>
-            </w:r>
-          </w:p>
-          <w:p>
-            <w:pPr>
-              <w:keepNext w:val="0"/>
-              <w:spacing w:before="0" w:after="0" w:line="240" w:lineRule="auto"/>
-            </w:pPr>
-            <w:r>
-              <w:rPr>
-                <w:rFonts w:ascii="Arial" w:hAnsi="Arial" w:eastAsia="Arial" w:cs="Arial"/>
-                <w:sz w:val="17"/>
-              </w:rPr>
-              <w:t xml:space="preserve">COVID/Lacrado:  □ sim    □ não      Empresa / Bloco / Agência: </w:t>
-            </w:r>
-            <w:r>
-              <w:rPr>
-                <w:rFonts w:ascii="Arial" w:hAnsi="Arial" w:eastAsia="Arial" w:cs="Arial"/>
-                <w:b/>
-                <w:sz w:val="17"/>
-              </w:rPr>
-              <w:t>{funeraria}</w:t>
-            </w:r>
-          </w:p>
-        </w:tc>
-      </w:tr>
-      <w:tr>
-        <w:trPr>
-          <w:trHeight w:val="142" w:hRule="atLeast"/>
-        </w:trPr>
-        <w:tc>
-          <w:tcPr>
-            <w:tcW w:w="9913" w:type="dxa"/>
-            <w:gridSpan w:val="10"/>
-            <w:tcBorders/>
-            <w:tcMar>
-              <w:top w:w="40" w:type="dxa"/>
-              <w:start w:w="50" w:type="dxa"/>
-              <w:bottom w:w="40" w:type="dxa"/>
-              <w:end w:w="50" w:type="dxa"/>
-            </w:tcMar>
-            <w:vAlign w:val="center"/>
-          </w:tcPr>
-          <w:p>
-            <w:pPr>
-              <w:pStyle w:val="Normal"/>
-              <w:widowControl/>
-              <w:suppressAutoHyphens w:val="true"/>
-              <w:spacing w:before="0" w:after="0" w:line="240" w:lineRule="auto"/>
-              <w:jc w:val="start"/>
-              <w:rPr>
-                <w:rFonts w:ascii="Arial" w:hAnsi="Arial" w:cs="Arial"/>
-                <w:b/>
-                <w:bCs/>
-              </w:rPr>
-            </w:pPr>
-            <w:r>
-              <w:rPr>
-                <w:rFonts w:cs="Arial" w:ascii="Arial" w:hAnsi="Arial"/>
-                <w:b/>
-                <w:bCs/>
-              </w:rPr>
-            </w:r>
-          </w:p>
-        </w:tc>
-      </w:tr>
-      <w:tr>
-        <w:trPr>
-          <w:trHeight w:val="709" w:hRule="atLeast"/>
-        </w:trPr>
-        <w:tc>
-          <w:tcPr>
-            <w:tcW w:w="1982" w:type="dxa"/>
-            <w:tcBorders/>
-            <w:tcMar>
-              <w:top w:w="40" w:type="dxa"/>
-              <w:start w:w="50" w:type="dxa"/>
-              <w:bottom w:w="40" w:type="dxa"/>
-              <w:end w:w="50" w:type="dxa"/>
-            </w:tcMar>
-            <w:vAlign w:val="center"/>
-          </w:tcPr>
-          <w:p>
-            <w:pPr>
-              <w:keepNext w:val="0"/>
-              <w:spacing w:before="0" w:after="0" w:line="240" w:lineRule="auto"/>
-              <w:jc w:val="center"/>
-            </w:pPr>
-            <w:r>
-              <w:rPr>
-                <w:rFonts w:ascii="Arial" w:hAnsi="Arial" w:eastAsia="Arial" w:cs="Arial"/>
-                <w:sz w:val="17"/>
-              </w:rPr>
-              <w:t>N° quadra / Rua</w:t>
-            </w:r>
-          </w:p>
-          <w:p>
-            <w:pPr>
-              <w:keepNext w:val="0"/>
-              <w:spacing w:before="0" w:after="0" w:line="240" w:lineRule="auto"/>
-              <w:jc w:val="center"/>
-            </w:pPr>
-            <w:r>
-              <w:rPr>
-                <w:rFonts w:ascii="Arial" w:hAnsi="Arial" w:eastAsia="Arial" w:cs="Arial"/>
-                <w:b/>
-                <w:sz w:val="21"/>
-              </w:rPr>
-              <w:t>{quadraRua}</w:t>
-            </w:r>
-          </w:p>
-        </w:tc>
-        <w:tc>
-          <w:tcPr>
-            <w:tcW w:w="1555" w:type="dxa"/>
-            <w:gridSpan w:val="2"/>
-            <w:tcBorders/>
-            <w:tcMar>
-              <w:top w:w="40" w:type="dxa"/>
-              <w:start w:w="50" w:type="dxa"/>
-              <w:bottom w:w="40" w:type="dxa"/>
-              <w:end w:w="50" w:type="dxa"/>
-            </w:tcMar>
-            <w:vAlign w:val="center"/>
-          </w:tcPr>
-          <w:p>
-            <w:pPr>
-              <w:keepNext w:val="0"/>
-              <w:spacing w:before="0" w:after="0" w:line="240" w:lineRule="auto"/>
-              <w:jc w:val="center"/>
-            </w:pPr>
-            <w:r>
-              <w:rPr>
-                <w:rFonts w:ascii="Arial" w:hAnsi="Arial" w:eastAsia="Arial" w:cs="Arial"/>
-                <w:sz w:val="17"/>
-              </w:rPr>
-              <w:t>Nº Sepultura</w:t>
-            </w:r>
-          </w:p>
-          <w:p>
-            <w:pPr>
-              <w:keepNext w:val="0"/>
-              <w:spacing w:before="0" w:after="0" w:line="240" w:lineRule="auto"/>
-              <w:jc w:val="center"/>
-            </w:pPr>
-            <w:r>
-              <w:rPr>
-                <w:rFonts w:ascii="Arial" w:hAnsi="Arial" w:eastAsia="Arial" w:cs="Arial"/>
-                <w:b/>
-                <w:sz w:val="21"/>
-              </w:rPr>
-            </w:r>
-          </w:p>
-        </w:tc>
-        <w:tc>
-          <w:tcPr>
-            <w:tcW w:w="1276" w:type="dxa"/>
-            <w:tcBorders/>
-            <w:tcMar>
-              <w:top w:w="40" w:type="dxa"/>
-              <w:start w:w="50" w:type="dxa"/>
-              <w:bottom w:w="40" w:type="dxa"/>
-              <w:end w:w="50" w:type="dxa"/>
-            </w:tcMar>
-            <w:vAlign w:val="center"/>
-          </w:tcPr>
-          <w:p>
-            <w:pPr>
-              <w:keepNext w:val="0"/>
-              <w:spacing w:before="0" w:after="0" w:line="240" w:lineRule="auto"/>
-              <w:jc w:val="center"/>
-            </w:pPr>
-            <w:r>
-              <w:rPr>
-                <w:rFonts w:ascii="Arial" w:hAnsi="Arial" w:eastAsia="Arial" w:cs="Arial"/>
-                <w:sz w:val="17"/>
-              </w:rPr>
-              <w:t>Rua</w:t>
-            </w:r>
-          </w:p>
-          <w:p>
-            <w:pPr>
-              <w:keepNext w:val="0"/>
-              <w:spacing w:before="0" w:after="0" w:line="240" w:lineRule="auto"/>
-              <w:jc w:val="center"/>
-            </w:pPr>
-            <w:r>
-              <w:rPr>
-                <w:rFonts w:ascii="Arial" w:hAnsi="Arial" w:eastAsia="Arial" w:cs="Arial"/>
-                <w:b/>
-                <w:sz w:val="21"/>
-              </w:rPr>
-            </w:r>
-          </w:p>
-        </w:tc>
-        <w:tc>
-          <w:tcPr>
-            <w:tcW w:w="1843" w:type="dxa"/>
-            <w:gridSpan w:val="3"/>
-            <w:tcBorders/>
-            <w:tcMar>
-              <w:top w:w="40" w:type="dxa"/>
-              <w:start w:w="50" w:type="dxa"/>
-              <w:bottom w:w="40" w:type="dxa"/>
-              <w:end w:w="50" w:type="dxa"/>
-            </w:tcMar>
-            <w:vAlign w:val="center"/>
-          </w:tcPr>
-          <w:p>
-            <w:pPr>
-              <w:keepNext w:val="0"/>
-              <w:spacing w:before="0" w:after="0" w:line="240" w:lineRule="auto"/>
-              <w:jc w:val="center"/>
-            </w:pPr>
-            <w:r>
-              <w:rPr>
-                <w:rFonts w:ascii="Arial" w:hAnsi="Arial" w:eastAsia="Arial" w:cs="Arial"/>
-                <w:sz w:val="17"/>
-              </w:rPr>
-              <w:t>Nº gaveta</w:t>
-            </w:r>
-          </w:p>
-          <w:p>
-            <w:pPr>
-              <w:keepNext w:val="0"/>
-              <w:spacing w:before="0" w:after="0" w:line="240" w:lineRule="auto"/>
-              <w:jc w:val="center"/>
-            </w:pPr>
-            <w:r>
-              <w:rPr>
-                <w:rFonts w:ascii="Arial" w:hAnsi="Arial" w:eastAsia="Arial" w:cs="Arial"/>
-                <w:b/>
-                <w:sz w:val="21"/>
-              </w:rPr>
-              <w:t>{gaveta}</w:t>
-            </w:r>
-          </w:p>
-        </w:tc>
-        <w:tc>
-          <w:tcPr>
-            <w:tcW w:w="3257" w:type="dxa"/>
-            <w:gridSpan w:val="3"/>
-            <w:tcBorders/>
-            <w:tcMar>
-              <w:top w:w="40" w:type="dxa"/>
-              <w:start w:w="50" w:type="dxa"/>
-              <w:bottom w:w="40" w:type="dxa"/>
-              <w:end w:w="50" w:type="dxa"/>
-            </w:tcMar>
-            <w:vAlign w:val="center"/>
-          </w:tcPr>
-          <w:p>
-            <w:pPr>
-              <w:spacing w:before="0" w:after="0" w:line="240" w:lineRule="auto"/>
-            </w:pPr>
-          </w:p>
-          <w:tbl>
-            <w:tblPr>
-              <w:tblW w:type="auto" w:w="0"/>
-              <w:tblLayout w:type="fixed"/>
-              <w:tblLook w:firstColumn="1" w:firstRow="1" w:lastColumn="0" w:lastRow="0" w:noHBand="0" w:noVBand="1" w:val="04A0"/>
-            </w:tblPr>
-            <w:tblGrid>
-              <w:gridCol w:w="1628"/>
-              <w:gridCol w:w="1628"/>
-            </w:tblGrid>
-            <w:tr>
-              <w:tc>
-                <w:tcPr>
-                  <w:tcW w:type="dxa" w:w="1628"/>
-                  <w:tcBorders>
-                    <w:top w:val="nil"/>
-                    <w:left w:val="nil"/>
-                    <w:bottom w:val="nil"/>
-                    <w:right w:val="nil"/>
-                    <w:insideH w:val="nil"/>
-                    <w:insideV w:val="nil"/>
-                  </w:tcBorders>
-                </w:tcPr>
-                <w:p>
-                  <w:pPr>
-                    <w:keepNext w:val="0"/>
-                    <w:spacing w:before="0" w:after="0" w:line="240" w:lineRule="auto"/>
-                    <w:jc w:val="left"/>
-                  </w:pPr>
-                  <w:r>
-                    <w:rPr>
-                      <w:rFonts w:ascii="Arial" w:hAnsi="Arial" w:eastAsia="Arial" w:cs="Arial"/>
-                      <w:b/>
-                      <w:i w:val="0"/>
-                      <w:sz w:val="17"/>
-                    </w:rPr>
-                    <w:t>Óbito</w:t>
-                  </w:r>
-                </w:p>
-              </w:tc>
-              <w:tc>
-                <w:tcPr>
-                  <w:tcW w:type="dxa" w:w="1628"/>
-                  <w:tcBorders>
-                    <w:top w:val="nil"/>
-                    <w:left w:val="nil"/>
-                    <w:bottom w:val="nil"/>
-                    <w:right w:val="nil"/>
-                    <w:insideH w:val="nil"/>
-                    <w:insideV w:val="nil"/>
-                  </w:tcBorders>
-                </w:tcPr>
-                <w:p>
-                  <w:pPr>
-                    <w:keepNext w:val="0"/>
-                    <w:spacing w:before="0" w:after="0" w:line="240" w:lineRule="auto"/>
-                    <w:jc w:val="left"/>
-                  </w:pPr>
-                  <w:r>
-                    <w:rPr>
-                      <w:rFonts w:ascii="Arial" w:hAnsi="Arial" w:eastAsia="Arial" w:cs="Arial"/>
-                      <w:b/>
-                      <w:i w:val="0"/>
-                      <w:sz w:val="17"/>
-                    </w:rPr>
-                    <w:t>Concessão</w:t>
-                  </w:r>
-                </w:p>
-              </w:tc>
-            </w:tr>
-            <w:tr>
-              <w:tc>
-                <w:tcPr>
-                  <w:tcW w:type="dxa" w:w="1628"/>
-                  <w:tcBorders>
-                    <w:top w:val="nil"/>
-                    <w:left w:val="nil"/>
-                    <w:bottom w:val="nil"/>
-                    <w:right w:val="nil"/>
-                    <w:insideH w:val="nil"/>
-                    <w:insideV w:val="nil"/>
-                  </w:tcBorders>
-                </w:tcPr>
-                <w:p>
-                  <w:pPr>
-                    <w:keepNext w:val="0"/>
-                    <w:spacing w:before="0" w:after="0" w:line="240" w:lineRule="auto"/>
-                    <w:jc w:val="left"/>
-                  </w:pPr>
-                  <w:r>
-                    <w:rPr>
-                      <w:rFonts w:ascii="Arial" w:hAnsi="Arial" w:eastAsia="Arial" w:cs="Arial"/>
-                      <w:b/>
-                      <w:i w:val="0"/>
-                      <w:sz w:val="17"/>
-                    </w:rPr>
-                    <w:t>L: {livroObito}</w:t>
-                  </w:r>
-                </w:p>
-              </w:tc>
-              <w:tc>
-                <w:tcPr>
-                  <w:tcW w:type="dxa" w:w="1628"/>
-                  <w:tcBorders>
-                    <w:top w:val="nil"/>
-                    <w:left w:val="nil"/>
-                    <w:bottom w:val="nil"/>
-                    <w:right w:val="nil"/>
-                    <w:insideH w:val="nil"/>
-                    <w:insideV w:val="nil"/>
-                  </w:tcBorders>
-                </w:tcPr>
-                <w:p>
-                  <w:pPr>
-                    <w:keepNext w:val="0"/>
-                    <w:spacing w:before="0" w:after="0" w:line="240" w:lineRule="auto"/>
-                    <w:jc w:val="left"/>
-                  </w:pPr>
-                  <w:r>
-                    <w:rPr>
-                      <w:rFonts w:ascii="Arial" w:hAnsi="Arial" w:eastAsia="Arial" w:cs="Arial"/>
-                      <w:b/>
-                      <w:i w:val="0"/>
-                      <w:sz w:val="17"/>
-                    </w:rPr>
-                    <w:t xml:space="preserve">L: </w:t>
-                  </w:r>
-                </w:p>
-              </w:tc>
-            </w:tr>
-            <w:tr>
-              <w:tc>
-                <w:tcPr>
-                  <w:tcW w:type="dxa" w:w="1628"/>
-                  <w:tcBorders>
-                    <w:top w:val="nil"/>
-                    <w:left w:val="nil"/>
-                    <w:bottom w:val="nil"/>
-                    <w:right w:val="nil"/>
-                    <w:insideH w:val="nil"/>
-                    <w:insideV w:val="nil"/>
-                  </w:tcBorders>
-                </w:tcPr>
-                <w:p>
-                  <w:pPr>
-                    <w:keepNext w:val="0"/>
-                    <w:spacing w:before="0" w:after="0" w:line="240" w:lineRule="auto"/>
-                    <w:jc w:val="left"/>
-                  </w:pPr>
-                  <w:r>
-                    <w:rPr>
-                      <w:rFonts w:ascii="Arial" w:hAnsi="Arial" w:eastAsia="Arial" w:cs="Arial"/>
-                      <w:b/>
-                      <w:i w:val="0"/>
-                      <w:sz w:val="17"/>
-                    </w:rPr>
-                    <w:t xml:space="preserve">F: </w:t>
-                  </w:r>
-                </w:p>
-              </w:tc>
-              <w:tc>
-                <w:tcPr>
-                  <w:tcW w:type="dxa" w:w="1628"/>
-                  <w:tcBorders>
-                    <w:top w:val="nil"/>
-                    <w:left w:val="nil"/>
-                    <w:bottom w:val="nil"/>
-                    <w:right w:val="nil"/>
-                    <w:insideH w:val="nil"/>
-                    <w:insideV w:val="nil"/>
-                  </w:tcBorders>
-                </w:tcPr>
-                <w:p>
-                  <w:pPr>
-                    <w:keepNext w:val="0"/>
-                    <w:spacing w:before="0" w:after="0" w:line="240" w:lineRule="auto"/>
-                    <w:jc w:val="left"/>
-                  </w:pPr>
-                  <w:r>
-                    <w:rPr>
-                      <w:rFonts w:ascii="Arial" w:hAnsi="Arial" w:eastAsia="Arial" w:cs="Arial"/>
-                      <w:b/>
-                      <w:i w:val="0"/>
-                      <w:sz w:val="17"/>
-                    </w:rPr>
-                    <w:t xml:space="preserve">F: </w:t>
-                  </w:r>
-                </w:p>
-              </w:tc>
-            </w:tr>
-          </w:tbl>
-          <w:p>
-            <w:pPr>
-              <w:spacing w:before="0" w:after="0" w:line="240" w:lineRule="auto"/>
-            </w:pPr>
-          </w:p>
-        </w:tc>
-      </w:tr>
-      <w:tr>
-        <w:trPr>
-          <w:trHeight w:val="215" w:hRule="atLeast"/>
-        </w:trPr>
-        <w:tc>
-          <w:tcPr>
-            <w:tcW w:w="9913" w:type="dxa"/>
-            <w:gridSpan w:val="10"/>
-            <w:tcBorders/>
-            <w:tcMar>
-              <w:top w:w="40" w:type="dxa"/>
-              <w:start w:w="50" w:type="dxa"/>
-              <w:bottom w:w="40" w:type="dxa"/>
-              <w:end w:w="50" w:type="dxa"/>
-            </w:tcMar>
-            <w:vAlign w:val="center"/>
-          </w:tcPr>
-          <w:p>
-            <w:pPr>
-              <w:pStyle w:val="Normal"/>
-              <w:keepNext w:val="0"/>
-              <w:widowControl/>
-              <w:suppressAutoHyphens w:val="true"/>
-              <w:spacing w:before="0" w:after="0" w:line="240" w:lineRule="auto"/>
-              <w:jc w:val="center"/>
-              <w:rPr>
-                <w:rFonts w:ascii="Arial" w:hAnsi="Arial" w:cs="Arial"/>
-                <w:b/>
-                <w:bCs/>
-              </w:rPr>
-            </w:pPr>
-            <w:r>
-              <w:rPr>
-                <w:rFonts w:ascii="Arial" w:hAnsi="Arial" w:eastAsia="Arial" w:cs="Arial"/>
-                <w:b/>
-                <w:sz w:val="18"/>
-              </w:rPr>
-              <w:t>RESPONSÁVEIS PELO SEPULTAMENTO:</w:t>
-            </w:r>
-          </w:p>
-        </w:tc>
-      </w:tr>
-      <w:tr>
-        <w:trPr>
-          <w:trHeight w:val="351" w:hRule="atLeast"/>
-        </w:trPr>
-        <w:tc>
-          <w:tcPr>
-            <w:tcW w:w="3120" w:type="dxa"/>
-            <w:gridSpan w:val="2"/>
-            <w:tcBorders/>
-            <w:tcMar>
-              <w:top w:w="40" w:type="dxa"/>
-              <w:start w:w="50" w:type="dxa"/>
-              <w:bottom w:w="40" w:type="dxa"/>
-              <w:end w:w="50" w:type="dxa"/>
-            </w:tcMar>
-            <w:vAlign w:val="center"/>
-          </w:tcPr>
-          <w:p>
-            <w:pPr>
-              <w:keepNext w:val="0"/>
-              <w:spacing w:before="0" w:after="0" w:line="240" w:lineRule="auto"/>
-              <w:jc w:val="center"/>
-            </w:pPr>
-            <w:r>
-              <w:rPr>
-                <w:rFonts w:ascii="Arial" w:hAnsi="Arial" w:eastAsia="Arial" w:cs="Arial"/>
-                <w:sz w:val="17"/>
-              </w:rPr>
-              <w:t>Resp. Sepultamento:</w:t>
-            </w:r>
-          </w:p>
-        </w:tc>
-        <w:tc>
-          <w:tcPr>
-            <w:tcW w:w="2120" w:type="dxa"/>
-            <w:gridSpan w:val="3"/>
-            <w:tcBorders/>
-            <w:tcMar>
-              <w:top w:w="40" w:type="dxa"/>
-              <w:start w:w="50" w:type="dxa"/>
-              <w:bottom w:w="40" w:type="dxa"/>
-              <w:end w:w="50" w:type="dxa"/>
-            </w:tcMar>
-            <w:vAlign w:val="center"/>
-          </w:tcPr>
-          <w:p>
-            <w:pPr>
-              <w:keepNext w:val="0"/>
-              <w:spacing w:before="0" w:after="0" w:line="240" w:lineRule="auto"/>
-              <w:jc w:val="center"/>
-            </w:pPr>
-            <w:r>
-              <w:rPr>
-                <w:rFonts w:ascii="Arial" w:hAnsi="Arial" w:eastAsia="Arial" w:cs="Arial"/>
-                <w:sz w:val="17"/>
-              </w:rPr>
-              <w:t>visto sepultador</w:t>
-            </w:r>
-          </w:p>
-        </w:tc>
-        <w:tc>
-          <w:tcPr>
-            <w:tcW w:w="2268" w:type="dxa"/>
-            <w:gridSpan w:val="4"/>
-            <w:tcBorders/>
-            <w:tcMar>
-              <w:top w:w="40" w:type="dxa"/>
-              <w:start w:w="50" w:type="dxa"/>
-              <w:bottom w:w="40" w:type="dxa"/>
-              <w:end w:w="50" w:type="dxa"/>
-            </w:tcMar>
-            <w:vAlign w:val="center"/>
-          </w:tcPr>
-          <w:p>
-            <w:pPr>
-              <w:keepNext w:val="0"/>
-              <w:spacing w:before="0" w:after="0" w:line="240" w:lineRule="auto"/>
-              <w:jc w:val="center"/>
-            </w:pPr>
-            <w:r>
-              <w:rPr>
-                <w:rFonts w:ascii="Arial" w:hAnsi="Arial" w:eastAsia="Arial" w:cs="Arial"/>
-                <w:sz w:val="17"/>
-              </w:rPr>
-              <w:t>visto sepultador</w:t>
-            </w:r>
-          </w:p>
-        </w:tc>
-        <w:tc>
-          <w:tcPr>
-            <w:tcW w:w="2405" w:type="dxa"/>
-            <w:tcBorders/>
-            <w:tcMar>
-              <w:top w:w="40" w:type="dxa"/>
-              <w:start w:w="50" w:type="dxa"/>
-              <w:bottom w:w="40" w:type="dxa"/>
-              <w:end w:w="50" w:type="dxa"/>
-            </w:tcMar>
-            <w:vAlign w:val="center"/>
-          </w:tcPr>
-          <w:p>
-            <w:pPr>
-              <w:keepNext w:val="0"/>
-              <w:spacing w:before="0" w:after="0" w:line="240" w:lineRule="auto"/>
-              <w:jc w:val="center"/>
-            </w:pPr>
-            <w:r>
-              <w:rPr>
-                <w:rFonts w:ascii="Arial" w:hAnsi="Arial" w:eastAsia="Arial" w:cs="Arial"/>
-                <w:sz w:val="17"/>
-              </w:rPr>
-              <w:t>visto sepultador</w:t>
-            </w:r>
-          </w:p>
-        </w:tc>
-      </w:tr>
-      <w:tr>
-        <w:trPr>
-          <w:trHeight w:val="215" w:hRule="atLeast"/>
-        </w:trPr>
-        <w:tc>
-          <w:tcPr>
-            <w:tcW w:w="9913" w:type="dxa"/>
-            <w:gridSpan w:val="10"/>
-            <w:tcBorders/>
-            <w:tcMar>
-              <w:top w:w="40" w:type="dxa"/>
-              <w:start w:w="50" w:type="dxa"/>
-              <w:bottom w:w="40" w:type="dxa"/>
-              <w:end w:w="50" w:type="dxa"/>
-            </w:tcMar>
-            <w:vAlign w:val="center"/>
-          </w:tcPr>
-          <w:p>
-            <w:pPr>
-              <w:pStyle w:val="Normal"/>
-              <w:keepNext w:val="0"/>
-              <w:widowControl/>
-              <w:suppressAutoHyphens w:val="true"/>
-              <w:spacing w:before="0" w:after="0" w:line="240" w:lineRule="auto"/>
-              <w:jc w:val="center"/>
-              <w:rPr>
-                <w:rFonts w:ascii="Arial" w:hAnsi="Arial" w:cs="Arial"/>
-              </w:rPr>
-            </w:pPr>
-            <w:r>
-              <w:rPr>
-                <w:rFonts w:ascii="Arial" w:hAnsi="Arial" w:eastAsia="Arial" w:cs="Arial"/>
-                <w:b/>
-                <w:sz w:val="18"/>
-              </w:rPr>
-              <w:t>ADMINISTRAÇÃO</w:t>
-            </w:r>
-          </w:p>
-        </w:tc>
-      </w:tr>
-      <w:tr>
-        <w:trPr>
-          <w:trHeight w:val="369" w:hRule="atLeast"/>
-        </w:trPr>
-        <w:tc>
-          <w:tcPr>
-            <w:tcW w:w="9913" w:type="dxa"/>
-            <w:gridSpan w:val="10"/>
-            <w:tcBorders/>
-            <w:tcMar>
-              <w:top w:w="40" w:type="dxa"/>
-              <w:start w:w="50" w:type="dxa"/>
-              <w:bottom w:w="40" w:type="dxa"/>
-              <w:end w:w="50" w:type="dxa"/>
-            </w:tcMar>
-            <w:vAlign w:val="center"/>
-          </w:tcPr>
-          <w:p>
-            <w:pPr>
-              <w:keepNext w:val="0"/>
-              <w:spacing w:before="0" w:after="0" w:line="240" w:lineRule="auto"/>
-              <w:jc w:val="center"/>
-            </w:pPr>
-            <w:r>
-              <w:rPr>
-                <w:rFonts w:ascii="Arial" w:hAnsi="Arial" w:eastAsia="Arial" w:cs="Arial"/>
-                <w:sz w:val="17"/>
-              </w:rPr>
-              <w:t xml:space="preserve">Assinatura da Administração: __________________________    Data: </w:t>
-            </w:r>
-            <w:r>
-              <w:rPr>
-                <w:rFonts w:ascii="Arial" w:hAnsi="Arial" w:eastAsia="Arial" w:cs="Arial"/>
-                <w:b/>
-                <w:sz w:val="17"/>
-              </w:rPr>
-              <w:t>{dataAtual}</w:t>
-            </w:r>
+              <w:rPr>
+                <w:rFonts w:ascii="Arial" w:hAnsi="Arial" w:cs="Arial"/>
+                <w:b/>
+                <w:bCs/>
+              </w:rPr>
+            </w:pPr>
+            <w:r>
+              <w:rPr>
+                <w:rFonts w:cs="Arial" w:ascii="Arial" w:hAnsi="Arial"/>
+                <w:b/>
+                <w:bCs/>
+              </w:rPr>
+            </w:r>
+            <w:bookmarkStart w:id="0" w:name="_Hlk184796207"/>
+            <w:bookmarkStart w:id="1" w:name="_Hlk184796207"/>
+            <w:bookmarkEnd w:id="1"/>
           </w:p>
         </w:tc>
       </w:tr>
@@ -2929,10 +4321,10 @@
       <w:jc w:val="start"/>
     </w:pPr>
     <w:rPr>
-      <w:rFonts w:ascii="Arial" w:hAnsi="Arial" w:eastAsia="Arial" w:cs="Times New Roman"/>
+      <w:rFonts w:ascii="Tahoma" w:hAnsi="Tahoma" w:eastAsia="Times New Roman" w:cs="Times New Roman"/>
       <w:color w:val="auto"/>
       <w:kern w:val="0"/>
-      <w:sz w:val="18"/>
+      <w:sz w:val="20"/>
       <w:szCs w:val="20"/>
       <w:lang w:val="pt-BR" w:eastAsia="pt-BR" w:bidi="ar-SA"/>
       <w14:ligatures w14:val="none"/>

--- a/public/templates/official/sepultamento/ordem-sepultamento.docx
+++ b/public/templates/official/sepultamento/ordem-sepultamento.docx
@@ -552,7 +552,7 @@
                 <w:rFonts w:cs="Arial" w:ascii="Arial" w:hAnsi="Arial"/>
                 <w:b/>
                 <w:bCs/>
-                <w:sz w:val="15"/>
+                <w:sz w:val="18"/>
                 <w:lang w:val="pt-BR" w:bidi="ar-SA"/>
               </w:rPr>
               <w:t xml:space="preserve">           </w:t>
@@ -562,7 +562,7 @@
                 <w:rFonts w:cs="Arial" w:ascii="Arial" w:hAnsi="Arial"/>
                 <w:b/>
                 <w:bCs/>
-                <w:sz w:val="15"/>
+                <w:sz w:val="18"/>
                 <w:lang w:val="pt-BR" w:bidi="ar-SA"/>
               </w:rPr>
               <w:t>{{inscrGS}}</w:t>
@@ -616,7 +616,7 @@
                 <w:rFonts w:cs="Arial" w:ascii="Arial" w:hAnsi="Arial"/>
                 <w:b/>
                 <w:bCs/>
-                <w:sz w:val="15"/>
+                <w:sz w:val="18"/>
                 <w:lang w:val="pt-BR" w:bidi="ar-SA"/>
               </w:rPr>
               <w:t xml:space="preserve">                  </w:t>
@@ -626,7 +626,7 @@
                 <w:rFonts w:cs="Arial" w:ascii="Arial" w:hAnsi="Arial"/>
                 <w:b/>
                 <w:bCs/>
-                <w:sz w:val="15"/>
+                <w:sz w:val="18"/>
                 <w:lang w:val="pt-BR" w:bidi="ar-SA"/>
               </w:rPr>
               <w:t>{{numDO}}</w:t>
@@ -740,7 +740,7 @@
                 <w:rFonts w:cs="Calibri" w:ascii="Calibri" w:hAnsi="Calibri"/>
                 <w:b/>
                 <w:bCs/>
-                <w:sz w:val="15"/>
+                <w:sz w:val="18"/>
                 <w:szCs w:val="28"/>
                 <w:lang w:val="pt-BR" w:bidi="ar-SA"/>
               </w:rPr>
@@ -829,7 +829,7 @@
                 <w:b/>
                 <w:bCs/>
                 <w:color w:val="FF0000"/>
-                <w:sz w:val="15"/>
+                <w:sz w:val="18"/>
                 <w:szCs w:val="22"/>
                 <w:lang w:val="pt-BR" w:bidi="ar-SA"/>
               </w:rPr>
@@ -897,7 +897,7 @@
                 <w:rFonts w:cs="Arial" w:ascii="Arial" w:hAnsi="Arial"/>
                 <w:b/>
                 <w:bCs/>
-                <w:sz w:val="15"/>
+                <w:sz w:val="18"/>
                 <w:lang w:val="pt-BR" w:bidi="ar-SA"/>
               </w:rPr>
               <w:t xml:space="preserve">                         </w:t>
@@ -907,7 +907,7 @@
                 <w:rFonts w:cs="Arial" w:ascii="Arial" w:hAnsi="Arial"/>
                 <w:b/>
                 <w:bCs/>
-                <w:sz w:val="15"/>
+                <w:sz w:val="18"/>
                 <w:lang w:val="pt-BR" w:bidi="ar-SA"/>
               </w:rPr>
               <w:t>{{horaSep}}</w:t>
@@ -1309,7 +1309,7 @@
             <w:r>
               <w:rPr>
                 <w:rFonts w:cs="Arial" w:ascii="Arial" w:hAnsi="Arial"/>
-                <w:sz w:val="15"/>
+                <w:sz w:val="18"/>
                 <w:lang w:val="pt-BR" w:bidi="ar-SA"/>
               </w:rPr>
               <w:t xml:space="preserve">Na qualidade de {{parent}} autorizo o sepultamento junto à administração do Cemitério Santana, nesta data. </w:t>
@@ -1995,7 +1995,7 @@
             <w:r>
               <w:rPr>
                 <w:rFonts w:cs="Arial" w:ascii="Arial" w:hAnsi="Arial"/>
-                <w:sz w:val="15"/>
+                <w:sz w:val="18"/>
                 <w:szCs w:val="18"/>
                 <w:lang w:val="pt-BR" w:bidi="ar-SA"/>
               </w:rPr>
@@ -2004,7 +2004,7 @@
             <w:r>
               <w:rPr>
                 <w:rFonts w:cs="Arial" w:ascii="Arial" w:hAnsi="Arial"/>
-                <w:sz w:val="15"/>
+                <w:sz w:val="18"/>
                 <w:szCs w:val="18"/>
                 <w:lang w:val="pt-BR" w:bidi="ar-SA"/>
               </w:rPr>
@@ -2117,7 +2117,7 @@
             <w:r>
               <w:rPr>
                 <w:rFonts w:cs="Arial" w:ascii="Arial" w:hAnsi="Arial"/>
-                <w:sz w:val="15"/>
+                <w:sz w:val="18"/>
                 <w:szCs w:val="18"/>
                 <w:lang w:val="pt-BR" w:bidi="ar-SA"/>
               </w:rPr>
@@ -2126,7 +2126,7 @@
             <w:r>
               <w:rPr>
                 <w:rFonts w:cs="Arial" w:ascii="Arial" w:hAnsi="Arial"/>
-                <w:sz w:val="15"/>
+                <w:sz w:val="18"/>
                 <w:szCs w:val="18"/>
                 <w:lang w:val="pt-BR" w:bidi="ar-SA"/>
               </w:rPr>
@@ -2511,32 +2511,10 @@
                 <w:rFonts w:ascii="Arial" w:hAnsi="Arial" w:cs="Arial"/>
                 <w:b/>
                 <w:bCs/>
-                <w:sz w:val="16"/>
-                <w:szCs w:val="16"/>
-              </w:rPr>
-            </w:pPr>
-            <w:r>
-              <w:rPr>
-                <w:rFonts w:cs="Arial" w:ascii="Arial" w:hAnsi="Arial"/>
-                <w:b/>
-                <w:bCs/>
                 <w:sz w:val="18"/>
                 <w:szCs w:val="18"/>
-                <w:lang w:val="pt-BR" w:bidi="ar-SA"/>
-              </w:rPr>
-              <w:t xml:space="preserve">L:  {{livroObito}} </w:t>
-            </w:r>
-            <w:r>
-              <w:rPr>
-                <w:rFonts w:cs="Arial" w:ascii="Arial" w:hAnsi="Arial"/>
-                <w:b/>
-                <w:bCs/>
-                <w:sz w:val="16"/>
-                <w:szCs w:val="16"/>
-                <w:lang w:val="pt-BR" w:bidi="ar-SA"/>
-              </w:rPr>
-              <w:t xml:space="preserve">                        </w:t>
-            </w:r>
+              </w:rPr>
+            </w:pPr>
             <w:r>
               <w:rPr>
                 <w:rFonts w:cs="Arial" w:ascii="Arial" w:hAnsi="Arial"/>
@@ -2546,22 +2524,8 @@
                 <w:szCs w:val="18"/>
                 <w:lang w:val="pt-BR" w:bidi="ar-SA"/>
               </w:rPr>
-              <w:t xml:space="preserve">L: </w:t>
-            </w:r>
-          </w:p>
-          <w:p>
-            <w:pPr>
-              <w:pStyle w:val="Normal"/>
-              <w:widowControl/>
-              <w:suppressAutoHyphens w:val="true"/>
-              <w:spacing w:before="0" w:after="0"/>
-              <w:jc w:val="start"/>
-              <w:rPr>
-                <w:rFonts w:ascii="Arial" w:hAnsi="Arial" w:cs="Arial"/>
-                <w:b/>
-                <w:bCs/>
-              </w:rPr>
-            </w:pPr>
+              <w:t xml:space="preserve">L:  {{livroObito}} </w:t>
+            </w:r>
             <w:r>
               <w:rPr>
                 <w:rFonts w:cs="Arial" w:ascii="Arial" w:hAnsi="Arial"/>
@@ -2571,6 +2535,42 @@
                 <w:szCs w:val="18"/>
                 <w:lang w:val="pt-BR" w:bidi="ar-SA"/>
               </w:rPr>
+              <w:t xml:space="preserve">                        </w:t>
+            </w:r>
+            <w:r>
+              <w:rPr>
+                <w:rFonts w:cs="Arial" w:ascii="Arial" w:hAnsi="Arial"/>
+                <w:b/>
+                <w:bCs/>
+                <w:sz w:val="18"/>
+                <w:szCs w:val="18"/>
+                <w:lang w:val="pt-BR" w:bidi="ar-SA"/>
+              </w:rPr>
+              <w:t xml:space="preserve">L: </w:t>
+            </w:r>
+          </w:p>
+          <w:p>
+            <w:pPr>
+              <w:pStyle w:val="Normal"/>
+              <w:widowControl/>
+              <w:suppressAutoHyphens w:val="true"/>
+              <w:spacing w:before="0" w:after="0"/>
+              <w:jc w:val="start"/>
+              <w:rPr>
+                <w:rFonts w:ascii="Arial" w:hAnsi="Arial" w:cs="Arial"/>
+                <w:b/>
+                <w:bCs/>
+              </w:rPr>
+            </w:pPr>
+            <w:r>
+              <w:rPr>
+                <w:rFonts w:cs="Arial" w:ascii="Arial" w:hAnsi="Arial"/>
+                <w:b/>
+                <w:bCs/>
+                <w:sz w:val="18"/>
+                <w:szCs w:val="18"/>
+                <w:lang w:val="pt-BR" w:bidi="ar-SA"/>
+              </w:rPr>
               <w:t>F:</w:t>
             </w:r>
             <w:r>
@@ -2578,8 +2578,8 @@
                 <w:rFonts w:cs="Arial" w:ascii="Arial" w:hAnsi="Arial"/>
                 <w:b/>
                 <w:bCs/>
-                <w:sz w:val="16"/>
-                <w:szCs w:val="16"/>
+                <w:sz w:val="18"/>
+                <w:szCs w:val="18"/>
                 <w:lang w:val="pt-BR" w:bidi="ar-SA"/>
               </w:rPr>
               <w:t xml:space="preserve">                                </w:t>
@@ -2669,15 +2669,15 @@
               <w:jc w:val="center"/>
               <w:rPr>
                 <w:rFonts w:ascii="Arial" w:hAnsi="Arial" w:cs="Arial"/>
-                <w:sz w:val="2"/>
-                <w:szCs w:val="2"/>
-              </w:rPr>
-            </w:pPr>
-            <w:r>
-              <w:rPr>
-                <w:rFonts w:cs="Arial" w:ascii="Arial" w:hAnsi="Arial"/>
-                <w:sz w:val="2"/>
-                <w:szCs w:val="2"/>
+                <w:sz w:val="18"/>
+                <w:szCs w:val="18"/>
+              </w:rPr>
+            </w:pPr>
+            <w:r>
+              <w:rPr>
+                <w:rFonts w:cs="Arial" w:ascii="Arial" w:hAnsi="Arial"/>
+                <w:sz w:val="18"/>
+                <w:szCs w:val="18"/>
               </w:rPr>
             </w:r>
           </w:p>
@@ -2759,15 +2759,15 @@
               <w:jc w:val="center"/>
               <w:rPr>
                 <w:rFonts w:ascii="Arial" w:hAnsi="Arial" w:cs="Arial"/>
-                <w:sz w:val="2"/>
-                <w:szCs w:val="2"/>
-              </w:rPr>
-            </w:pPr>
-            <w:r>
-              <w:rPr>
-                <w:rFonts w:cs="Arial" w:ascii="Arial" w:hAnsi="Arial"/>
-                <w:sz w:val="2"/>
-                <w:szCs w:val="2"/>
+                <w:sz w:val="18"/>
+                <w:szCs w:val="18"/>
+              </w:rPr>
+            </w:pPr>
+            <w:r>
+              <w:rPr>
+                <w:rFonts w:cs="Arial" w:ascii="Arial" w:hAnsi="Arial"/>
+                <w:sz w:val="18"/>
+                <w:szCs w:val="18"/>
               </w:rPr>
             </w:r>
           </w:p>

--- a/public/templates/official/sepultamento/ordem-sepultamento.docx
+++ b/public/templates/official/sepultamento/ordem-sepultamento.docx
@@ -562,7 +562,6 @@
                 <w:rFonts w:cs="Arial" w:ascii="Arial" w:hAnsi="Arial"/>
                 <w:b/>
                 <w:bCs/>
-                <w:sz w:val="18"/>
                 <w:lang w:val="pt-BR" w:bidi="ar-SA"/>
               </w:rPr>
               <w:t>{{inscrGS}}</w:t>
@@ -626,7 +625,6 @@
                 <w:rFonts w:cs="Arial" w:ascii="Arial" w:hAnsi="Arial"/>
                 <w:b/>
                 <w:bCs/>
-                <w:sz w:val="18"/>
                 <w:lang w:val="pt-BR" w:bidi="ar-SA"/>
               </w:rPr>
               <w:t>{{numDO}}</w:t>
@@ -740,8 +738,6 @@
                 <w:rFonts w:cs="Calibri" w:ascii="Calibri" w:hAnsi="Calibri"/>
                 <w:b/>
                 <w:bCs/>
-                <w:sz w:val="18"/>
-                <w:szCs w:val="28"/>
                 <w:lang w:val="pt-BR" w:bidi="ar-SA"/>
               </w:rPr>
               <w:t>{{nomeFal}}</w:t>
@@ -828,9 +824,6 @@
                 <w:rFonts w:cs="Arial" w:ascii="Arial" w:hAnsi="Arial"/>
                 <w:b/>
                 <w:bCs/>
-                <w:color w:val="FF0000"/>
-                <w:sz w:val="18"/>
-                <w:szCs w:val="22"/>
                 <w:lang w:val="pt-BR" w:bidi="ar-SA"/>
               </w:rPr>
               <w:t>{{dataSep}}</w:t>
@@ -907,7 +900,6 @@
                 <w:rFonts w:cs="Arial" w:ascii="Arial" w:hAnsi="Arial"/>
                 <w:b/>
                 <w:bCs/>
-                <w:sz w:val="18"/>
                 <w:lang w:val="pt-BR" w:bidi="ar-SA"/>
               </w:rPr>
               <w:t>{{horaSep}}</w:t>
@@ -1309,7 +1301,6 @@
             <w:r>
               <w:rPr>
                 <w:rFonts w:cs="Arial" w:ascii="Arial" w:hAnsi="Arial"/>
-                <w:sz w:val="18"/>
                 <w:lang w:val="pt-BR" w:bidi="ar-SA"/>
               </w:rPr>
               <w:t xml:space="preserve">Na qualidade de {{parent}} autorizo o sepultamento junto à administração do Cemitério Santana, nesta data. </w:t>
@@ -1424,8 +1415,6 @@
             <w:r>
               <w:rPr>
                 <w:rFonts w:cs="Arial" w:ascii="Arial" w:hAnsi="Arial"/>
-                <w:sz w:val="18"/>
-                <w:szCs w:val="18"/>
                 <w:lang w:val="pt-BR" w:bidi="ar-SA"/>
               </w:rPr>
               <w:t>São Paulo, {{dataExt}}.</w:t>
@@ -2004,8 +1993,6 @@
             <w:r>
               <w:rPr>
                 <w:rFonts w:cs="Arial" w:ascii="Arial" w:hAnsi="Arial"/>
-                <w:sz w:val="18"/>
-                <w:szCs w:val="18"/>
                 <w:lang w:val="pt-BR" w:bidi="ar-SA"/>
               </w:rPr>
               <w:t>Obs _______________________________    Nota de Contratação número: {{nota}}</w:t>
@@ -2126,8 +2113,6 @@
             <w:r>
               <w:rPr>
                 <w:rFonts w:cs="Arial" w:ascii="Arial" w:hAnsi="Arial"/>
-                <w:sz w:val="18"/>
-                <w:szCs w:val="18"/>
                 <w:lang w:val="pt-BR" w:bidi="ar-SA"/>
               </w:rPr>
               <w:t>COVID/Lacrado:        sim         não                 Empresa / Bloco / Agência: {{funeraria}}</w:t>
@@ -2384,8 +2369,6 @@
                 <w:rFonts w:cs="Arial" w:ascii="Arial" w:hAnsi="Arial"/>
                 <w:b/>
                 <w:bCs/>
-                <w:sz w:val="22"/>
-                <w:szCs w:val="22"/>
                 <w:lang w:val="pt-BR" w:bidi="ar-SA"/>
               </w:rPr>
               <w:t xml:space="preserve">      {{quadraRua}}</w:t>
@@ -2520,8 +2503,6 @@
                 <w:rFonts w:cs="Arial" w:ascii="Arial" w:hAnsi="Arial"/>
                 <w:b/>
                 <w:bCs/>
-                <w:sz w:val="18"/>
-                <w:szCs w:val="18"/>
                 <w:lang w:val="pt-BR" w:bidi="ar-SA"/>
               </w:rPr>
               <w:t xml:space="preserve">L:  {{livroObito}} </w:t>

--- a/public/templates/official/sepultamento/ordem-sepultamento.docx
+++ b/public/templates/official/sepultamento/ordem-sepultamento.docx
@@ -1302,120 +1302,124 @@
               <w:rPr>
                 <w:rFonts w:cs="Arial" w:ascii="Arial" w:hAnsi="Arial"/>
                 <w:lang w:val="pt-BR" w:bidi="ar-SA"/>
-              </w:rPr>
-              <w:t xml:space="preserve">Na qualidade de {{parent}} autorizo o sepultamento junto à administração do Cemitério Santana, nesta data. </w:t>
-            </w:r>
-          </w:p>
-          <w:p>
-            <w:pPr>
-              <w:pStyle w:val="Normal"/>
-              <w:widowControl/>
-              <w:suppressAutoHyphens w:val="true"/>
-              <w:spacing w:before="0" w:after="0"/>
-              <w:jc w:val="both"/>
-              <w:rPr>
-                <w:rFonts w:ascii="Arial" w:hAnsi="Arial" w:cs="Arial"/>
-              </w:rPr>
-            </w:pPr>
-            <w:r>
-              <w:rPr>
-                <w:rFonts w:cs="Arial" w:ascii="Arial" w:hAnsi="Arial"/>
-              </w:rPr>
-            </w:r>
-          </w:p>
-          <w:p>
-            <w:pPr>
-              <w:pStyle w:val="Normal"/>
-              <w:widowControl/>
-              <w:suppressAutoHyphens w:val="true"/>
-              <w:spacing w:before="0" w:after="0"/>
-              <w:jc w:val="start"/>
-              <w:rPr>
-                <w:rFonts w:ascii="Arial" w:hAnsi="Arial" w:cs="Arial"/>
                 <w:sz w:val="18"/>
                 <w:szCs w:val="18"/>
               </w:rPr>
-            </w:pPr>
-            <w:r>
-              <w:rPr>
-                <w:rFonts w:cs="Arial" w:ascii="Arial" w:hAnsi="Arial"/>
+              <w:t xml:space="preserve">Na qualidade de {{parent}} autorizo o sepultamento junto à administração do Cemitério Santana, nesta data. </w:t>
+            </w:r>
+          </w:p>
+          <w:p>
+            <w:pPr>
+              <w:pStyle w:val="Normal"/>
+              <w:widowControl/>
+              <w:suppressAutoHyphens w:val="true"/>
+              <w:spacing w:before="0" w:after="0"/>
+              <w:jc w:val="both"/>
+              <w:rPr>
+                <w:rFonts w:ascii="Arial" w:hAnsi="Arial" w:cs="Arial"/>
+              </w:rPr>
+            </w:pPr>
+            <w:r>
+              <w:rPr>
+                <w:rFonts w:cs="Arial" w:ascii="Arial" w:hAnsi="Arial"/>
+              </w:rPr>
+            </w:r>
+          </w:p>
+          <w:p>
+            <w:pPr>
+              <w:pStyle w:val="Normal"/>
+              <w:widowControl/>
+              <w:suppressAutoHyphens w:val="true"/>
+              <w:spacing w:before="0" w:after="0"/>
+              <w:jc w:val="start"/>
+              <w:rPr>
+                <w:rFonts w:ascii="Arial" w:hAnsi="Arial" w:cs="Arial"/>
                 <w:sz w:val="18"/>
                 <w:szCs w:val="18"/>
-                <w:lang w:val="pt-BR" w:bidi="ar-SA"/>
-              </w:rPr>
-              <w:t xml:space="preserve">Assinatura do responsável pela autorização: </w:t>
-            </w:r>
-            <w:r>
-              <w:rPr>
-                <w:rFonts w:cs="Arial" w:ascii="Arial" w:hAnsi="Arial"/>
-                <w:b/>
-                <w:bCs/>
+              </w:rPr>
+            </w:pPr>
+            <w:r>
+              <w:rPr>
+                <w:rFonts w:cs="Arial" w:ascii="Arial" w:hAnsi="Arial"/>
                 <w:sz w:val="18"/>
                 <w:szCs w:val="18"/>
                 <w:lang w:val="pt-BR" w:bidi="ar-SA"/>
               </w:rPr>
-              <w:t>___________________________________________________________</w:t>
-            </w:r>
-          </w:p>
-          <w:p>
-            <w:pPr>
-              <w:pStyle w:val="Normal"/>
-              <w:widowControl/>
-              <w:suppressAutoHyphens w:val="true"/>
-              <w:spacing w:before="0" w:after="0"/>
-              <w:jc w:val="start"/>
-              <w:rPr>
-                <w:rFonts w:ascii="Arial" w:hAnsi="Arial" w:cs="Arial"/>
+              <w:t xml:space="preserve">Assinatura do responsável pela autorização: </w:t>
+            </w:r>
+            <w:r>
+              <w:rPr>
+                <w:rFonts w:cs="Arial" w:ascii="Arial" w:hAnsi="Arial"/>
+                <w:b/>
+                <w:bCs/>
                 <w:sz w:val="18"/>
                 <w:szCs w:val="18"/>
-              </w:rPr>
-            </w:pPr>
-            <w:r>
-              <w:rPr>
-                <w:rFonts w:cs="Arial" w:ascii="Arial" w:hAnsi="Arial"/>
+                <w:lang w:val="pt-BR" w:bidi="ar-SA"/>
+              </w:rPr>
+              <w:t>___________________________________________________________</w:t>
+            </w:r>
+          </w:p>
+          <w:p>
+            <w:pPr>
+              <w:pStyle w:val="Normal"/>
+              <w:widowControl/>
+              <w:suppressAutoHyphens w:val="true"/>
+              <w:spacing w:before="0" w:after="0"/>
+              <w:jc w:val="start"/>
+              <w:rPr>
+                <w:rFonts w:ascii="Arial" w:hAnsi="Arial" w:cs="Arial"/>
                 <w:sz w:val="18"/>
                 <w:szCs w:val="18"/>
               </w:rPr>
-            </w:r>
-          </w:p>
-          <w:p>
-            <w:pPr>
-              <w:pStyle w:val="Normal"/>
-              <w:widowControl/>
-              <w:suppressAutoHyphens w:val="true"/>
-              <w:spacing w:before="0" w:after="0"/>
-              <w:jc w:val="center"/>
-              <w:rPr>
-                <w:rFonts w:ascii="Arial" w:hAnsi="Arial" w:cs="Arial"/>
+            </w:pPr>
+            <w:r>
+              <w:rPr>
+                <w:rFonts w:cs="Arial" w:ascii="Arial" w:hAnsi="Arial"/>
                 <w:sz w:val="18"/>
                 <w:szCs w:val="18"/>
               </w:rPr>
-            </w:pPr>
-            <w:r>
-              <w:rPr>
-                <w:rFonts w:cs="Arial" w:ascii="Arial" w:hAnsi="Arial"/>
+            </w:r>
+          </w:p>
+          <w:p>
+            <w:pPr>
+              <w:pStyle w:val="Normal"/>
+              <w:widowControl/>
+              <w:suppressAutoHyphens w:val="true"/>
+              <w:spacing w:before="0" w:after="0"/>
+              <w:jc w:val="center"/>
+              <w:rPr>
+                <w:rFonts w:ascii="Arial" w:hAnsi="Arial" w:cs="Arial"/>
                 <w:sz w:val="18"/>
                 <w:szCs w:val="18"/>
               </w:rPr>
-            </w:r>
-          </w:p>
-          <w:p>
-            <w:pPr>
-              <w:pStyle w:val="Normal"/>
-              <w:widowControl/>
-              <w:suppressAutoHyphens w:val="true"/>
-              <w:spacing w:before="0" w:after="0"/>
-              <w:jc w:val="center"/>
-              <w:rPr>
-                <w:rFonts w:ascii="Arial" w:hAnsi="Arial" w:cs="Arial"/>
+            </w:pPr>
+            <w:r>
+              <w:rPr>
+                <w:rFonts w:cs="Arial" w:ascii="Arial" w:hAnsi="Arial"/>
                 <w:sz w:val="18"/>
                 <w:szCs w:val="18"/>
               </w:rPr>
-            </w:pPr>
-            <w:r>
-              <w:rPr>
-                <w:rFonts w:cs="Arial" w:ascii="Arial" w:hAnsi="Arial"/>
-                <w:lang w:val="pt-BR" w:bidi="ar-SA"/>
+            </w:r>
+          </w:p>
+          <w:p>
+            <w:pPr>
+              <w:pStyle w:val="Normal"/>
+              <w:widowControl/>
+              <w:suppressAutoHyphens w:val="true"/>
+              <w:spacing w:before="0" w:after="0"/>
+              <w:jc w:val="center"/>
+              <w:rPr>
+                <w:rFonts w:ascii="Arial" w:hAnsi="Arial" w:cs="Arial"/>
+                <w:sz w:val="18"/>
+                <w:szCs w:val="18"/>
+              </w:rPr>
+            </w:pPr>
+            <w:r>
+              <w:rPr>
+                <w:rFonts w:cs="Arial" w:ascii="Arial" w:hAnsi="Arial"/>
+                <w:lang w:val="pt-BR" w:bidi="ar-SA"/>
+                <w:sz w:val="18"/>
+                <w:szCs w:val="18"/>
               </w:rPr>
               <w:t>São Paulo, {{dataExt}}.</w:t>
             </w:r>
@@ -1994,6 +1998,8 @@
               <w:rPr>
                 <w:rFonts w:cs="Arial" w:ascii="Arial" w:hAnsi="Arial"/>
                 <w:lang w:val="pt-BR" w:bidi="ar-SA"/>
+                <w:sz w:val="18"/>
+                <w:szCs w:val="18"/>
               </w:rPr>
               <w:t>Obs _______________________________    Nota de Contratação número: {{nota}}</w:t>
             </w:r>
@@ -2114,6 +2120,8 @@
               <w:rPr>
                 <w:rFonts w:cs="Arial" w:ascii="Arial" w:hAnsi="Arial"/>
                 <w:lang w:val="pt-BR" w:bidi="ar-SA"/>
+                <w:sz w:val="18"/>
+                <w:szCs w:val="18"/>
               </w:rPr>
               <w:t>COVID/Lacrado:        sim         não                 Empresa / Bloco / Agência: {{funeraria}}</w:t>
             </w:r>
@@ -2504,6 +2512,8 @@
                 <w:b/>
                 <w:bCs/>
                 <w:lang w:val="pt-BR" w:bidi="ar-SA"/>
+                <w:sz w:val="18"/>
+                <w:szCs w:val="18"/>
               </w:rPr>
               <w:t xml:space="preserve">L:  {{livroObito}} </w:t>
             </w:r>

--- a/public/templates/official/sepultamento/ordem-sepultamento.docx
+++ b/public/templates/official/sepultamento/ordem-sepultamento.docx
@@ -2123,7 +2123,7 @@
                 <w:sz w:val="18"/>
                 <w:szCs w:val="18"/>
               </w:rPr>
-              <w:t>COVID/Lacrado:        sim         não                 Empresa / Bloco / Agência: {{funeraria}}</w:t>
+              <w:t>COVID/Lacrado:   ☐ sim    ☐ não       Empresa / Bloco / Agência: {{funeraria}}</w:t>
             </w:r>
           </w:p>
         </w:tc>

--- a/public/templates/official/sepultamento/ordem-sepultamento.docx
+++ b/public/templates/official/sepultamento/ordem-sepultamento.docx
@@ -2123,7 +2123,7 @@
                 <w:sz w:val="18"/>
                 <w:szCs w:val="18"/>
               </w:rPr>
-              <w:t>COVID/Lacrado:   ☐ sim    ☐ não       Empresa / Bloco / Agência: {{funeraria}}</w:t>
+              <w:t>COVID/Lacrado:   [   ] sim    [   ] não       Empresa / Bloco / Agência: {{funeraria}}</w:t>
             </w:r>
           </w:p>
         </w:tc>
